--- a/docx/09-kudo-cards/09-kudo-cards.docx
+++ b/docx/09-kudo-cards/09-kudo-cards.docx
@@ -785,7 +785,7 @@
     </w:p>
     <w:bookmarkEnd w:id="18"/>
     <w:bookmarkEnd w:id="19"/>
-    <w:bookmarkStart w:id="36" w:name="qué-son-y-las-6-reglas-de-oro"/>
+    <w:bookmarkStart w:id="38" w:name="qué-son-y-las-6-reglas-de-oro"/>
     <w:p>
       <w:pPr>
         <w:pStyle w:val="Heading1"/>
@@ -915,13 +915,13 @@
       </w:r>
     </w:p>
     <w:bookmarkEnd w:id="20"/>
-    <w:bookmarkStart w:id="21" w:name="un-token-de-agradecimiento"/>
+    <w:bookmarkStart w:id="21" w:name="qué-es-un-kudo-y-de-dónde-sale"/>
     <w:p>
       <w:pPr>
         <w:pStyle w:val="Heading2"/>
       </w:pPr>
       <w:r>
-        <w:t xml:space="preserve">🎁 Un token de agradecimiento</w:t>
+        <w:t xml:space="preserve">💡 ¿Qué es un kudo (y de dónde sale)?</w:t>
       </w:r>
     </w:p>
     <w:p>
@@ -945,7 +945,7 @@
         <w:t xml:space="preserve"> </w:t>
       </w:r>
       <w:r>
-        <w:t xml:space="preserve">(la tercera forma de gestionar equipos: la que pone a las personas en el centro). En las empresas, un</w:t>
+        <w:t xml:space="preserve">— la tercera forma de gestionar equipos, la que pone a las personas en el centro. En las empresas, un</w:t>
       </w:r>
       <w:r>
         <w:t xml:space="preserve"> </w:t>
@@ -961,7 +961,36 @@
         <w:t xml:space="preserve"> </w:t>
       </w:r>
       <w:r>
-        <w:t xml:space="preserve">es una expresión pública de agradecimiento por un trabajo, un comportamiento o una ayuda concreta. Sin rangos: cualquiera reconoce a cualquiera (hasta de abajo hacia arriba).</w:t>
+        <w:t xml:space="preserve">es una expresión</w:t>
+      </w:r>
+      <w:r>
+        <w:t xml:space="preserve"> </w:t>
+      </w:r>
+      <w:r>
+        <w:rPr>
+          <w:b/>
+          <w:bCs/>
+        </w:rPr>
+        <w:t xml:space="preserve">pública</w:t>
+      </w:r>
+      <w:r>
+        <w:t xml:space="preserve"> </w:t>
+      </w:r>
+      <w:r>
+        <w:t xml:space="preserve">de agradecimiento por un trabajo, un comportamiento o una ayuda concreta. Sin rangos: cualquiera reconoce a cualquiera,</w:t>
+      </w:r>
+      <w:r>
+        <w:t xml:space="preserve"> </w:t>
+      </w:r>
+      <w:r>
+        <w:rPr>
+          <w:b/>
+          <w:bCs/>
+        </w:rPr>
+        <w:t xml:space="preserve">incluso de abajo hacia arriba</w:t>
+      </w:r>
+      <w:r>
+        <w:t xml:space="preserve">.</w:t>
       </w:r>
     </w:p>
     <w:p>
@@ -1047,6 +1076,93 @@
       </w:r>
     </w:p>
     <w:p>
+      <w:pPr>
+        <w:pStyle w:val="BlockText"/>
+      </w:pPr>
+      <w:r>
+        <w:t xml:space="preserve">📌</w:t>
+      </w:r>
+      <w:r>
+        <w:t xml:space="preserve"> </w:t>
+      </w:r>
+      <w:r>
+        <w:rPr>
+          <w:b/>
+          <w:bCs/>
+        </w:rPr>
+        <w:t xml:space="preserve">En una frase:</w:t>
+      </w:r>
+      <w:r>
+        <w:t xml:space="preserve"> </w:t>
+      </w:r>
+      <w:r>
+        <w:t xml:space="preserve">un kudo es un</w:t>
+      </w:r>
+      <w:r>
+        <w:t xml:space="preserve"> </w:t>
+      </w:r>
+      <w:r>
+        <w:t xml:space="preserve">“gracias”</w:t>
+      </w:r>
+      <w:r>
+        <w:t xml:space="preserve"> </w:t>
+      </w:r>
+      <w:r>
+        <w:rPr>
+          <w:b/>
+          <w:bCs/>
+        </w:rPr>
+        <w:t xml:space="preserve">escrito, concreto y con público</w:t>
+      </w:r>
+      <w:r>
+        <w:t xml:space="preserve">. El papel es solo el soporte; lo que cuenta es lo que pone.</w:t>
+      </w:r>
+    </w:p>
+    <w:p>
+      <w:pPr>
+        <w:pStyle w:val="FirstParagraph"/>
+      </w:pPr>
+      <w:r>
+        <w:rPr>
+          <w:b/>
+          <w:bCs/>
+        </w:rPr>
+        <w:t xml:space="preserve">Ejemplo de vida real:</w:t>
+      </w:r>
+      <w:r>
+        <w:t xml:space="preserve"> </w:t>
+      </w:r>
+      <w:r>
+        <w:t xml:space="preserve">en el grupo de WhatsApp de un curso de FP, alguien escribió</w:t>
+      </w:r>
+      <w:r>
+        <w:t xml:space="preserve"> </w:t>
+      </w:r>
+      <w:r>
+        <w:rPr>
+          <w:i/>
+          <w:iCs/>
+        </w:rPr>
+        <w:t xml:space="preserve">“gracias a Marta por pasarme los apuntes del tema 4, me salvaron el examen”</w:t>
+      </w:r>
+      <w:r>
+        <w:t xml:space="preserve">. Fue un kudo</w:t>
+      </w:r>
+      <w:r>
+        <w:t xml:space="preserve"> </w:t>
+      </w:r>
+      <w:r>
+        <w:rPr>
+          <w:b/>
+          <w:bCs/>
+        </w:rPr>
+        <w:t xml:space="preserve">sin tarjeta</w:t>
+      </w:r>
+      <w:r>
+        <w:t xml:space="preserve">. Ahora imagina eso, escrito en un papelito, colgado en el mural de la clase toda la semana. Eso es una Kudo Card.</w:t>
+      </w:r>
+    </w:p>
+    <w:p>
       <w:r>
         <w:pict>
           <v:rect style="width:0;height:1.5pt" o:hralign="center" o:hrstd="t" o:hr="t"/>
@@ -1054,13 +1170,13 @@
       </w:r>
     </w:p>
     <w:bookmarkEnd w:id="21"/>
-    <w:bookmarkStart w:id="22" w:name="por-qué-funciona-motivación-intrínseca"/>
+    <w:bookmarkStart w:id="22" w:name="X09afbf753141d1c77d65d38a5012f377c55831b"/>
     <w:p>
       <w:pPr>
         <w:pStyle w:val="Heading2"/>
       </w:pPr>
       <w:r>
-        <w:t xml:space="preserve">🧠 Por qué funciona (motivación intrínseca)</w:t>
+        <w:t xml:space="preserve">🧠 Por qué funciona: la motivación intrínseca</w:t>
       </w:r>
     </w:p>
     <w:p>
@@ -1068,7 +1184,7 @@
         <w:pStyle w:val="FirstParagraph"/>
       </w:pPr>
       <w:r>
-        <w:t xml:space="preserve">Hay dos motivaciones:</w:t>
+        <w:t xml:space="preserve">Hay dos motor es de motivación — y la diferencia lo cambia todo:</w:t>
       </w:r>
     </w:p>
     <w:tbl>
@@ -1129,6 +1245,12 @@
               <w:pStyle w:val="Compact"/>
             </w:pPr>
             <w:r>
+              <w:t xml:space="preserve">🔗</w:t>
+            </w:r>
+            <w:r>
+              <w:t xml:space="preserve"> </w:t>
+            </w:r>
+            <w:r>
               <w:rPr>
                 <w:b/>
                 <w:bCs/>
@@ -1168,6 +1290,12 @@
               <w:pStyle w:val="Compact"/>
             </w:pPr>
             <w:r>
+              <w:t xml:space="preserve">🔥</w:t>
+            </w:r>
+            <w:r>
+              <w:t xml:space="preserve"> </w:t>
+            </w:r>
+            <w:r>
               <w:rPr>
                 <w:b/>
                 <w:bCs/>
@@ -1288,7 +1416,7 @@
         <w:t xml:space="preserve">“quién ha hecho algo bien”</w:t>
       </w:r>
       <w:r>
-        <w:t xml:space="preserve">. La misma energía del grupo, dirigida al revés.</w:t>
+        <w:t xml:space="preserve">. La misma energía del grupo, dirigida al revés. 🔄</w:t>
       </w:r>
     </w:p>
     <w:p>
@@ -1313,6 +1441,84 @@
       </w:r>
       <w:r>
         <w:t xml:space="preserve">“En la tienda, el que sabe que su jefa le nota, llega antes y se queja menos. En el aula es idéntico, solo que gratis.”</w:t>
+      </w:r>
+    </w:p>
+    <w:p>
+      <w:pPr>
+        <w:pStyle w:val="FirstParagraph"/>
+      </w:pPr>
+      <w:r>
+        <w:t xml:space="preserve">😬</w:t>
+      </w:r>
+      <w:r>
+        <w:t xml:space="preserve"> </w:t>
+      </w:r>
+      <w:r>
+        <w:rPr>
+          <w:b/>
+          <w:bCs/>
+        </w:rPr>
+        <w:t xml:space="preserve">Fail de DANI:</w:t>
+      </w:r>
+      <w:r>
+        <w:t xml:space="preserve"> </w:t>
+      </w:r>
+      <w:r>
+        <w:t xml:space="preserve">DANI probó a</w:t>
+      </w:r>
+      <w:r>
+        <w:t xml:space="preserve"> </w:t>
+      </w:r>
+      <w:r>
+        <w:t xml:space="preserve">“motivar”</w:t>
+      </w:r>
+      <w:r>
+        <w:t xml:space="preserve"> </w:t>
+      </w:r>
+      <w:r>
+        <w:t xml:space="preserve">al equipo diciendo cada mañana</w:t>
+      </w:r>
+      <w:r>
+        <w:t xml:space="preserve"> </w:t>
+      </w:r>
+      <w:r>
+        <w:rPr>
+          <w:i/>
+          <w:iCs/>
+        </w:rPr>
+        <w:t xml:space="preserve">“¡hoy a darlo todo!”</w:t>
+      </w:r>
+      <w:r>
+        <w:t xml:space="preserve">. Al tercer día nadie le hacía caso. ROSA lo cambió por un post-it en la caja:</w:t>
+      </w:r>
+      <w:r>
+        <w:t xml:space="preserve"> </w:t>
+      </w:r>
+      <w:r>
+        <w:rPr>
+          <w:i/>
+          <w:iCs/>
+        </w:rPr>
+        <w:t xml:space="preserve">“Gracias por atender al cliente enfadado sin perderte el piso, aguantaste como un campeón”</w:t>
+      </w:r>
+      <w:r>
+        <w:t xml:space="preserve">.</w:t>
+      </w:r>
+      <w:r>
+        <w:t xml:space="preserve"> </w:t>
+      </w:r>
+      <w:r>
+        <w:rPr>
+          <w:b/>
+          <w:bCs/>
+        </w:rPr>
+        <w:t xml:space="preserve">DANI llegó antes al cuarto día.</w:t>
+      </w:r>
+      <w:r>
+        <w:t xml:space="preserve"> </w:t>
+      </w:r>
+      <w:r>
+        <w:t xml:space="preserve">El discurso no cambia a nadie; el kudo concreto sí.</w:t>
       </w:r>
     </w:p>
     <w:p>
@@ -1349,6 +1555,12 @@
         </w:numPr>
       </w:pPr>
       <w:r>
+        <w:t xml:space="preserve">🚫</w:t>
+      </w:r>
+      <w:r>
+        <w:t xml:space="preserve"> </w:t>
+      </w:r>
+      <w:r>
         <w:rPr>
           <w:b/>
           <w:bCs/>
@@ -1379,6 +1591,12 @@
           <w:numId w:val="1003"/>
         </w:numPr>
       </w:pPr>
+      <w:r>
+        <w:t xml:space="preserve">🚫</w:t>
+      </w:r>
+      <w:r>
+        <w:t xml:space="preserve"> </w:t>
+      </w:r>
       <w:r>
         <w:rPr>
           <w:b/>
@@ -1438,6 +1656,12 @@
         </w:numPr>
       </w:pPr>
       <w:r>
+        <w:t xml:space="preserve">🎁</w:t>
+      </w:r>
+      <w:r>
+        <w:t xml:space="preserve"> </w:t>
+      </w:r>
+      <w:r>
         <w:rPr>
           <w:b/>
           <w:bCs/>
@@ -1468,13 +1692,34 @@
         <w:t xml:space="preserve">🥇 Las 6 reglas de oro</w:t>
       </w:r>
     </w:p>
+    <w:p>
+      <w:pPr>
+        <w:pStyle w:val="FirstParagraph"/>
+      </w:pPr>
+      <w:r>
+        <w:t xml:space="preserve">De un vistazo — después las desglosamos:</w:t>
+      </w:r>
+    </w:p>
+    <w:p>
+      <w:pPr>
+        <w:pStyle w:val="BodyText"/>
+      </w:pPr>
+    </w:p>
+    <w:p>
+      <w:pPr>
+        <w:pStyle w:val="BodyText"/>
+      </w:pPr>
+      <w:r>
+        <w:t xml:space="preserve">🥇 Las 6 reglas de oro — y los 3 asesinos del kudo</w:t>
+      </w:r>
+    </w:p>
     <w:bookmarkStart w:id="24" w:name="nada-de-kudos-prometidos-por-adelantado"/>
     <w:p>
       <w:pPr>
         <w:pStyle w:val="Heading3"/>
       </w:pPr>
       <w:r>
-        <w:t xml:space="preserve">1. Nada de kudos prometidos por adelantado</w:t>
+        <w:t xml:space="preserve">1. 🎁 Nada de kudos prometidos por adelantado</w:t>
       </w:r>
     </w:p>
     <w:p>
@@ -1532,7 +1777,7 @@
         <w:pStyle w:val="Heading3"/>
       </w:pPr>
       <w:r>
-        <w:t xml:space="preserve">2. Lo pequeño funciona mejor</w:t>
+        <w:t xml:space="preserve">2. 🐜 Lo pequeño funciona mejor</w:t>
       </w:r>
     </w:p>
     <w:p>
@@ -1540,7 +1785,20 @@
         <w:pStyle w:val="FirstParagraph"/>
       </w:pPr>
       <w:r>
-        <w:t xml:space="preserve">No hace falta un discurso épico. Un papelito concreto vale más que una perorata. Las recompensas pequeñas son más efectivas y más frecuentes; las grandilocuentes generan la expectativa de que la próxima vez sea más grande aún, y esa expectativa nadie la sostiene.</w:t>
+        <w:t xml:space="preserve">No hace falta un discurso épico. Un papelito concreto vale más que una perorata. Las recompensas pequeñas son más efectivas y más frecuentes; las grandilocuentes generan la expectativa de que la próxima vez sea</w:t>
+      </w:r>
+      <w:r>
+        <w:t xml:space="preserve"> </w:t>
+      </w:r>
+      <w:r>
+        <w:rPr>
+          <w:b/>
+          <w:bCs/>
+        </w:rPr>
+        <w:t xml:space="preserve">más grande aún</w:t>
+      </w:r>
+      <w:r>
+        <w:t xml:space="preserve">, y esa expectativa nadie la sostiene.</w:t>
       </w:r>
     </w:p>
     <w:bookmarkEnd w:id="25"/>
@@ -1550,7 +1808,7 @@
         <w:pStyle w:val="Heading3"/>
       </w:pPr>
       <w:r>
-        <w:t xml:space="preserve">3. Continuamente, no una vez</w:t>
+        <w:t xml:space="preserve">3. 🔄 Continuamente, no una vez</w:t>
       </w:r>
     </w:p>
     <w:p>
@@ -1601,7 +1859,7 @@
         <w:pStyle w:val="Heading3"/>
       </w:pPr>
       <w:r>
-        <w:t xml:space="preserve">4. Público, no solo en privado</w:t>
+        <w:t xml:space="preserve">4. 📢 Público, no solo en privado</w:t>
       </w:r>
     </w:p>
     <w:p>
@@ -1656,7 +1914,7 @@
         <w:pStyle w:val="Heading3"/>
       </w:pPr>
       <w:r>
-        <w:t xml:space="preserve">5. Valora el comportamiento, no solo el resultado</w:t>
+        <w:t xml:space="preserve">5. 🎯 Valora el comportamiento, no solo el resultado</w:t>
       </w:r>
     </w:p>
     <w:p>
@@ -1705,7 +1963,7 @@
         <w:pStyle w:val="Heading3"/>
       </w:pPr>
       <w:r>
-        <w:t xml:space="preserve">6. Sin límites: cualquiera reconoce a cualquiera</w:t>
+        <w:t xml:space="preserve">6. 🚪 Sin límites: cualquiera reconoce a cualquiera</w:t>
       </w:r>
     </w:p>
     <w:p>
@@ -1808,7 +2066,7 @@
               <w:pStyle w:val="Compact"/>
             </w:pPr>
             <w:r>
-              <w:t xml:space="preserve">El kudo genérico (</w:t>
+              <w:t xml:space="preserve">🪦 El kudo genérico (</w:t>
             </w:r>
             <w:r>
               <w:t xml:space="preserve">“gracias por todo”</w:t>
@@ -1849,7 +2107,7 @@
               <w:pStyle w:val="Compact"/>
             </w:pPr>
             <w:r>
-              <w:t xml:space="preserve">El kudo de apariencia o nota</w:t>
+              <w:t xml:space="preserve">🪦 El kudo de apariencia o nota</w:t>
             </w:r>
           </w:p>
         </w:tc>
@@ -1884,7 +2142,7 @@
               <w:pStyle w:val="Compact"/>
             </w:pPr>
             <w:r>
-              <w:t xml:space="preserve">El kudo obligatorio por turno</w:t>
+              <w:t xml:space="preserve">🪦 El kudo obligatorio por turno</w:t>
             </w:r>
           </w:p>
         </w:tc>
@@ -1919,270 +2177,34 @@
         </w:pict>
       </w:r>
     </w:p>
+    <w:p>
+      <w:pPr>
+        <w:pStyle w:val="FirstParagraph"/>
+      </w:pPr>
+      <w:r>
+        <w:t xml:space="preserve">👤 Nombre:</w:t>
+      </w:r>
+      <w:r>
+        <w:t xml:space="preserve"> </w:t>
+      </w:r>
+      <w:r>
+        <w:t xml:space="preserve">📅 Fecha:</w:t>
+      </w:r>
+      <w:r>
+        <w:t xml:space="preserve"> </w:t>
+      </w:r>
+      <w:r>
+        <w:t xml:space="preserve">🏫 Grupo:</w:t>
+      </w:r>
+    </w:p>
     <w:bookmarkEnd w:id="31"/>
-    <w:bookmarkStart w:id="32" w:name="mini-chequeo"/>
+    <w:bookmarkStart w:id="32" w:name="a-por-ellos"/>
     <w:p>
       <w:pPr>
         <w:pStyle w:val="Heading2"/>
       </w:pPr>
       <w:r>
-        <w:t xml:space="preserve">🧠 Mini-chequeo</w:t>
-      </w:r>
-    </w:p>
-    <w:p>
-      <w:pPr>
-        <w:pStyle w:val="Compact"/>
-        <w:numPr>
-          <w:ilvl w:val="0"/>
-          <w:numId w:val="1004"/>
-        </w:numPr>
-      </w:pPr>
-      <w:r>
-        <w:t xml:space="preserve">¿En qué se diferencia un kudo de un premio o de una nota?</w:t>
-      </w:r>
-    </w:p>
-    <w:p>
-      <w:pPr>
-        <w:pStyle w:val="Compact"/>
-        <w:numPr>
-          <w:ilvl w:val="0"/>
-          <w:numId w:val="1004"/>
-        </w:numPr>
-      </w:pPr>
-      <w:r>
-        <w:t xml:space="preserve">¿Por qué la motivación intrínseca dura más que la extrínseca?</w:t>
-      </w:r>
-    </w:p>
-    <w:p>
-      <w:pPr>
-        <w:pStyle w:val="Compact"/>
-        <w:numPr>
-          <w:ilvl w:val="0"/>
-          <w:numId w:val="1004"/>
-        </w:numPr>
-      </w:pPr>
-      <w:r>
-        <w:t xml:space="preserve">Reescribe</w:t>
-      </w:r>
-      <w:r>
-        <w:t xml:space="preserve"> </w:t>
-      </w:r>
-      <w:r>
-        <w:t xml:space="preserve">“Has sacado un 10”</w:t>
-      </w:r>
-      <w:r>
-        <w:t xml:space="preserve"> </w:t>
-      </w:r>
-      <w:r>
-        <w:t xml:space="preserve">como kudo de comportamiento.</w:t>
-      </w:r>
-    </w:p>
-    <w:p>
-      <w:pPr>
-        <w:pStyle w:val="Compact"/>
-        <w:numPr>
-          <w:ilvl w:val="0"/>
-          <w:numId w:val="1004"/>
-        </w:numPr>
-      </w:pPr>
-      <w:r>
-        <w:t xml:space="preserve">¿Qué dos errores cometerías si obligaras a todos a escribir uno cada viernes por turno?</w:t>
-      </w:r>
-    </w:p>
-    <w:p>
-      <w:r>
-        <w:pict>
-          <v:rect style="width:0;height:1.5pt" o:hralign="center" o:hrstd="t" o:hr="t"/>
-        </w:pict>
-      </w:r>
-    </w:p>
-    <w:bookmarkEnd w:id="32"/>
-    <w:bookmarkStart w:id="33" w:name="resumen-en-3-frases"/>
-    <w:p>
-      <w:pPr>
-        <w:pStyle w:val="Heading2"/>
-      </w:pPr>
-      <w:r>
-        <w:t xml:space="preserve">✅ Resumen en 3 frases</w:t>
-      </w:r>
-    </w:p>
-    <w:p>
-      <w:pPr>
-        <w:pStyle w:val="Compact"/>
-        <w:numPr>
-          <w:ilvl w:val="0"/>
-          <w:numId w:val="1005"/>
-        </w:numPr>
-      </w:pPr>
-      <w:r>
-        <w:t xml:space="preserve">Un kudo es un agradecimiento público y escrito por un comportamiento concreto; la tarjeta es solo el soporte.</w:t>
-      </w:r>
-    </w:p>
-    <w:p>
-      <w:pPr>
-        <w:pStyle w:val="Compact"/>
-        <w:numPr>
-          <w:ilvl w:val="0"/>
-          <w:numId w:val="1005"/>
-        </w:numPr>
-      </w:pPr>
-      <w:r>
-        <w:t xml:space="preserve">Funciona porque activa la motivación intrínseca: sentir que lo que haces le sirva a alguien; y en un grupo con conflictos cambia el foco, de fallos a aciertos.</w:t>
-      </w:r>
-    </w:p>
-    <w:p>
-      <w:pPr>
-        <w:pStyle w:val="Compact"/>
-        <w:numPr>
-          <w:ilvl w:val="0"/>
-          <w:numId w:val="1005"/>
-        </w:numPr>
-      </w:pPr>
-      <w:r>
-        <w:t xml:space="preserve">Las 6 reglas de oro lo mantienen vivo: sorpresa, pequeño, continuo, público, comportamiento y sin límites.</w:t>
-      </w:r>
-    </w:p>
-    <w:p>
-      <w:r>
-        <w:pict>
-          <v:rect style="width:0;height:1.5pt" o:hralign="center" o:hrstd="t" o:hr="t"/>
-        </w:pict>
-      </w:r>
-    </w:p>
-    <w:bookmarkEnd w:id="33"/>
-    <w:bookmarkStart w:id="35" w:name="vocabulario-rápido"/>
-    <w:p>
-      <w:pPr>
-        <w:pStyle w:val="Heading2"/>
-      </w:pPr>
-      <w:r>
-        <w:t xml:space="preserve">🐛 Vocabulario rápido</w:t>
-      </w:r>
-    </w:p>
-    <w:p>
-      <w:pPr>
-        <w:pStyle w:val="Compact"/>
-        <w:numPr>
-          <w:ilvl w:val="0"/>
-          <w:numId w:val="1006"/>
-        </w:numPr>
-      </w:pPr>
-      <w:r>
-        <w:rPr>
-          <w:b/>
-          <w:bCs/>
-        </w:rPr>
-        <w:t xml:space="preserve">Kudo:</w:t>
-      </w:r>
-      <w:r>
-        <w:t xml:space="preserve"> </w:t>
-      </w:r>
-      <w:r>
-        <w:t xml:space="preserve">agradecimiento público por un trabajo o comportamiento concreto.</w:t>
-      </w:r>
-    </w:p>
-    <w:p>
-      <w:pPr>
-        <w:pStyle w:val="Compact"/>
-        <w:numPr>
-          <w:ilvl w:val="0"/>
-          <w:numId w:val="1006"/>
-        </w:numPr>
-      </w:pPr>
-      <w:r>
-        <w:rPr>
-          <w:b/>
-          <w:bCs/>
-        </w:rPr>
-        <w:t xml:space="preserve">Management 3.0:</w:t>
-      </w:r>
-      <w:r>
-        <w:t xml:space="preserve"> </w:t>
-      </w:r>
-      <w:r>
-        <w:t xml:space="preserve">estilo de gestión que pone a las personas en el centro; de ahí salen las Kudo Cards.</w:t>
-      </w:r>
-    </w:p>
-    <w:p>
-      <w:pPr>
-        <w:pStyle w:val="Compact"/>
-        <w:numPr>
-          <w:ilvl w:val="0"/>
-          <w:numId w:val="1006"/>
-        </w:numPr>
-      </w:pPr>
-      <w:r>
-        <w:rPr>
-          <w:b/>
-          <w:bCs/>
-        </w:rPr>
-        <w:t xml:space="preserve">Motivación intrínseca:</w:t>
-      </w:r>
-      <w:r>
-        <w:t xml:space="preserve"> </w:t>
-      </w:r>
-      <w:r>
-        <w:t xml:space="preserve">la que nace de ti (gusta, satisface); no necesita recompensa externa.</w:t>
-      </w:r>
-    </w:p>
-    <w:p>
-      <w:pPr>
-        <w:pStyle w:val="Compact"/>
-        <w:numPr>
-          <w:ilvl w:val="0"/>
-          <w:numId w:val="1006"/>
-        </w:numPr>
-      </w:pPr>
-      <w:r>
-        <w:rPr>
-          <w:b/>
-          <w:bCs/>
-        </w:rPr>
-        <w:t xml:space="preserve">Retroalimentación:</w:t>
-      </w:r>
-      <w:r>
-        <w:t xml:space="preserve"> </w:t>
-      </w:r>
-      <w:r>
-        <w:t xml:space="preserve">devolver a alguien información útil sobre lo que hizo (aquí, en positivo).</w:t>
-      </w:r>
-    </w:p>
-    <w:p>
-      <w:pPr>
-        <w:pStyle w:val="Compact"/>
-        <w:numPr>
-          <w:ilvl w:val="0"/>
-          <w:numId w:val="1006"/>
-        </w:numPr>
-      </w:pPr>
-      <w:r>
-        <w:rPr>
-          <w:b/>
-          <w:bCs/>
-        </w:rPr>
-        <w:t xml:space="preserve">Token:</w:t>
-      </w:r>
-      <w:r>
-        <w:t xml:space="preserve"> </w:t>
-      </w:r>
-      <w:r>
-        <w:t xml:space="preserve">objeto pequeño que representa algo (aquí, un papelito que representa un</w:t>
-      </w:r>
-      <w:r>
-        <w:t xml:space="preserve"> </w:t>
-      </w:r>
-      <w:r>
-        <w:t xml:space="preserve">“gracias”</w:t>
-      </w:r>
-      <w:r>
-        <w:t xml:space="preserve">).</w:t>
-      </w:r>
-    </w:p>
-    <w:p>
-      <w:r>
-        <w:pict>
-          <v:rect style="width:0;height:1.5pt" o:hralign="center" o:hrstd="t" o:hr="t"/>
-        </w:pict>
+        <w:t xml:space="preserve">✍️ A por ellos</w:t>
       </w:r>
     </w:p>
     <w:p>
@@ -2190,83 +2212,19 @@
         <w:pStyle w:val="FirstParagraph"/>
       </w:pPr>
       <w:r>
-        <w:t xml:space="preserve">📚</w:t>
-      </w:r>
-      <w:r>
-        <w:t xml:space="preserve"> </w:t>
-      </w:r>
-      <w:hyperlink r:id="rId34">
-        <w:r>
-          <w:rPr>
-            <w:rStyle w:val="Hyperlink"/>
-          </w:rPr>
-          <w:t xml:space="preserve">Volver al índice de Kudo Cards</w:t>
-        </w:r>
-      </w:hyperlink>
-      <w:r>
-        <w:t xml:space="preserve"> </w:t>
-      </w:r>
-      <w:r>
-        <w:t xml:space="preserve">·</w:t>
-      </w:r>
-      <w:r>
-        <w:t xml:space="preserve"> </w:t>
-      </w:r>
-      <w:r>
-        <w:rPr>
-          <w:b/>
-          <w:bCs/>
-        </w:rPr>
-        <w:t xml:space="preserve">Anterior:</w:t>
-      </w:r>
-      <w:r>
-        <w:t xml:space="preserve"> </w:t>
-      </w:r>
-      <w:hyperlink r:id="rId34">
-        <w:r>
-          <w:rPr>
-            <w:rStyle w:val="Hyperlink"/>
-          </w:rPr>
-          <w:t xml:space="preserve">Índice</w:t>
-        </w:r>
-      </w:hyperlink>
-      <w:r>
-        <w:t xml:space="preserve"> </w:t>
-      </w:r>
-      <w:r>
-        <w:t xml:space="preserve">·</w:t>
-      </w:r>
-      <w:r>
-        <w:t xml:space="preserve"> </w:t>
-      </w:r>
-      <w:r>
-        <w:rPr>
-          <w:b/>
-          <w:bCs/>
-        </w:rPr>
-        <w:t xml:space="preserve">Siguiente:</w:t>
-      </w:r>
-      <w:r>
-        <w:t xml:space="preserve"> </w:t>
-      </w:r>
-      <w:hyperlink r:id="rId11">
-        <w:r>
-          <w:rPr>
-            <w:rStyle w:val="Hyperlink"/>
-          </w:rPr>
-          <w:t xml:space="preserve">La caja o el mural</w:t>
-        </w:r>
-      </w:hyperlink>
-    </w:p>
-    <w:bookmarkEnd w:id="35"/>
-    <w:bookmarkEnd w:id="36"/>
-    <w:bookmarkStart w:id="51" w:name="la-caja-o-el-mural"/>
-    <w:p>
-      <w:pPr>
-        <w:pStyle w:val="Heading1"/>
-      </w:pPr>
-      <w:r>
-        <w:t xml:space="preserve">2 — La caja o el mural</w:t>
+        <w:rPr>
+          <w:b/>
+          <w:bCs/>
+        </w:rPr>
+        <w:t xml:space="preserve">1. ✏️ Completa:</w:t>
+      </w:r>
+    </w:p>
+    <w:p>
+      <w:pPr>
+        <w:pStyle w:val="BlockText"/>
+      </w:pPr>
+      <w:r>
+        <w:t xml:space="preserve">Un kudo es un agradecimiento ______ y escrito por un ______ concreto; la tarjeta es solo el ______. Sin ______: cualquiera reconoce a cualquiera, incluso de ______ hacia arriba.</w:t>
       </w:r>
     </w:p>
     <w:p>
@@ -2274,141 +2232,49 @@
         <w:pStyle w:val="FirstParagraph"/>
       </w:pPr>
       <w:r>
-        <w:t xml:space="preserve">Monta la Kudo Box o el Wall, y las 5 reglas del banco 📦</w:t>
-      </w:r>
-    </w:p>
-    <w:p>
-      <w:pPr>
-        <w:pStyle w:val="BlockText"/>
-      </w:pPr>
-      <w:r>
-        <w:t xml:space="preserve">🗺️</w:t>
-      </w:r>
-      <w:r>
-        <w:t xml:space="preserve"> </w:t>
-      </w:r>
-      <w:r>
-        <w:rPr>
-          <w:b/>
-          <w:bCs/>
-        </w:rPr>
-        <w:t xml:space="preserve">Estás en:</w:t>
-      </w:r>
-      <w:r>
-        <w:t xml:space="preserve"> </w:t>
-      </w:r>
-      <w:r>
-        <w:t xml:space="preserve">🤝</w:t>
-      </w:r>
-      <w:r>
-        <w:t xml:space="preserve"> </w:t>
-      </w:r>
-      <w:r>
-        <w:rPr>
-          <w:b/>
-          <w:bCs/>
-        </w:rPr>
-        <w:t xml:space="preserve">Kudo Cards</w:t>
-      </w:r>
-      <w:r>
-        <w:t xml:space="preserve"> </w:t>
-      </w:r>
-      <w:r>
-        <w:t xml:space="preserve">→ 2 · La caja o el mural</w:t>
-      </w:r>
-    </w:p>
-    <w:p>
-      <w:r>
-        <w:pict>
-          <v:rect style="width:0;height:1.5pt" o:hralign="center" o:hrstd="t" o:hr="t"/>
-        </w:pict>
-      </w:r>
-    </w:p>
-    <w:bookmarkStart w:id="37" w:name="en-corto-1"/>
-    <w:p>
-      <w:pPr>
-        <w:pStyle w:val="Heading2"/>
-      </w:pPr>
-      <w:r>
-        <w:t xml:space="preserve">📬 En corto</w:t>
-      </w:r>
-    </w:p>
-    <w:p>
-      <w:pPr>
-        <w:pStyle w:val="BlockText"/>
-      </w:pPr>
-      <w:r>
-        <w:t xml:space="preserve">Las Kudo Cards tienen</w:t>
-      </w:r>
-      <w:r>
-        <w:t xml:space="preserve"> </w:t>
-      </w:r>
-      <w:r>
-        <w:rPr>
-          <w:b/>
-          <w:bCs/>
-        </w:rPr>
-        <w:t xml:space="preserve">dos destinos posibles</w:t>
-      </w:r>
-      <w:r>
-        <w:t xml:space="preserve">: una</w:t>
-      </w:r>
-      <w:r>
-        <w:t xml:space="preserve"> </w:t>
-      </w:r>
-      <w:r>
-        <w:rPr>
-          <w:b/>
-          <w:bCs/>
-        </w:rPr>
-        <w:t xml:space="preserve">caja</w:t>
-      </w:r>
-      <w:r>
-        <w:t xml:space="preserve"> </w:t>
-      </w:r>
-      <w:r>
-        <w:t xml:space="preserve">donde se depositan y se abren periódicamente (Kudo Box), o un</w:t>
-      </w:r>
-      <w:r>
-        <w:t xml:space="preserve"> </w:t>
-      </w:r>
-      <w:r>
-        <w:rPr>
-          <w:b/>
-          <w:bCs/>
-        </w:rPr>
-        <w:t xml:space="preserve">mural</w:t>
-      </w:r>
-      <w:r>
-        <w:t xml:space="preserve"> </w:t>
-      </w:r>
-      <w:r>
-        <w:t xml:space="preserve">donde se cuelgan a la vista de todos (Kudo Wall). Puedes usar una, otra o las dos. Estas 5 reglas evitan que se convierta en el rincón de los de siempre.</w:t>
-      </w:r>
-    </w:p>
-    <w:p>
-      <w:r>
-        <w:pict>
-          <v:rect style="width:0;height:1.5pt" o:hralign="center" o:hrstd="t" o:hr="t"/>
-        </w:pict>
-      </w:r>
-    </w:p>
-    <w:bookmarkEnd w:id="37"/>
-    <w:bookmarkStart w:id="38" w:name="la-kudo-box-la-caja-de-los-gracias"/>
-    <w:p>
-      <w:pPr>
-        <w:pStyle w:val="Heading2"/>
-      </w:pPr>
-      <w:r>
-        <w:t xml:space="preserve">📦 La Kudo Box: la caja de los gracias</w:t>
-      </w:r>
-    </w:p>
-    <w:p>
-      <w:pPr>
-        <w:pStyle w:val="FirstParagraph"/>
-      </w:pPr>
-      <w:r>
-        <w:t xml:space="preserve">Una caja (una caja de zapatos, un bote, lo que haya) colocada en un sitio de paso del aula. Cualquier persona escribe su kudo en una tarjeta y la deposita. El momento de abrirla lo decide la clase:</w:t>
+        <w:rPr>
+          <w:b/>
+          <w:bCs/>
+        </w:rPr>
+        <w:t xml:space="preserve">2. 🎯 Kudo o no kudo:</w:t>
+      </w:r>
+      <w:r>
+        <w:t xml:space="preserve"> </w:t>
+      </w:r>
+      <w:r>
+        <w:t xml:space="preserve">en cada caso, marca</w:t>
+      </w:r>
+      <w:r>
+        <w:t xml:space="preserve"> </w:t>
+      </w:r>
+      <w:r>
+        <w:rPr>
+          <w:b/>
+          <w:bCs/>
+        </w:rPr>
+        <w:t xml:space="preserve">S</w:t>
+      </w:r>
+      <w:r>
+        <w:t xml:space="preserve"> </w:t>
+      </w:r>
+      <w:r>
+        <w:t xml:space="preserve">(sí es kudo) o</w:t>
+      </w:r>
+      <w:r>
+        <w:t xml:space="preserve"> </w:t>
+      </w:r>
+      <w:r>
+        <w:rPr>
+          <w:b/>
+          <w:bCs/>
+        </w:rPr>
+        <w:t xml:space="preserve">N</w:t>
+      </w:r>
+      <w:r>
+        <w:t xml:space="preserve"> </w:t>
+      </w:r>
+      <w:r>
+        <w:t xml:space="preserve">(no lo es):</w:t>
       </w:r>
     </w:p>
     <w:tbl>
@@ -2433,18 +2299,18 @@
               <w:pStyle w:val="Compact"/>
             </w:pPr>
             <w:r>
-              <w:t xml:space="preserve">Frecuencia</w:t>
-            </w:r>
-          </w:p>
-        </w:tc>
-        <w:tc>
-          <w:tcPr/>
-          <w:p>
-            <w:pPr>
-              <w:pStyle w:val="Compact"/>
-            </w:pPr>
-            <w:r>
-              <w:t xml:space="preserve">Cuándo conviene</w:t>
+              <w:t xml:space="preserve">Caso</w:t>
+            </w:r>
+          </w:p>
+        </w:tc>
+        <w:tc>
+          <w:tcPr/>
+          <w:p>
+            <w:pPr>
+              <w:pStyle w:val="Compact"/>
+            </w:pPr>
+            <w:r>
+              <w:t xml:space="preserve">S/N</w:t>
             </w:r>
           </w:p>
         </w:tc>
@@ -2456,6 +2322,1278 @@
             <w:pPr>
               <w:pStyle w:val="Compact"/>
             </w:pPr>
+            <w:r>
+              <w:t xml:space="preserve">“Gracias por pasarme los apuntes, me salvaste el examen”</w:t>
+            </w:r>
+          </w:p>
+        </w:tc>
+        <w:tc>
+          <w:tcPr/>
+          <w:p>
+            <w:pPr>
+              <w:pStyle w:val="Compact"/>
+            </w:pPr>
+          </w:p>
+        </w:tc>
+      </w:tr>
+      <w:tr>
+        <w:tc>
+          <w:tcPr/>
+          <w:p>
+            <w:pPr>
+              <w:pStyle w:val="Compact"/>
+            </w:pPr>
+            <w:r>
+              <w:t xml:space="preserve">“Esta semana te voy a dar un kudo”</w:t>
+            </w:r>
+          </w:p>
+        </w:tc>
+        <w:tc>
+          <w:tcPr/>
+          <w:p>
+            <w:pPr>
+              <w:pStyle w:val="Compact"/>
+            </w:pPr>
+          </w:p>
+        </w:tc>
+      </w:tr>
+      <w:tr>
+        <w:tc>
+          <w:tcPr/>
+          <w:p>
+            <w:pPr>
+              <w:pStyle w:val="Compact"/>
+            </w:pPr>
+            <w:r>
+              <w:t xml:space="preserve">“Gracias por todo lo que haces”</w:t>
+            </w:r>
+          </w:p>
+        </w:tc>
+        <w:tc>
+          <w:tcPr/>
+          <w:p>
+            <w:pPr>
+              <w:pStyle w:val="Compact"/>
+            </w:pPr>
+          </w:p>
+        </w:tc>
+      </w:tr>
+      <w:tr>
+        <w:tc>
+          <w:tcPr/>
+          <w:p>
+            <w:pPr>
+              <w:pStyle w:val="Compact"/>
+            </w:pPr>
+            <w:r>
+              <w:t xml:space="preserve">Post-it colgado en el mural:</w:t>
+            </w:r>
+            <w:r>
+              <w:t xml:space="preserve"> </w:t>
+            </w:r>
+            <w:r>
+              <w:t xml:space="preserve">“Gracias por esperarte a que entendiera el ejercicio”</w:t>
+            </w:r>
+          </w:p>
+        </w:tc>
+        <w:tc>
+          <w:tcPr/>
+          <w:p>
+            <w:pPr>
+              <w:pStyle w:val="Compact"/>
+            </w:pPr>
+          </w:p>
+        </w:tc>
+      </w:tr>
+      <w:tr>
+        <w:tc>
+          <w:tcPr/>
+          <w:p>
+            <w:pPr>
+              <w:pStyle w:val="Compact"/>
+            </w:pPr>
+            <w:r>
+              <w:t xml:space="preserve">“Has sacado un 10, enhorabuena”</w:t>
+            </w:r>
+          </w:p>
+        </w:tc>
+        <w:tc>
+          <w:tcPr/>
+          <w:p>
+            <w:pPr>
+              <w:pStyle w:val="Compact"/>
+            </w:pPr>
+          </w:p>
+        </w:tc>
+      </w:tr>
+    </w:tbl>
+    <w:p>
+      <w:pPr>
+        <w:pStyle w:val="BodyText"/>
+      </w:pPr>
+      <w:r>
+        <w:rPr>
+          <w:b/>
+          <w:bCs/>
+        </w:rPr>
+        <w:t xml:space="preserve">3. 🔥 Intrínseca o extrínseca:</w:t>
+      </w:r>
+      <w:r>
+        <w:t xml:space="preserve"> </w:t>
+      </w:r>
+      <w:r>
+        <w:t xml:space="preserve">clasifica cada frase:</w:t>
+      </w:r>
+    </w:p>
+    <w:tbl>
+      <w:tblPr>
+        <w:tblStyle w:val="Table"/>
+        <w:tblW w:type="auto" w:w="0"/>
+        <w:tblLook w:firstRow="1" w:lastRow="0" w:firstColumn="0" w:lastColumn="0" w:noHBand="0" w:noVBand="0" w:val="0020"/>
+      </w:tblPr>
+      <w:tblGrid>
+        <w:gridCol w:w="3960"/>
+        <w:gridCol w:w="3960"/>
+      </w:tblGrid>
+      <w:tr>
+        <w:trPr>
+          <w:tblHeader w:val="on"/>
+        </w:trPr>
+        <w:tc>
+          <w:tcPr/>
+          <w:p>
+            <w:pPr>
+              <w:pStyle w:val="Compact"/>
+            </w:pPr>
+            <w:r>
+              <w:t xml:space="preserve">Frase</w:t>
+            </w:r>
+          </w:p>
+        </w:tc>
+        <w:tc>
+          <w:tcPr/>
+          <w:p>
+            <w:pPr>
+              <w:pStyle w:val="Compact"/>
+            </w:pPr>
+            <w:r>
+              <w:t xml:space="preserve">I / E</w:t>
+            </w:r>
+          </w:p>
+        </w:tc>
+      </w:tr>
+      <w:tr>
+        <w:tc>
+          <w:tcPr/>
+          <w:p>
+            <w:pPr>
+              <w:pStyle w:val="Compact"/>
+            </w:pPr>
+            <w:r>
+              <w:t xml:space="preserve">“Si apruebas, te compro el móvil”</w:t>
+            </w:r>
+          </w:p>
+        </w:tc>
+        <w:tc>
+          <w:tcPr/>
+          <w:p>
+            <w:pPr>
+              <w:pStyle w:val="Compact"/>
+            </w:pPr>
+          </w:p>
+        </w:tc>
+      </w:tr>
+      <w:tr>
+        <w:tc>
+          <w:tcPr/>
+          <w:p>
+            <w:pPr>
+              <w:pStyle w:val="Compact"/>
+            </w:pPr>
+            <w:r>
+              <w:t xml:space="preserve">“Me encanta que mis apuntes le sirvan a alguien”</w:t>
+            </w:r>
+          </w:p>
+        </w:tc>
+        <w:tc>
+          <w:tcPr/>
+          <w:p>
+            <w:pPr>
+              <w:pStyle w:val="Compact"/>
+            </w:pPr>
+          </w:p>
+        </w:tc>
+      </w:tr>
+      <w:tr>
+        <w:tc>
+          <w:tcPr/>
+          <w:p>
+            <w:pPr>
+              <w:pStyle w:val="Compact"/>
+            </w:pPr>
+            <w:r>
+              <w:t xml:space="preserve">“Si portas bien, hay pizza el viernes”</w:t>
+            </w:r>
+          </w:p>
+        </w:tc>
+        <w:tc>
+          <w:tcPr/>
+          <w:p>
+            <w:pPr>
+              <w:pStyle w:val="Compact"/>
+            </w:pPr>
+          </w:p>
+        </w:tc>
+      </w:tr>
+      <w:tr>
+        <w:tc>
+          <w:tcPr/>
+          <w:p>
+            <w:pPr>
+              <w:pStyle w:val="Compact"/>
+            </w:pPr>
+            <w:r>
+              <w:t xml:space="preserve">“Ver el mural con mi kudo me dio ganas de seguir”</w:t>
+            </w:r>
+          </w:p>
+        </w:tc>
+        <w:tc>
+          <w:tcPr/>
+          <w:p>
+            <w:pPr>
+              <w:pStyle w:val="Compact"/>
+            </w:pPr>
+          </w:p>
+        </w:tc>
+      </w:tr>
+    </w:tbl>
+    <w:p>
+      <w:pPr>
+        <w:pStyle w:val="BodyText"/>
+      </w:pPr>
+      <w:r>
+        <w:rPr>
+          <w:b/>
+          <w:bCs/>
+        </w:rPr>
+        <w:t xml:space="preserve">4. 🎯 De resultado a comportamiento:</w:t>
+      </w:r>
+      <w:r>
+        <w:t xml:space="preserve"> </w:t>
+      </w:r>
+      <w:r>
+        <w:t xml:space="preserve">reescribe cada kudo de resultado como kudo de comportamiento:</w:t>
+      </w:r>
+    </w:p>
+    <w:tbl>
+      <w:tblPr>
+        <w:tblStyle w:val="Table"/>
+        <w:tblW w:type="auto" w:w="0"/>
+        <w:tblLook w:firstRow="1" w:lastRow="0" w:firstColumn="0" w:lastColumn="0" w:noHBand="0" w:noVBand="0" w:val="0020"/>
+      </w:tblPr>
+      <w:tblGrid>
+        <w:gridCol w:w="3960"/>
+        <w:gridCol w:w="3960"/>
+      </w:tblGrid>
+      <w:tr>
+        <w:trPr>
+          <w:tblHeader w:val="on"/>
+        </w:trPr>
+        <w:tc>
+          <w:tcPr/>
+          <w:p>
+            <w:pPr>
+              <w:pStyle w:val="Compact"/>
+            </w:pPr>
+            <w:r>
+              <w:t xml:space="preserve">❌ Resultado</w:t>
+            </w:r>
+          </w:p>
+        </w:tc>
+        <w:tc>
+          <w:tcPr/>
+          <w:p>
+            <w:pPr>
+              <w:pStyle w:val="Compact"/>
+            </w:pPr>
+            <w:r>
+              <w:t xml:space="preserve">✅ Comportamiento</w:t>
+            </w:r>
+          </w:p>
+        </w:tc>
+      </w:tr>
+      <w:tr>
+        <w:tc>
+          <w:tcPr/>
+          <w:p>
+            <w:pPr>
+              <w:pStyle w:val="Compact"/>
+            </w:pPr>
+            <w:r>
+              <w:t xml:space="preserve">“Has sacado un 9”</w:t>
+            </w:r>
+          </w:p>
+        </w:tc>
+        <w:tc>
+          <w:tcPr/>
+          <w:p>
+            <w:pPr>
+              <w:pStyle w:val="Compact"/>
+            </w:pPr>
+          </w:p>
+        </w:tc>
+      </w:tr>
+      <w:tr>
+        <w:tc>
+          <w:tcPr/>
+          <w:p>
+            <w:pPr>
+              <w:pStyle w:val="Compact"/>
+            </w:pPr>
+            <w:r>
+              <w:t xml:space="preserve">“Has ganado el partido”</w:t>
+            </w:r>
+          </w:p>
+        </w:tc>
+        <w:tc>
+          <w:tcPr/>
+          <w:p>
+            <w:pPr>
+              <w:pStyle w:val="Compact"/>
+            </w:pPr>
+          </w:p>
+        </w:tc>
+      </w:tr>
+      <w:tr>
+        <w:tc>
+          <w:tcPr/>
+          <w:p>
+            <w:pPr>
+              <w:pStyle w:val="Compact"/>
+            </w:pPr>
+            <w:r>
+              <w:t xml:space="preserve">“Eres el mejor del grupo”</w:t>
+            </w:r>
+          </w:p>
+        </w:tc>
+        <w:tc>
+          <w:tcPr/>
+          <w:p>
+            <w:pPr>
+              <w:pStyle w:val="Compact"/>
+            </w:pPr>
+          </w:p>
+        </w:tc>
+      </w:tr>
+    </w:tbl>
+    <w:p>
+      <w:pPr>
+        <w:pStyle w:val="BodyText"/>
+      </w:pPr>
+      <w:r>
+        <w:rPr>
+          <w:b/>
+          <w:bCs/>
+        </w:rPr>
+        <w:t xml:space="preserve">5. ⚠️ Detecta el asesino:</w:t>
+      </w:r>
+      <w:r>
+        <w:t xml:space="preserve"> </w:t>
+      </w:r>
+      <w:r>
+        <w:t xml:space="preserve">qué regla de oro rompe cada kudo (sorpresa · pequeño · continuo · público · comportamiento · sin límites):</w:t>
+      </w:r>
+    </w:p>
+    <w:p>
+      <w:pPr>
+        <w:pStyle w:val="BlockText"/>
+      </w:pPr>
+      <w:r>
+        <w:t xml:space="preserve">“Pedro, te daré un kudo el viernes”</w:t>
+      </w:r>
+      <w:r>
+        <w:t xml:space="preserve"> </w:t>
+      </w:r>
+      <w:r>
+        <w:t xml:space="preserve">rompe la regla:</w:t>
+      </w:r>
+      <w:r>
+        <w:t xml:space="preserve"> </w:t>
+      </w:r>
+      <w:r>
+        <w:t xml:space="preserve"> </w:t>
+      </w:r>
+      <w:r>
+        <w:t xml:space="preserve">“Marta, eres guapísima, gracias”</w:t>
+      </w:r>
+      <w:r>
+        <w:t xml:space="preserve"> </w:t>
+      </w:r>
+      <w:r>
+        <w:t xml:space="preserve">rompe la regla:</w:t>
+      </w:r>
+      <w:r>
+        <w:t xml:space="preserve"> </w:t>
+      </w:r>
+    </w:p>
+    <w:p>
+      <w:pPr>
+        <w:pStyle w:val="FirstParagraph"/>
+      </w:pPr>
+      <w:r>
+        <w:rPr>
+          <w:b/>
+          <w:bCs/>
+        </w:rPr>
+        <w:t xml:space="preserve">6. 💌 Tu primer kudo:</w:t>
+      </w:r>
+      <w:r>
+        <w:t xml:space="preserve"> </w:t>
+      </w:r>
+      <w:r>
+        <w:t xml:space="preserve">escribe un kudo de verdad para alguien de esta clase (aún sin fórmula completa; en el punto 3 la perfeccionarás):</w:t>
+      </w:r>
+    </w:p>
+    <w:p>
+      <w:pPr>
+        <w:pStyle w:val="BlockText"/>
+      </w:pPr>
+      <w:r>
+        <w:t xml:space="preserve">Para:</w:t>
+      </w:r>
+      <w:r>
+        <w:t xml:space="preserve"> </w:t>
+      </w:r>
+      <w:r>
+        <w:t xml:space="preserve"> </w:t>
+      </w:r>
+      <w:r>
+        <w:t xml:space="preserve">Gracias por:</w:t>
+      </w:r>
+      <w:r>
+        <w:t xml:space="preserve"> </w:t>
+      </w:r>
+    </w:p>
+    <w:p>
+      <w:r>
+        <w:pict>
+          <v:rect style="width:0;height:1.5pt" o:hralign="center" o:hrstd="t" o:hr="t"/>
+        </w:pict>
+      </w:r>
+    </w:p>
+    <w:bookmarkEnd w:id="32"/>
+    <w:bookmarkStart w:id="33" w:name="mini-dinámica-el-kudo-relámpago-5-min"/>
+    <w:p>
+      <w:pPr>
+        <w:pStyle w:val="Heading2"/>
+      </w:pPr>
+      <w:r>
+        <w:t xml:space="preserve">🎭 Mini dinámica: El kudo relámpago 👥 5 min</w:t>
+      </w:r>
+    </w:p>
+    <w:p>
+      <w:pPr>
+        <w:pStyle w:val="FirstParagraph"/>
+      </w:pPr>
+      <w:r>
+        <w:t xml:space="preserve">En círculo. Cada uno tiene 30 segundos para escribir en un post-it</w:t>
+      </w:r>
+      <w:r>
+        <w:t xml:space="preserve"> </w:t>
+      </w:r>
+      <w:r>
+        <w:rPr>
+          <w:b/>
+          <w:bCs/>
+        </w:rPr>
+        <w:t xml:space="preserve">un kudo concreto</w:t>
+      </w:r>
+      <w:r>
+        <w:t xml:space="preserve"> </w:t>
+      </w:r>
+      <w:r>
+        <w:t xml:space="preserve">para la persona de su derecha (con hecho y todo). Se entregan en voz alta solo el nombre del destinatario; el kudo se lee en privado o se cuelga después. Repetir dos rondas.</w:t>
+      </w:r>
+    </w:p>
+    <w:p>
+      <w:pPr>
+        <w:pStyle w:val="BlockText"/>
+      </w:pPr>
+      <w:r>
+        <w:t xml:space="preserve">♿</w:t>
+      </w:r>
+      <w:r>
+        <w:t xml:space="preserve"> </w:t>
+      </w:r>
+      <w:r>
+        <w:rPr>
+          <w:b/>
+          <w:bCs/>
+        </w:rPr>
+        <w:t xml:space="preserve">Inclusión:</w:t>
+      </w:r>
+      <w:r>
+        <w:t xml:space="preserve"> </w:t>
+      </w:r>
+      <w:r>
+        <w:t xml:space="preserve">quien reciba muchos kudos debe</w:t>
+      </w:r>
+      <w:r>
+        <w:t xml:space="preserve"> </w:t>
+      </w:r>
+      <w:r>
+        <w:rPr>
+          <w:b/>
+          <w:bCs/>
+        </w:rPr>
+        <w:t xml:space="preserve">dar</w:t>
+      </w:r>
+      <w:r>
+        <w:t xml:space="preserve"> </w:t>
+      </w:r>
+      <w:r>
+        <w:t xml:space="preserve">uno en la siguiente ronda (rotación viva). Si alguien no sabe a quién escribirle, la docencia asigna por sorteo — nadie se queda sin kudo ni sin escribir.</w:t>
+      </w:r>
+    </w:p>
+    <w:p>
+      <w:r>
+        <w:pict>
+          <v:rect style="width:0;height:1.5pt" o:hralign="center" o:hrstd="t" o:hr="t"/>
+        </w:pict>
+      </w:r>
+    </w:p>
+    <w:bookmarkEnd w:id="33"/>
+    <w:bookmarkStart w:id="34" w:name="soluciones-y-pistas"/>
+    <w:p>
+      <w:pPr>
+        <w:pStyle w:val="Heading2"/>
+      </w:pPr>
+      <w:r>
+        <w:t xml:space="preserve">🔑 Soluciones y pistas</w:t>
+      </w:r>
+    </w:p>
+    <w:p>
+      <w:pPr>
+        <w:pStyle w:val="FirstParagraph"/>
+      </w:pPr>
+      <w:r>
+        <w:t xml:space="preserve">🔄 Ver soluciones</w:t>
+      </w:r>
+    </w:p>
+    <w:p>
+      <w:pPr>
+        <w:pStyle w:val="Compact"/>
+        <w:numPr>
+          <w:ilvl w:val="0"/>
+          <w:numId w:val="1004"/>
+        </w:numPr>
+      </w:pPr>
+      <w:r>
+        <w:rPr>
+          <w:b/>
+          <w:bCs/>
+        </w:rPr>
+        <w:t xml:space="preserve">público, comportamiento, soporte, rangos, abajo.</w:t>
+      </w:r>
+    </w:p>
+    <w:p>
+      <w:pPr>
+        <w:pStyle w:val="Compact"/>
+        <w:numPr>
+          <w:ilvl w:val="0"/>
+          <w:numId w:val="1004"/>
+        </w:numPr>
+      </w:pPr>
+      <w:r>
+        <w:t xml:space="preserve">S · N (es un pago prometido) · N (genérico) · S · N (es una nota).</w:t>
+      </w:r>
+    </w:p>
+    <w:p>
+      <w:pPr>
+        <w:pStyle w:val="Compact"/>
+        <w:numPr>
+          <w:ilvl w:val="0"/>
+          <w:numId w:val="1004"/>
+        </w:numPr>
+      </w:pPr>
+      <w:r>
+        <w:t xml:space="preserve">E · I · E · I.</w:t>
+      </w:r>
+    </w:p>
+    <w:p>
+      <w:pPr>
+        <w:pStyle w:val="Compact"/>
+        <w:numPr>
+          <w:ilvl w:val="0"/>
+          <w:numId w:val="1004"/>
+        </w:numPr>
+      </w:pPr>
+      <w:r>
+        <w:t xml:space="preserve">“Te has quedado a la hora de tutoría practicando hasta entenderlo”</w:t>
+      </w:r>
+      <w:r>
+        <w:t xml:space="preserve"> </w:t>
+      </w:r>
+      <w:r>
+        <w:t xml:space="preserve">·</w:t>
+      </w:r>
+      <w:r>
+        <w:t xml:space="preserve"> </w:t>
+      </w:r>
+      <w:r>
+        <w:t xml:space="preserve">“Te has entrenado todas las semanas y se notó en el partido”</w:t>
+      </w:r>
+      <w:r>
+        <w:t xml:space="preserve"> </w:t>
+      </w:r>
+      <w:r>
+        <w:t xml:space="preserve">·</w:t>
+      </w:r>
+      <w:r>
+        <w:t xml:space="preserve"> </w:t>
+      </w:r>
+      <w:r>
+        <w:t xml:space="preserve">“Te esfuerzas en explicar a los demás y se te entiende”</w:t>
+      </w:r>
+      <w:r>
+        <w:t xml:space="preserve">.</w:t>
+      </w:r>
+    </w:p>
+    <w:p>
+      <w:pPr>
+        <w:pStyle w:val="Compact"/>
+        <w:numPr>
+          <w:ilvl w:val="0"/>
+          <w:numId w:val="1004"/>
+        </w:numPr>
+      </w:pPr>
+      <w:r>
+        <w:t xml:space="preserve">Sorpresa · comportamiento (y también</w:t>
+      </w:r>
+      <w:r>
+        <w:t xml:space="preserve"> </w:t>
+      </w:r>
+      <w:r>
+        <w:t xml:space="preserve">“sin límites”</w:t>
+      </w:r>
+      <w:r>
+        <w:t xml:space="preserve"> </w:t>
+      </w:r>
+      <w:r>
+        <w:t xml:space="preserve">del buen gusto).</w:t>
+      </w:r>
+    </w:p>
+    <w:p>
+      <w:pPr>
+        <w:pStyle w:val="Compact"/>
+        <w:numPr>
+          <w:ilvl w:val="0"/>
+          <w:numId w:val="1004"/>
+        </w:numPr>
+      </w:pPr>
+      <w:r>
+        <w:t xml:space="preserve">Cada cual suyo. Pista: si tu kudo cabe en</w:t>
+      </w:r>
+      <w:r>
+        <w:t xml:space="preserve"> </w:t>
+      </w:r>
+      <w:r>
+        <w:t xml:space="preserve">“eres majo”</w:t>
+      </w:r>
+      <w:r>
+        <w:t xml:space="preserve">, no es un kudo: vuelve al hecho.</w:t>
+      </w:r>
+    </w:p>
+    <w:p>
+      <w:r>
+        <w:pict>
+          <v:rect style="width:0;height:1.5pt" o:hralign="center" o:hrstd="t" o:hr="t"/>
+        </w:pict>
+      </w:r>
+    </w:p>
+    <w:bookmarkEnd w:id="34"/>
+    <w:bookmarkStart w:id="35" w:name="resumen-en-3-frases"/>
+    <w:p>
+      <w:pPr>
+        <w:pStyle w:val="Heading2"/>
+      </w:pPr>
+      <w:r>
+        <w:t xml:space="preserve">✅ Resumen en 3 frases</w:t>
+      </w:r>
+    </w:p>
+    <w:p>
+      <w:pPr>
+        <w:pStyle w:val="Compact"/>
+        <w:numPr>
+          <w:ilvl w:val="0"/>
+          <w:numId w:val="1005"/>
+        </w:numPr>
+      </w:pPr>
+      <w:r>
+        <w:t xml:space="preserve">Un kudo es un agradecimiento público y escrito por un comportamiento concreto; la tarjeta es solo el soporte.</w:t>
+      </w:r>
+    </w:p>
+    <w:p>
+      <w:pPr>
+        <w:pStyle w:val="Compact"/>
+        <w:numPr>
+          <w:ilvl w:val="0"/>
+          <w:numId w:val="1005"/>
+        </w:numPr>
+      </w:pPr>
+      <w:r>
+        <w:t xml:space="preserve">Funciona porque activa la motivación intrínseca: sentir que lo que haces le sirva a alguien; y en un grupo con conflictos cambia el foco, de fallos a aciertos.</w:t>
+      </w:r>
+    </w:p>
+    <w:p>
+      <w:pPr>
+        <w:pStyle w:val="Compact"/>
+        <w:numPr>
+          <w:ilvl w:val="0"/>
+          <w:numId w:val="1005"/>
+        </w:numPr>
+      </w:pPr>
+      <w:r>
+        <w:t xml:space="preserve">Las 6 reglas de oro lo mantienen vivo: sorpresa, pequeño, continuo, público, comportamiento y sin límites.</w:t>
+      </w:r>
+    </w:p>
+    <w:p>
+      <w:r>
+        <w:pict>
+          <v:rect style="width:0;height:1.5pt" o:hralign="center" o:hrstd="t" o:hr="t"/>
+        </w:pict>
+      </w:r>
+    </w:p>
+    <w:bookmarkEnd w:id="35"/>
+    <w:bookmarkStart w:id="37" w:name="vocabulario-rápido"/>
+    <w:p>
+      <w:pPr>
+        <w:pStyle w:val="Heading2"/>
+      </w:pPr>
+      <w:r>
+        <w:t xml:space="preserve">🐛 Vocabulario rápido</w:t>
+      </w:r>
+    </w:p>
+    <w:p>
+      <w:pPr>
+        <w:pStyle w:val="Compact"/>
+        <w:numPr>
+          <w:ilvl w:val="0"/>
+          <w:numId w:val="1006"/>
+        </w:numPr>
+      </w:pPr>
+      <w:r>
+        <w:rPr>
+          <w:b/>
+          <w:bCs/>
+        </w:rPr>
+        <w:t xml:space="preserve">Kudo:</w:t>
+      </w:r>
+      <w:r>
+        <w:t xml:space="preserve"> </w:t>
+      </w:r>
+      <w:r>
+        <w:t xml:space="preserve">agradecimiento público por un trabajo o comportamiento concreto.</w:t>
+      </w:r>
+    </w:p>
+    <w:p>
+      <w:pPr>
+        <w:pStyle w:val="Compact"/>
+        <w:numPr>
+          <w:ilvl w:val="0"/>
+          <w:numId w:val="1006"/>
+        </w:numPr>
+      </w:pPr>
+      <w:r>
+        <w:rPr>
+          <w:b/>
+          <w:bCs/>
+        </w:rPr>
+        <w:t xml:space="preserve">Management 3.0:</w:t>
+      </w:r>
+      <w:r>
+        <w:t xml:space="preserve"> </w:t>
+      </w:r>
+      <w:r>
+        <w:t xml:space="preserve">estilo de gestión que pone a las personas en el centro; de ahí salen las Kudo Cards.</w:t>
+      </w:r>
+    </w:p>
+    <w:p>
+      <w:pPr>
+        <w:pStyle w:val="Compact"/>
+        <w:numPr>
+          <w:ilvl w:val="0"/>
+          <w:numId w:val="1006"/>
+        </w:numPr>
+      </w:pPr>
+      <w:r>
+        <w:rPr>
+          <w:b/>
+          <w:bCs/>
+        </w:rPr>
+        <w:t xml:space="preserve">Motivación intrínseca:</w:t>
+      </w:r>
+      <w:r>
+        <w:t xml:space="preserve"> </w:t>
+      </w:r>
+      <w:r>
+        <w:t xml:space="preserve">la que nace de ti (gusta, satisface); no necesita recompensa externa.</w:t>
+      </w:r>
+    </w:p>
+    <w:p>
+      <w:pPr>
+        <w:pStyle w:val="Compact"/>
+        <w:numPr>
+          <w:ilvl w:val="0"/>
+          <w:numId w:val="1006"/>
+        </w:numPr>
+      </w:pPr>
+      <w:r>
+        <w:rPr>
+          <w:b/>
+          <w:bCs/>
+        </w:rPr>
+        <w:t xml:space="preserve">Retroalimentación:</w:t>
+      </w:r>
+      <w:r>
+        <w:t xml:space="preserve"> </w:t>
+      </w:r>
+      <w:r>
+        <w:t xml:space="preserve">devolver a alguien información útil sobre lo que hizo (aquí, en positivo).</w:t>
+      </w:r>
+    </w:p>
+    <w:p>
+      <w:pPr>
+        <w:pStyle w:val="Compact"/>
+        <w:numPr>
+          <w:ilvl w:val="0"/>
+          <w:numId w:val="1006"/>
+        </w:numPr>
+      </w:pPr>
+      <w:r>
+        <w:rPr>
+          <w:b/>
+          <w:bCs/>
+        </w:rPr>
+        <w:t xml:space="preserve">Token:</w:t>
+      </w:r>
+      <w:r>
+        <w:t xml:space="preserve"> </w:t>
+      </w:r>
+      <w:r>
+        <w:t xml:space="preserve">objeto pequeño que representa algo (aquí, un papelito que representa un</w:t>
+      </w:r>
+      <w:r>
+        <w:t xml:space="preserve"> </w:t>
+      </w:r>
+      <w:r>
+        <w:t xml:space="preserve">“gracias”</w:t>
+      </w:r>
+      <w:r>
+        <w:t xml:space="preserve">).</w:t>
+      </w:r>
+    </w:p>
+    <w:p>
+      <w:r>
+        <w:pict>
+          <v:rect style="width:0;height:1.5pt" o:hralign="center" o:hrstd="t" o:hr="t"/>
+        </w:pict>
+      </w:r>
+    </w:p>
+    <w:p>
+      <w:pPr>
+        <w:pStyle w:val="FirstParagraph"/>
+      </w:pPr>
+      <w:r>
+        <w:t xml:space="preserve">📚</w:t>
+      </w:r>
+      <w:r>
+        <w:t xml:space="preserve"> </w:t>
+      </w:r>
+      <w:hyperlink r:id="rId36">
+        <w:r>
+          <w:rPr>
+            <w:rStyle w:val="Hyperlink"/>
+          </w:rPr>
+          <w:t xml:space="preserve">Volver al índice de Kudo Cards</w:t>
+        </w:r>
+      </w:hyperlink>
+      <w:r>
+        <w:t xml:space="preserve"> </w:t>
+      </w:r>
+      <w:r>
+        <w:t xml:space="preserve">·</w:t>
+      </w:r>
+      <w:r>
+        <w:t xml:space="preserve"> </w:t>
+      </w:r>
+      <w:r>
+        <w:rPr>
+          <w:b/>
+          <w:bCs/>
+        </w:rPr>
+        <w:t xml:space="preserve">Anterior:</w:t>
+      </w:r>
+      <w:r>
+        <w:t xml:space="preserve"> </w:t>
+      </w:r>
+      <w:hyperlink r:id="rId36">
+        <w:r>
+          <w:rPr>
+            <w:rStyle w:val="Hyperlink"/>
+          </w:rPr>
+          <w:t xml:space="preserve">Índice</w:t>
+        </w:r>
+      </w:hyperlink>
+      <w:r>
+        <w:t xml:space="preserve"> </w:t>
+      </w:r>
+      <w:r>
+        <w:t xml:space="preserve">·</w:t>
+      </w:r>
+      <w:r>
+        <w:t xml:space="preserve"> </w:t>
+      </w:r>
+      <w:r>
+        <w:rPr>
+          <w:b/>
+          <w:bCs/>
+        </w:rPr>
+        <w:t xml:space="preserve">Siguiente:</w:t>
+      </w:r>
+      <w:r>
+        <w:t xml:space="preserve"> </w:t>
+      </w:r>
+      <w:hyperlink r:id="rId11">
+        <w:r>
+          <w:rPr>
+            <w:rStyle w:val="Hyperlink"/>
+          </w:rPr>
+          <w:t xml:space="preserve">La caja o el mural</w:t>
+        </w:r>
+      </w:hyperlink>
+    </w:p>
+    <w:bookmarkEnd w:id="37"/>
+    <w:bookmarkEnd w:id="38"/>
+    <w:bookmarkStart w:id="56" w:name="la-caja-o-el-mural"/>
+    <w:p>
+      <w:pPr>
+        <w:pStyle w:val="Heading1"/>
+      </w:pPr>
+      <w:r>
+        <w:t xml:space="preserve">2 — La caja o el mural</w:t>
+      </w:r>
+    </w:p>
+    <w:p>
+      <w:pPr>
+        <w:pStyle w:val="FirstParagraph"/>
+      </w:pPr>
+      <w:r>
+        <w:t xml:space="preserve">Monta la Kudo Box o el Wall, y las 5 reglas del banco 📦</w:t>
+      </w:r>
+    </w:p>
+    <w:p>
+      <w:pPr>
+        <w:pStyle w:val="BlockText"/>
+      </w:pPr>
+      <w:r>
+        <w:t xml:space="preserve">🗺️</w:t>
+      </w:r>
+      <w:r>
+        <w:t xml:space="preserve"> </w:t>
+      </w:r>
+      <w:r>
+        <w:rPr>
+          <w:b/>
+          <w:bCs/>
+        </w:rPr>
+        <w:t xml:space="preserve">Estás en:</w:t>
+      </w:r>
+      <w:r>
+        <w:t xml:space="preserve"> </w:t>
+      </w:r>
+      <w:r>
+        <w:t xml:space="preserve">🤝</w:t>
+      </w:r>
+      <w:r>
+        <w:t xml:space="preserve"> </w:t>
+      </w:r>
+      <w:r>
+        <w:rPr>
+          <w:b/>
+          <w:bCs/>
+        </w:rPr>
+        <w:t xml:space="preserve">Kudo Cards</w:t>
+      </w:r>
+      <w:r>
+        <w:t xml:space="preserve"> </w:t>
+      </w:r>
+      <w:r>
+        <w:t xml:space="preserve">→ 2 · La caja o el mural</w:t>
+      </w:r>
+    </w:p>
+    <w:p>
+      <w:r>
+        <w:pict>
+          <v:rect style="width:0;height:1.5pt" o:hralign="center" o:hrstd="t" o:hr="t"/>
+        </w:pict>
+      </w:r>
+    </w:p>
+    <w:bookmarkStart w:id="39" w:name="en-corto-1"/>
+    <w:p>
+      <w:pPr>
+        <w:pStyle w:val="Heading2"/>
+      </w:pPr>
+      <w:r>
+        <w:t xml:space="preserve">📬 En corto</w:t>
+      </w:r>
+    </w:p>
+    <w:p>
+      <w:pPr>
+        <w:pStyle w:val="BlockText"/>
+      </w:pPr>
+      <w:r>
+        <w:t xml:space="preserve">Las Kudo Cards tienen</w:t>
+      </w:r>
+      <w:r>
+        <w:t xml:space="preserve"> </w:t>
+      </w:r>
+      <w:r>
+        <w:rPr>
+          <w:b/>
+          <w:bCs/>
+        </w:rPr>
+        <w:t xml:space="preserve">dos destinos posibles</w:t>
+      </w:r>
+      <w:r>
+        <w:t xml:space="preserve">: una</w:t>
+      </w:r>
+      <w:r>
+        <w:t xml:space="preserve"> </w:t>
+      </w:r>
+      <w:r>
+        <w:rPr>
+          <w:b/>
+          <w:bCs/>
+        </w:rPr>
+        <w:t xml:space="preserve">caja</w:t>
+      </w:r>
+      <w:r>
+        <w:t xml:space="preserve"> </w:t>
+      </w:r>
+      <w:r>
+        <w:t xml:space="preserve">donde se depositan y se abren periódicamente (Kudo Box), o un</w:t>
+      </w:r>
+      <w:r>
+        <w:t xml:space="preserve"> </w:t>
+      </w:r>
+      <w:r>
+        <w:rPr>
+          <w:b/>
+          <w:bCs/>
+        </w:rPr>
+        <w:t xml:space="preserve">mural</w:t>
+      </w:r>
+      <w:r>
+        <w:t xml:space="preserve"> </w:t>
+      </w:r>
+      <w:r>
+        <w:t xml:space="preserve">donde se cuelgan a la vista de todos (Kudo Wall). Puedes usar una, otra o las dos. Estas 5 reglas evitan que se convierta en el rincón de los de siempre.</w:t>
+      </w:r>
+    </w:p>
+    <w:p>
+      <w:r>
+        <w:pict>
+          <v:rect style="width:0;height:1.5pt" o:hralign="center" o:hrstd="t" o:hr="t"/>
+        </w:pict>
+      </w:r>
+    </w:p>
+    <w:bookmarkEnd w:id="39"/>
+    <w:bookmarkStart w:id="40" w:name="X2aef17c5022f589f65eb5072f1953a86e0e8564"/>
+    <w:p>
+      <w:pPr>
+        <w:pStyle w:val="Heading2"/>
+      </w:pPr>
+      <w:r>
+        <w:t xml:space="preserve">💡 Primero decide: ¿dónde van a vivir tus kudos?</w:t>
+      </w:r>
+    </w:p>
+    <w:p>
+      <w:pPr>
+        <w:pStyle w:val="FirstParagraph"/>
+      </w:pPr>
+      <w:r>
+        <w:t xml:space="preserve">Un kudo escrito y guardado en un cajón no cambia a nadie:</w:t>
+      </w:r>
+      <w:r>
+        <w:t xml:space="preserve"> </w:t>
+      </w:r>
+      <w:r>
+        <w:rPr>
+          <w:b/>
+          <w:bCs/>
+        </w:rPr>
+        <w:t xml:space="preserve">necesita un destino visible</w:t>
+      </w:r>
+      <w:r>
+        <w:t xml:space="preserve">. Y aquí hay dos opciones, con personalidades muy distintas:</w:t>
+      </w:r>
+    </w:p>
+    <w:p>
+      <w:pPr>
+        <w:pStyle w:val="BodyText"/>
+      </w:pPr>
+    </w:p>
+    <w:p>
+      <w:pPr>
+        <w:pStyle w:val="BodyText"/>
+      </w:pPr>
+      <w:r>
+        <w:t xml:space="preserve">📦🧱 Los dos destinos — y por dónde empezar según tu grupo</w:t>
+      </w:r>
+    </w:p>
+    <w:p>
+      <w:pPr>
+        <w:pStyle w:val="BlockText"/>
+      </w:pPr>
+      <w:r>
+        <w:t xml:space="preserve">🚦</w:t>
+      </w:r>
+      <w:r>
+        <w:t xml:space="preserve"> </w:t>
+      </w:r>
+      <w:r>
+        <w:rPr>
+          <w:b/>
+          <w:bCs/>
+        </w:rPr>
+        <w:t xml:space="preserve">Regla de arranque:</w:t>
+      </w:r>
+      <w:r>
+        <w:t xml:space="preserve"> </w:t>
+      </w:r>
+      <w:r>
+        <w:t xml:space="preserve">si el grupo tiene conflictos vivos, empieza por la</w:t>
+      </w:r>
+      <w:r>
+        <w:t xml:space="preserve"> </w:t>
+      </w:r>
+      <w:r>
+        <w:rPr>
+          <w:b/>
+          <w:bCs/>
+        </w:rPr>
+        <w:t xml:space="preserve">Box con reparto discreto</w:t>
+      </w:r>
+      <w:r>
+        <w:t xml:space="preserve">. Cuando el clima mejore, añade el</w:t>
+      </w:r>
+      <w:r>
+        <w:t xml:space="preserve"> </w:t>
+      </w:r>
+      <w:r>
+        <w:rPr>
+          <w:b/>
+          <w:bCs/>
+        </w:rPr>
+        <w:t xml:space="preserve">Wall</w:t>
+      </w:r>
+      <w:r>
+        <w:t xml:space="preserve">. Ese orden evita vergüenzas y sabotajes.</w:t>
+      </w:r>
+    </w:p>
+    <w:p>
+      <w:r>
+        <w:pict>
+          <v:rect style="width:0;height:1.5pt" o:hralign="center" o:hrstd="t" o:hr="t"/>
+        </w:pict>
+      </w:r>
+    </w:p>
+    <w:bookmarkEnd w:id="40"/>
+    <w:bookmarkStart w:id="41" w:name="la-kudo-box-la-caja-de-los-gracias"/>
+    <w:p>
+      <w:pPr>
+        <w:pStyle w:val="Heading2"/>
+      </w:pPr>
+      <w:r>
+        <w:t xml:space="preserve">📦 La Kudo Box: la caja de los gracias</w:t>
+      </w:r>
+    </w:p>
+    <w:p>
+      <w:pPr>
+        <w:pStyle w:val="FirstParagraph"/>
+      </w:pPr>
+      <w:r>
+        <w:t xml:space="preserve">Una caja (una caja de zapatos, un bote, lo que haya) colocada en un</w:t>
+      </w:r>
+      <w:r>
+        <w:t xml:space="preserve"> </w:t>
+      </w:r>
+      <w:r>
+        <w:rPr>
+          <w:b/>
+          <w:bCs/>
+        </w:rPr>
+        <w:t xml:space="preserve">sitio de paso</w:t>
+      </w:r>
+      <w:r>
+        <w:t xml:space="preserve"> </w:t>
+      </w:r>
+      <w:r>
+        <w:t xml:space="preserve">del aula. Cualquier persona escribe su kudo en una tarjeta y la deposita. El momento de abrirla lo decide la clase:</w:t>
+      </w:r>
+    </w:p>
+    <w:tbl>
+      <w:tblPr>
+        <w:tblStyle w:val="Table"/>
+        <w:tblW w:type="pct" w:w="5000"/>
+        <w:tblLayout w:type="fixed"/>
+        <w:tblLook w:firstRow="1" w:lastRow="0" w:firstColumn="0" w:lastColumn="0" w:noHBand="0" w:noVBand="0" w:val="0020"/>
+      </w:tblPr>
+      <w:tblGrid>
+        <w:gridCol w:w="3960"/>
+        <w:gridCol w:w="3960"/>
+      </w:tblGrid>
+      <w:tr>
+        <w:trPr>
+          <w:tblHeader w:val="on"/>
+        </w:trPr>
+        <w:tc>
+          <w:tcPr/>
+          <w:p>
+            <w:pPr>
+              <w:pStyle w:val="Compact"/>
+            </w:pPr>
+            <w:r>
+              <w:t xml:space="preserve">Frecuencia</w:t>
+            </w:r>
+          </w:p>
+        </w:tc>
+        <w:tc>
+          <w:tcPr/>
+          <w:p>
+            <w:pPr>
+              <w:pStyle w:val="Compact"/>
+            </w:pPr>
+            <w:r>
+              <w:t xml:space="preserve">Cuándo conviene</w:t>
+            </w:r>
+          </w:p>
+        </w:tc>
+      </w:tr>
+      <w:tr>
+        <w:tc>
+          <w:tcPr/>
+          <w:p>
+            <w:pPr>
+              <w:pStyle w:val="Compact"/>
+            </w:pPr>
+            <w:r>
+              <w:t xml:space="preserve">🗓️</w:t>
+            </w:r>
+            <w:r>
+              <w:t xml:space="preserve"> </w:t>
+            </w:r>
             <w:r>
               <w:rPr>
                 <w:b/>
@@ -2491,6 +3629,12 @@
               <w:pStyle w:val="Compact"/>
             </w:pPr>
             <w:r>
+              <w:t xml:space="preserve">🗓️</w:t>
+            </w:r>
+            <w:r>
+              <w:t xml:space="preserve"> </w:t>
+            </w:r>
+            <w:r>
               <w:rPr>
                 <w:b/>
                 <w:bCs/>
@@ -2519,6 +3663,12 @@
               <w:pStyle w:val="Compact"/>
             </w:pPr>
             <w:r>
+              <w:t xml:space="preserve">🗓️</w:t>
+            </w:r>
+            <w:r>
+              <w:t xml:space="preserve"> </w:t>
+            </w:r>
+            <w:r>
               <w:rPr>
                 <w:b/>
                 <w:bCs/>
@@ -2547,140 +3697,6 @@
       <w:r>
         <w:t xml:space="preserve">Al abrirla, hay dos formas:</w:t>
       </w:r>
-      <w:r>
-        <w:t xml:space="preserve"> </w:t>
-      </w:r>
-      <w:r>
-        <w:rPr>
-          <w:b/>
-          <w:bCs/>
-        </w:rPr>
-        <w:t xml:space="preserve">leerlas en voz alta</w:t>
-      </w:r>
-      <w:r>
-        <w:t xml:space="preserve"> </w:t>
-      </w:r>
-      <w:r>
-        <w:t xml:space="preserve">en clase (hace más fuerte el reconocimiento público) o</w:t>
-      </w:r>
-      <w:r>
-        <w:t xml:space="preserve"> </w:t>
-      </w:r>
-      <w:r>
-        <w:rPr>
-          <w:b/>
-          <w:bCs/>
-        </w:rPr>
-        <w:t xml:space="preserve">repartirlas directamente</w:t>
-      </w:r>
-      <w:r>
-        <w:t xml:space="preserve"> </w:t>
-      </w:r>
-      <w:r>
-        <w:t xml:space="preserve">a sus destinatarios (más íntimo, ideal si el grupo es muy conflictivo y la vergüenza tira para atrás).</w:t>
-      </w:r>
-    </w:p>
-    <w:p>
-      <w:pPr>
-        <w:pStyle w:val="BlockText"/>
-      </w:pPr>
-      <w:r>
-        <w:t xml:space="preserve">⚠️</w:t>
-      </w:r>
-      <w:r>
-        <w:t xml:space="preserve"> </w:t>
-      </w:r>
-      <w:r>
-        <w:rPr>
-          <w:b/>
-          <w:bCs/>
-        </w:rPr>
-        <w:t xml:space="preserve">Lo que mata la Kudo Box:</w:t>
-      </w:r>
-      <w:r>
-        <w:t xml:space="preserve"> </w:t>
-      </w:r>
-      <w:r>
-        <w:t xml:space="preserve">abrirla</w:t>
-      </w:r>
-      <w:r>
-        <w:t xml:space="preserve"> </w:t>
-      </w:r>
-      <w:r>
-        <w:t xml:space="preserve">“cuando toque”</w:t>
-      </w:r>
-      <w:r>
-        <w:t xml:space="preserve"> </w:t>
-      </w:r>
-      <w:r>
-        <w:t xml:space="preserve">y resulta que nunca toca. Si la caja lleva tres semanas sin abrirse, el mensaje es que esto no era serio. Mejor poco y constante que mucho y una vez.</w:t>
-      </w:r>
-    </w:p>
-    <w:p>
-      <w:r>
-        <w:pict>
-          <v:rect style="width:0;height:1.5pt" o:hralign="center" o:hrstd="t" o:hr="t"/>
-        </w:pict>
-      </w:r>
-    </w:p>
-    <w:bookmarkEnd w:id="38"/>
-    <w:bookmarkStart w:id="39" w:name="el-kudo-wall-el-mural-visible"/>
-    <w:p>
-      <w:pPr>
-        <w:pStyle w:val="Heading2"/>
-      </w:pPr>
-      <w:r>
-        <w:t xml:space="preserve">🧱 El Kudo Wall: el mural visible</w:t>
-      </w:r>
-    </w:p>
-    <w:p>
-      <w:pPr>
-        <w:pStyle w:val="FirstParagraph"/>
-      </w:pPr>
-      <w:r>
-        <w:t xml:space="preserve">Un espacio de pared en un</w:t>
-      </w:r>
-      <w:r>
-        <w:t xml:space="preserve"> </w:t>
-      </w:r>
-      <w:r>
-        <w:rPr>
-          <w:b/>
-          <w:bCs/>
-        </w:rPr>
-        <w:t xml:space="preserve">sitio de tránsito</w:t>
-      </w:r>
-      <w:r>
-        <w:t xml:space="preserve"> </w:t>
-      </w:r>
-      <w:r>
-        <w:t xml:space="preserve">(pared del aula, pasillo, junto a la puerta) donde se cuelgan las tarjetas con chinchetas o celo. Todos los días lo ves al entrar. La filosofía es la misma que los murales de trabajos de la infancia:</w:t>
-      </w:r>
-      <w:r>
-        <w:t xml:space="preserve"> </w:t>
-      </w:r>
-      <w:r>
-        <w:rPr>
-          <w:b/>
-          <w:bCs/>
-        </w:rPr>
-        <w:t xml:space="preserve">ver tu trabajo colgado te hace sentir que importas</w:t>
-      </w:r>
-      <w:r>
-        <w:t xml:space="preserve">.</w:t>
-      </w:r>
-    </w:p>
-    <w:p>
-      <w:pPr>
-        <w:pStyle w:val="BodyText"/>
-      </w:pPr>
-      <w:r>
-        <w:rPr>
-          <w:b/>
-          <w:bCs/>
-        </w:rPr>
-        <w:t xml:space="preserve">Cómo se monta:</w:t>
-      </w:r>
     </w:p>
     <w:p>
       <w:pPr>
@@ -2691,7 +3707,23 @@
         </w:numPr>
       </w:pPr>
       <w:r>
-        <w:t xml:space="preserve">Cartulina grande de fondo (o directamente la pared, con permiso 😅).</w:t>
+        <w:t xml:space="preserve">📢</w:t>
+      </w:r>
+      <w:r>
+        <w:t xml:space="preserve"> </w:t>
+      </w:r>
+      <w:r>
+        <w:rPr>
+          <w:b/>
+          <w:bCs/>
+        </w:rPr>
+        <w:t xml:space="preserve">Leerlas en voz alta</w:t>
+      </w:r>
+      <w:r>
+        <w:t xml:space="preserve"> </w:t>
+      </w:r>
+      <w:r>
+        <w:t xml:space="preserve">en clase → hace más fuerte el reconocimiento público.</w:t>
       </w:r>
     </w:p>
     <w:p>
@@ -2703,7 +3735,187 @@
         </w:numPr>
       </w:pPr>
       <w:r>
-        <w:t xml:space="preserve">Tarjetas colgadas por semanas o por categorías.</w:t>
+        <w:t xml:space="preserve">💌</w:t>
+      </w:r>
+      <w:r>
+        <w:t xml:space="preserve"> </w:t>
+      </w:r>
+      <w:r>
+        <w:rPr>
+          <w:b/>
+          <w:bCs/>
+        </w:rPr>
+        <w:t xml:space="preserve">Repartirlas directamente</w:t>
+      </w:r>
+      <w:r>
+        <w:t xml:space="preserve"> </w:t>
+      </w:r>
+      <w:r>
+        <w:t xml:space="preserve">a sus destinatarios → más íntimo, ideal si el grupo es muy conflictivo y la vergüenza tira para atrás.</w:t>
+      </w:r>
+    </w:p>
+    <w:p>
+      <w:pPr>
+        <w:pStyle w:val="BlockText"/>
+      </w:pPr>
+      <w:r>
+        <w:t xml:space="preserve">⚠️</w:t>
+      </w:r>
+      <w:r>
+        <w:t xml:space="preserve"> </w:t>
+      </w:r>
+      <w:r>
+        <w:rPr>
+          <w:b/>
+          <w:bCs/>
+        </w:rPr>
+        <w:t xml:space="preserve">Lo que mata la Kudo Box:</w:t>
+      </w:r>
+      <w:r>
+        <w:t xml:space="preserve"> </w:t>
+      </w:r>
+      <w:r>
+        <w:t xml:space="preserve">abrirla</w:t>
+      </w:r>
+      <w:r>
+        <w:t xml:space="preserve"> </w:t>
+      </w:r>
+      <w:r>
+        <w:t xml:space="preserve">“cuando toque”</w:t>
+      </w:r>
+      <w:r>
+        <w:t xml:space="preserve"> </w:t>
+      </w:r>
+      <w:r>
+        <w:t xml:space="preserve">y resulta que</w:t>
+      </w:r>
+      <w:r>
+        <w:t xml:space="preserve"> </w:t>
+      </w:r>
+      <w:r>
+        <w:rPr>
+          <w:b/>
+          <w:bCs/>
+        </w:rPr>
+        <w:t xml:space="preserve">nunca toca</w:t>
+      </w:r>
+      <w:r>
+        <w:t xml:space="preserve">. Si la caja lleva tres semanas sin abrirse, el mensaje es que esto no era serio. Mejor poco y constante que mucho y una vez.</w:t>
+      </w:r>
+    </w:p>
+    <w:p>
+      <w:pPr>
+        <w:pStyle w:val="FirstParagraph"/>
+      </w:pPr>
+      <w:r>
+        <w:t xml:space="preserve">😬</w:t>
+      </w:r>
+      <w:r>
+        <w:t xml:space="preserve"> </w:t>
+      </w:r>
+      <w:r>
+        <w:rPr>
+          <w:b/>
+          <w:bCs/>
+        </w:rPr>
+        <w:t xml:space="preserve">Fail de DANI:</w:t>
+      </w:r>
+      <w:r>
+        <w:t xml:space="preserve"> </w:t>
+      </w:r>
+      <w:r>
+        <w:t xml:space="preserve">DANI montó una Kudo Box preciosa (pintada, con un lazo) pero la dejó</w:t>
+      </w:r>
+      <w:r>
+        <w:t xml:space="preserve"> </w:t>
+      </w:r>
+      <w:r>
+        <w:t xml:space="preserve">“para cuando hubiera muchas tarjetas”</w:t>
+      </w:r>
+      <w:r>
+        <w:t xml:space="preserve">. Al mes: cero aperturas y la caja llena. ROSA:</w:t>
+      </w:r>
+      <w:r>
+        <w:t xml:space="preserve"> </w:t>
+      </w:r>
+      <w:r>
+        <w:rPr>
+          <w:i/>
+          <w:iCs/>
+        </w:rPr>
+        <w:t xml:space="preserve">“El lazo no es el evento, campeón. Abrir la caja es el evento. El viernes, con dos tarjetas si hace falta.”</w:t>
+      </w:r>
+      <w:r>
+        <w:t xml:space="preserve"> </w:t>
+      </w:r>
+      <w:r>
+        <w:t xml:space="preserve">El viernes la abrieron con tres tarjetas… y esa semana entraron ocho.</w:t>
+      </w:r>
+    </w:p>
+    <w:p>
+      <w:r>
+        <w:pict>
+          <v:rect style="width:0;height:1.5pt" o:hralign="center" o:hrstd="t" o:hr="t"/>
+        </w:pict>
+      </w:r>
+    </w:p>
+    <w:bookmarkEnd w:id="41"/>
+    <w:bookmarkStart w:id="42" w:name="el-kudo-wall-el-mural-visible"/>
+    <w:p>
+      <w:pPr>
+        <w:pStyle w:val="Heading2"/>
+      </w:pPr>
+      <w:r>
+        <w:t xml:space="preserve">🧱 El Kudo Wall: el mural visible</w:t>
+      </w:r>
+    </w:p>
+    <w:p>
+      <w:pPr>
+        <w:pStyle w:val="FirstParagraph"/>
+      </w:pPr>
+      <w:r>
+        <w:t xml:space="preserve">Un espacio de pared en un</w:t>
+      </w:r>
+      <w:r>
+        <w:t xml:space="preserve"> </w:t>
+      </w:r>
+      <w:r>
+        <w:rPr>
+          <w:b/>
+          <w:bCs/>
+        </w:rPr>
+        <w:t xml:space="preserve">sitio de tránsito</w:t>
+      </w:r>
+      <w:r>
+        <w:t xml:space="preserve"> </w:t>
+      </w:r>
+      <w:r>
+        <w:t xml:space="preserve">(pared del aula, pasillo, junto a la puerta) donde se cuelgan las tarjetas con chinchetas o celo. Todos los días lo ves al entrar. La filosofía es la misma que los murales de trabajos de la infancia:</w:t>
+      </w:r>
+      <w:r>
+        <w:t xml:space="preserve"> </w:t>
+      </w:r>
+      <w:r>
+        <w:rPr>
+          <w:b/>
+          <w:bCs/>
+        </w:rPr>
+        <w:t xml:space="preserve">ver tu trabajo colgado te hace sentir que importas</w:t>
+      </w:r>
+      <w:r>
+        <w:t xml:space="preserve">.</w:t>
+      </w:r>
+    </w:p>
+    <w:p>
+      <w:pPr>
+        <w:pStyle w:val="BodyText"/>
+      </w:pPr>
+      <w:r>
+        <w:rPr>
+          <w:b/>
+          <w:bCs/>
+        </w:rPr>
+        <w:t xml:space="preserve">Cómo se monta:</w:t>
       </w:r>
     </w:p>
     <w:p>
@@ -2711,33 +3923,11 @@
         <w:pStyle w:val="Compact"/>
         <w:numPr>
           <w:ilvl w:val="0"/>
-          <w:numId w:val="1007"/>
+          <w:numId w:val="1008"/>
         </w:numPr>
       </w:pPr>
       <w:r>
-        <w:t xml:space="preserve">Regla de la pared:</w:t>
-      </w:r>
-      <w:r>
-        <w:t xml:space="preserve"> </w:t>
-      </w:r>
-      <w:r>
-        <w:rPr>
-          <w:b/>
-          <w:bCs/>
-        </w:rPr>
-        <w:t xml:space="preserve">solo kudos escritos</w:t>
-      </w:r>
-      <w:r>
-        <w:t xml:space="preserve">, nada de comentarios irónicos ni</w:t>
-      </w:r>
-      <w:r>
-        <w:t xml:space="preserve"> </w:t>
-      </w:r>
-      <w:r>
-        <w:t xml:space="preserve">“bromas”</w:t>
-      </w:r>
-      <w:r>
-        <w:t xml:space="preserve">.</w:t>
+        <w:t xml:space="preserve">🖼️ Cartulina grande de fondo (o directamente la pared, con permiso 😅).</w:t>
       </w:r>
     </w:p>
     <w:p>
@@ -2745,11 +3935,93 @@
         <w:pStyle w:val="Compact"/>
         <w:numPr>
           <w:ilvl w:val="0"/>
-          <w:numId w:val="1007"/>
+          <w:numId w:val="1008"/>
         </w:numPr>
       </w:pPr>
       <w:r>
-        <w:t xml:space="preserve">Limpieza periódica: archivar las antiguas (para repasarlas en momentos bajos) y dejar sitio.</w:t>
+        <w:t xml:space="preserve">📌 Tarjetas colgadas por semanas o por categorías.</w:t>
+      </w:r>
+    </w:p>
+    <w:p>
+      <w:pPr>
+        <w:pStyle w:val="Compact"/>
+        <w:numPr>
+          <w:ilvl w:val="0"/>
+          <w:numId w:val="1008"/>
+        </w:numPr>
+      </w:pPr>
+      <w:r>
+        <w:t xml:space="preserve">🛡️ Regla de la pared:</w:t>
+      </w:r>
+      <w:r>
+        <w:t xml:space="preserve"> </w:t>
+      </w:r>
+      <w:r>
+        <w:rPr>
+          <w:b/>
+          <w:bCs/>
+        </w:rPr>
+        <w:t xml:space="preserve">solo kudos escritos</w:t>
+      </w:r>
+      <w:r>
+        <w:t xml:space="preserve">, nada de comentarios irónicos ni</w:t>
+      </w:r>
+      <w:r>
+        <w:t xml:space="preserve"> </w:t>
+      </w:r>
+      <w:r>
+        <w:t xml:space="preserve">“bromas”</w:t>
+      </w:r>
+      <w:r>
+        <w:t xml:space="preserve">.</w:t>
+      </w:r>
+    </w:p>
+    <w:p>
+      <w:pPr>
+        <w:pStyle w:val="Compact"/>
+        <w:numPr>
+          <w:ilvl w:val="0"/>
+          <w:numId w:val="1008"/>
+        </w:numPr>
+      </w:pPr>
+      <w:r>
+        <w:t xml:space="preserve">🧹 Limpieza periódica: archivar las antiguas (para repasarlas en momentos bajos) y dejar sitio.</w:t>
+      </w:r>
+    </w:p>
+    <w:p>
+      <w:pPr>
+        <w:pStyle w:val="FirstParagraph"/>
+      </w:pPr>
+      <w:r>
+        <w:t xml:space="preserve">📌</w:t>
+      </w:r>
+      <w:r>
+        <w:t xml:space="preserve"> </w:t>
+      </w:r>
+      <w:r>
+        <w:rPr>
+          <w:b/>
+          <w:bCs/>
+        </w:rPr>
+        <w:t xml:space="preserve">Dato clave:</w:t>
+      </w:r>
+      <w:r>
+        <w:t xml:space="preserve"> </w:t>
+      </w:r>
+      <w:r>
+        <w:t xml:space="preserve">el Wall es un espejo del grupo: lo que veis colgado es lo que el grupo decide que vale. Por eso la regla de</w:t>
+      </w:r>
+      <w:r>
+        <w:t xml:space="preserve"> </w:t>
+      </w:r>
+      <w:r>
+        <w:t xml:space="preserve">“solo kudos escritos”</w:t>
+      </w:r>
+      <w:r>
+        <w:t xml:space="preserve"> </w:t>
+      </w:r>
+      <w:r>
+        <w:t xml:space="preserve">no es formalismo: es lo que impide que el mural se convierta en el muro de las bromas.</w:t>
       </w:r>
     </w:p>
     <w:p>
@@ -2759,8 +4031,8 @@
         </w:pict>
       </w:r>
     </w:p>
-    <w:bookmarkEnd w:id="39"/>
-    <w:bookmarkStart w:id="40" w:name="box-wall-o-las-dos"/>
+    <w:bookmarkEnd w:id="42"/>
+    <w:bookmarkStart w:id="43" w:name="box-wall-o-las-dos"/>
     <w:p>
       <w:pPr>
         <w:pStyle w:val="Heading2"/>
@@ -2806,6 +4078,12 @@
               </w:rPr>
               <w:t xml:space="preserve">Kudo Box</w:t>
             </w:r>
+            <w:r>
+              <w:t xml:space="preserve"> </w:t>
+            </w:r>
+            <w:r>
+              <w:t xml:space="preserve">📦</w:t>
+            </w:r>
           </w:p>
         </w:tc>
         <w:tc>
@@ -2821,6 +4099,12 @@
               </w:rPr>
               <w:t xml:space="preserve">Kudo Wall</w:t>
             </w:r>
+            <w:r>
+              <w:t xml:space="preserve"> </w:t>
+            </w:r>
+            <w:r>
+              <w:t xml:space="preserve">🧱</w:t>
+            </w:r>
           </w:p>
         </w:tc>
       </w:tr>
@@ -3005,46 +4289,7 @@
         <w:pStyle w:val="BodyText"/>
       </w:pPr>
       <w:r>
-        <w:rPr>
-          <w:b/>
-          <w:bCs/>
-        </w:rPr>
-        <w:t xml:space="preserve">Recomendación para empezar:</w:t>
-      </w:r>
-      <w:r>
-        <w:t xml:space="preserve"> </w:t>
-      </w:r>
-      <w:r>
-        <w:t xml:space="preserve">si el grupo tiene conflictos vivos, empieza por la</w:t>
-      </w:r>
-      <w:r>
-        <w:t xml:space="preserve"> </w:t>
-      </w:r>
-      <w:r>
-        <w:rPr>
-          <w:b/>
-          <w:bCs/>
-        </w:rPr>
-        <w:t xml:space="preserve">Box</w:t>
-      </w:r>
-      <w:r>
-        <w:t xml:space="preserve"> </w:t>
-      </w:r>
-      <w:r>
-        <w:t xml:space="preserve">con reparto discreto; cuando el clima mejore, añade el</w:t>
-      </w:r>
-      <w:r>
-        <w:t xml:space="preserve"> </w:t>
-      </w:r>
-      <w:r>
-        <w:rPr>
-          <w:b/>
-          <w:bCs/>
-        </w:rPr>
-        <w:t xml:space="preserve">Wall</w:t>
-      </w:r>
-      <w:r>
-        <w:t xml:space="preserve">. Y sí: en el</w:t>
+        <w:t xml:space="preserve">Y sí: en el</w:t>
       </w:r>
       <w:r>
         <w:t xml:space="preserve"> </w:t>
@@ -3061,7 +4306,23 @@
         <w:t xml:space="preserve"> </w:t>
       </w:r>
       <w:r>
-        <w:t xml:space="preserve">tienes +50 kudos listos para llenarlas de contenido desde el primer día.</w:t>
+        <w:t xml:space="preserve">tienes</w:t>
+      </w:r>
+      <w:r>
+        <w:t xml:space="preserve"> </w:t>
+      </w:r>
+      <w:r>
+        <w:rPr>
+          <w:b/>
+          <w:bCs/>
+        </w:rPr>
+        <w:t xml:space="preserve">+50 kudos listos</w:t>
+      </w:r>
+      <w:r>
+        <w:t xml:space="preserve"> </w:t>
+      </w:r>
+      <w:r>
+        <w:t xml:space="preserve">para llenarlas de contenido desde el primer día.</w:t>
       </w:r>
     </w:p>
     <w:p>
@@ -3071,8 +4332,8 @@
         </w:pict>
       </w:r>
     </w:p>
-    <w:bookmarkEnd w:id="40"/>
-    <w:bookmarkStart w:id="46" w:name="las-5-reglas-del-banco"/>
+    <w:bookmarkEnd w:id="43"/>
+    <w:bookmarkStart w:id="49" w:name="las-5-reglas-del-banco"/>
     <w:p>
       <w:pPr>
         <w:pStyle w:val="Heading2"/>
@@ -3081,13 +4342,30 @@
         <w:t xml:space="preserve">📋 Las 5 reglas del banco</w:t>
       </w:r>
     </w:p>
-    <w:bookmarkStart w:id="41" w:name="rotación-que-no-siempre-reciba-el-mismo"/>
+    <w:p>
+      <w:pPr>
+        <w:pStyle w:val="FirstParagraph"/>
+      </w:pPr>
+      <w:r>
+        <w:t xml:space="preserve">Estas reglas mantienen viva la caja/mural sin que se convierta en</w:t>
+      </w:r>
+      <w:r>
+        <w:t xml:space="preserve"> </w:t>
+      </w:r>
+      <w:r>
+        <w:t xml:space="preserve">“el rincón de los de siempre”</w:t>
+      </w:r>
+      <w:r>
+        <w:t xml:space="preserve">:</w:t>
+      </w:r>
+    </w:p>
+    <w:bookmarkStart w:id="44" w:name="rotación-que-no-siempre-reciba-el-mismo"/>
     <w:p>
       <w:pPr>
         <w:pStyle w:val="Heading3"/>
       </w:pPr>
       <w:r>
-        <w:t xml:space="preserve">1. Rotación: que no siempre reciba el mismo</w:t>
+        <w:t xml:space="preserve">1. 🔄 Rotación: que no siempre reciba el mismo</w:t>
       </w:r>
     </w:p>
     <w:p>
@@ -3095,7 +4373,20 @@
         <w:pStyle w:val="FirstParagraph"/>
       </w:pPr>
       <w:r>
-        <w:t xml:space="preserve">Si siempre se kudea a los mismos tres, el banco refuerza la popularidad, no el clima. Quien reparte las tarjetas —o el grupo entero— debe</w:t>
+        <w:t xml:space="preserve">Si siempre se kudea a los mismos tres, el banco refuerza la</w:t>
+      </w:r>
+      <w:r>
+        <w:t xml:space="preserve"> </w:t>
+      </w:r>
+      <w:r>
+        <w:rPr>
+          <w:b/>
+          <w:bCs/>
+        </w:rPr>
+        <w:t xml:space="preserve">popularidad</w:t>
+      </w:r>
+      <w:r>
+        <w:t xml:space="preserve">, no el clima. Quien reparte las tarjetas —o el grupo entero— debe</w:t>
       </w:r>
       <w:r>
         <w:t xml:space="preserve"> </w:t>
@@ -3111,14 +4402,14 @@
         <w:t xml:space="preserve">: una regla práctica es que, al terminar la ronda, todo el mundo haya recibido al menos una y nadie más de dos.</w:t>
       </w:r>
     </w:p>
-    <w:bookmarkEnd w:id="41"/>
-    <w:bookmarkStart w:id="42" w:name="el-anónimo-solo-cuando-hay-tensión"/>
+    <w:bookmarkEnd w:id="44"/>
+    <w:bookmarkStart w:id="45" w:name="el-anónimo-solo-cuando-hay-tensión"/>
     <w:p>
       <w:pPr>
         <w:pStyle w:val="Heading3"/>
       </w:pPr>
       <w:r>
-        <w:t xml:space="preserve">2. El anónimo, solo cuando hay tensión</w:t>
+        <w:t xml:space="preserve">2. 🕵️ El anónimo, solo cuando hay tensión</w:t>
       </w:r>
     </w:p>
     <w:p>
@@ -3247,17 +4538,30 @@
         <w:pStyle w:val="BodyText"/>
       </w:pPr>
       <w:r>
-        <w:t xml:space="preserve">El anónimo no es para siempre: es el modo de arranque. Si el grupo funciona, la firma vuelve sola.</w:t>
-      </w:r>
-    </w:p>
-    <w:bookmarkEnd w:id="42"/>
-    <w:bookmarkStart w:id="43" w:name="nunca-de-apariencia-ni-de-nota"/>
+        <w:t xml:space="preserve">El anónimo</w:t>
+      </w:r>
+      <w:r>
+        <w:t xml:space="preserve"> </w:t>
+      </w:r>
+      <w:r>
+        <w:rPr>
+          <w:b/>
+          <w:bCs/>
+        </w:rPr>
+        <w:t xml:space="preserve">no es para siempre</w:t>
+      </w:r>
+      <w:r>
+        <w:t xml:space="preserve">: es el modo de arranque. Si el grupo funciona, la firma vuelve sola.</w:t>
+      </w:r>
+    </w:p>
+    <w:bookmarkEnd w:id="45"/>
+    <w:bookmarkStart w:id="46" w:name="nunca-de-apariencia-ni-de-nota"/>
     <w:p>
       <w:pPr>
         <w:pStyle w:val="Heading3"/>
       </w:pPr>
       <w:r>
-        <w:t xml:space="preserve">3. Nunca de apariencia ni de nota</w:t>
+        <w:t xml:space="preserve">3. 🚫 Nunca de apariencia ni de nota</w:t>
       </w:r>
     </w:p>
     <w:p>
@@ -3305,17 +4609,43 @@
         <w:t xml:space="preserve">comportamientos</w:t>
       </w:r>
       <w:r>
-        <w:t xml:space="preserve">: ayudar, incluir, esforzarse, avisar, defender sin insultar. Si alguien escribe una tarjeta de apariencia, no se tira: se redirige (¿qué hizo esa persona que te parezca valiosa?).</w:t>
-      </w:r>
-    </w:p>
-    <w:bookmarkEnd w:id="43"/>
-    <w:bookmarkStart w:id="44" w:name="cantidad-libre-no-por-turno"/>
+        <w:t xml:space="preserve">: ayudar, incluir, esforzarse, avisar, defender sin insultar. Si alguien escribe una tarjeta de apariencia, no se tira: se</w:t>
+      </w:r>
+      <w:r>
+        <w:t xml:space="preserve"> </w:t>
+      </w:r>
+      <w:r>
+        <w:rPr>
+          <w:b/>
+          <w:bCs/>
+        </w:rPr>
+        <w:t xml:space="preserve">redirige</w:t>
+      </w:r>
+      <w:r>
+        <w:t xml:space="preserve"> </w:t>
+      </w:r>
+      <w:r>
+        <w:t xml:space="preserve">(</w:t>
+      </w:r>
+      <w:r>
+        <w:rPr>
+          <w:i/>
+          <w:iCs/>
+        </w:rPr>
+        <w:t xml:space="preserve">¿qué hizo esa persona que te parezca valiosa?</w:t>
+      </w:r>
+      <w:r>
+        <w:t xml:space="preserve">).</w:t>
+      </w:r>
+    </w:p>
+    <w:bookmarkEnd w:id="46"/>
+    <w:bookmarkStart w:id="47" w:name="cantidad-libre-no-por-turno"/>
     <w:p>
       <w:pPr>
         <w:pStyle w:val="Heading3"/>
       </w:pPr>
       <w:r>
-        <w:t xml:space="preserve">4. Cantidad libre, no por turno</w:t>
+        <w:t xml:space="preserve">4. ✌️ Cantidad libre, no por turno</w:t>
       </w:r>
     </w:p>
     <w:p>
@@ -3337,7 +4667,23 @@
         </w:r>
       </w:hyperlink>
       <w:r>
-        <w:t xml:space="preserve">). Lo que sí es bueno: el grupo entero estrena la Box con un primer kudo cada uno (la dinámica del</w:t>
+        <w:t xml:space="preserve">). Lo que sí es bueno: el grupo entero estrena la Box con un</w:t>
+      </w:r>
+      <w:r>
+        <w:t xml:space="preserve"> </w:t>
+      </w:r>
+      <w:r>
+        <w:rPr>
+          <w:b/>
+          <w:bCs/>
+        </w:rPr>
+        <w:t xml:space="preserve">primer kudo cada uno</w:t>
+      </w:r>
+      <w:r>
+        <w:t xml:space="preserve"> </w:t>
+      </w:r>
+      <w:r>
+        <w:t xml:space="preserve">(la dinámica del</w:t>
       </w:r>
       <w:r>
         <w:t xml:space="preserve"> </w:t>
@@ -3354,14 +4700,14 @@
         <w:t xml:space="preserve">).</w:t>
       </w:r>
     </w:p>
-    <w:bookmarkEnd w:id="44"/>
-    <w:bookmarkStart w:id="45" w:name="el-kudo-también-sale-de-la-caja"/>
+    <w:bookmarkEnd w:id="47"/>
+    <w:bookmarkStart w:id="48" w:name="el-kudo-también-sale-de-la-caja"/>
     <w:p>
       <w:pPr>
         <w:pStyle w:val="Heading3"/>
       </w:pPr>
       <w:r>
-        <w:t xml:space="preserve">5. El kudo también sale de la caja</w:t>
+        <w:t xml:space="preserve">5. 🚪 El kudo también sale de la caja</w:t>
       </w:r>
     </w:p>
     <w:p>
@@ -3409,9 +4755,9 @@
         </w:pict>
       </w:r>
     </w:p>
-    <w:bookmarkEnd w:id="45"/>
-    <w:bookmarkEnd w:id="46"/>
-    <w:bookmarkStart w:id="47" w:name="cómo-imprimir-las-tarjetas"/>
+    <w:bookmarkEnd w:id="48"/>
+    <w:bookmarkEnd w:id="49"/>
+    <w:bookmarkStart w:id="50" w:name="cómo-imprimir-las-tarjetas"/>
     <w:p>
       <w:pPr>
         <w:pStyle w:val="Heading2"/>
@@ -3450,10 +4796,16 @@
         <w:pStyle w:val="Compact"/>
         <w:numPr>
           <w:ilvl w:val="0"/>
-          <w:numId w:val="1008"/>
+          <w:numId w:val="1009"/>
         </w:numPr>
       </w:pPr>
       <w:r>
+        <w:t xml:space="preserve">⌨️</w:t>
+      </w:r>
+      <w:r>
+        <w:t xml:space="preserve"> </w:t>
+      </w:r>
+      <w:r>
         <w:rPr>
           <w:b/>
           <w:bCs/>
@@ -3465,68 +4817,6 @@
       </w:r>
       <w:r>
         <w:t xml:space="preserve">(o ⌘+P en Mac) sobre la página de tarjetas.</w:t>
-      </w:r>
-    </w:p>
-    <w:p>
-      <w:pPr>
-        <w:pStyle w:val="Compact"/>
-        <w:numPr>
-          <w:ilvl w:val="0"/>
-          <w:numId w:val="1008"/>
-        </w:numPr>
-      </w:pPr>
-      <w:r>
-        <w:t xml:space="preserve">Ajustar a una hoja A4, márgenes estrechos.</w:t>
-      </w:r>
-    </w:p>
-    <w:p>
-      <w:pPr>
-        <w:pStyle w:val="Compact"/>
-        <w:numPr>
-          <w:ilvl w:val="0"/>
-          <w:numId w:val="1008"/>
-        </w:numPr>
-      </w:pPr>
-      <w:r>
-        <w:t xml:space="preserve">Recortar por los bordes de cada tarjeta. Unas 6-8 por hoja.</w:t>
-      </w:r>
-    </w:p>
-    <w:p>
-      <w:pPr>
-        <w:pStyle w:val="FirstParagraph"/>
-      </w:pPr>
-      <w:r>
-        <w:t xml:space="preserve">Y recuerda: el diseño da igual;</w:t>
-      </w:r>
-      <w:r>
-        <w:t xml:space="preserve"> </w:t>
-      </w:r>
-      <w:r>
-        <w:rPr>
-          <w:b/>
-          <w:bCs/>
-        </w:rPr>
-        <w:t xml:space="preserve">lo que importa es la intención</w:t>
-      </w:r>
-      <w:r>
-        <w:t xml:space="preserve">. Sirven post-its, servilletas y la libreta de siempre.</w:t>
-      </w:r>
-    </w:p>
-    <w:p>
-      <w:r>
-        <w:pict>
-          <v:rect style="width:0;height:1.5pt" o:hralign="center" o:hrstd="t" o:hr="t"/>
-        </w:pict>
-      </w:r>
-    </w:p>
-    <w:bookmarkEnd w:id="47"/>
-    <w:bookmarkStart w:id="48" w:name="mini-chequeo-1"/>
-    <w:p>
-      <w:pPr>
-        <w:pStyle w:val="Heading2"/>
-      </w:pPr>
-      <w:r>
-        <w:t xml:space="preserve">🧠 Mini-chequeo</w:t>
       </w:r>
     </w:p>
     <w:p>
@@ -3538,7 +4828,7 @@
         </w:numPr>
       </w:pPr>
       <w:r>
-        <w:t xml:space="preserve">¿Cuándo se usa el kudo anónimo y cuándo el firmado?</w:t>
+        <w:t xml:space="preserve">📄 Ajustar a una hoja A4, márgenes estrechos.</w:t>
       </w:r>
     </w:p>
     <w:p>
@@ -3550,31 +4840,28 @@
         </w:numPr>
       </w:pPr>
       <w:r>
-        <w:t xml:space="preserve">¿Por qué la rotación es la regla más importante del banco?</w:t>
-      </w:r>
-    </w:p>
-    <w:p>
-      <w:pPr>
-        <w:pStyle w:val="Compact"/>
-        <w:numPr>
-          <w:ilvl w:val="0"/>
-          <w:numId w:val="1009"/>
-        </w:numPr>
-      </w:pPr>
-      <w:r>
-        <w:t xml:space="preserve">¿Por qué conviene empezar con la Box en un grupo con conflictos?</w:t>
-      </w:r>
-    </w:p>
-    <w:p>
-      <w:pPr>
-        <w:pStyle w:val="Compact"/>
-        <w:numPr>
-          <w:ilvl w:val="0"/>
-          <w:numId w:val="1009"/>
-        </w:numPr>
-      </w:pPr>
-      <w:r>
-        <w:t xml:space="preserve">¿Qué es lo que hace morir una Kudo Box en dos semanas?</w:t>
+        <w:t xml:space="preserve">✂️ Recortar por los bordes de cada tarjeta. Unas 6-8 por hoja.</w:t>
+      </w:r>
+    </w:p>
+    <w:p>
+      <w:pPr>
+        <w:pStyle w:val="FirstParagraph"/>
+      </w:pPr>
+      <w:r>
+        <w:t xml:space="preserve">Y recuerda: el diseño da igual;</w:t>
+      </w:r>
+      <w:r>
+        <w:t xml:space="preserve"> </w:t>
+      </w:r>
+      <w:r>
+        <w:rPr>
+          <w:b/>
+          <w:bCs/>
+        </w:rPr>
+        <w:t xml:space="preserve">lo que importa es la intención</w:t>
+      </w:r>
+      <w:r>
+        <w:t xml:space="preserve">. Sirven post-its, servilletas y la libreta de siempre.</w:t>
       </w:r>
     </w:p>
     <w:p>
@@ -3584,14 +4871,657 @@
         </w:pict>
       </w:r>
     </w:p>
-    <w:bookmarkEnd w:id="48"/>
-    <w:bookmarkStart w:id="49" w:name="resumen-en-3-frases-1"/>
+    <w:p>
+      <w:pPr>
+        <w:pStyle w:val="FirstParagraph"/>
+      </w:pPr>
+      <w:r>
+        <w:t xml:space="preserve">👤 Nombre:</w:t>
+      </w:r>
+      <w:r>
+        <w:t xml:space="preserve"> </w:t>
+      </w:r>
+      <w:r>
+        <w:t xml:space="preserve">📅 Fecha:</w:t>
+      </w:r>
+      <w:r>
+        <w:t xml:space="preserve"> </w:t>
+      </w:r>
+      <w:r>
+        <w:t xml:space="preserve">🏫 Grupo:</w:t>
+      </w:r>
+    </w:p>
+    <w:bookmarkEnd w:id="50"/>
+    <w:bookmarkStart w:id="51" w:name="a-por-ellos-1"/>
     <w:p>
       <w:pPr>
         <w:pStyle w:val="Heading2"/>
       </w:pPr>
       <w:r>
-        <w:t xml:space="preserve">✅ Resumen en 3 frases</w:t>
+        <w:t xml:space="preserve">✍️ A por ellos</w:t>
+      </w:r>
+    </w:p>
+    <w:p>
+      <w:pPr>
+        <w:pStyle w:val="FirstParagraph"/>
+      </w:pPr>
+      <w:r>
+        <w:rPr>
+          <w:b/>
+          <w:bCs/>
+        </w:rPr>
+        <w:t xml:space="preserve">1. ✏️ Completa:</w:t>
+      </w:r>
+    </w:p>
+    <w:p>
+      <w:pPr>
+        <w:pStyle w:val="BlockText"/>
+      </w:pPr>
+      <w:r>
+        <w:t xml:space="preserve">La Kudo Box es una ______ donde se depositan tarjetas que se abren ______; el Kudo Wall es un ______ donde se cuelgan a la ______ de todos.</w:t>
+      </w:r>
+    </w:p>
+    <w:p>
+      <w:pPr>
+        <w:pStyle w:val="FirstParagraph"/>
+      </w:pPr>
+      <w:r>
+        <w:rPr>
+          <w:b/>
+          <w:bCs/>
+        </w:rPr>
+        <w:t xml:space="preserve">2. 🎯 Box o Wall:</w:t>
+      </w:r>
+      <w:r>
+        <w:t xml:space="preserve"> </w:t>
+      </w:r>
+      <w:r>
+        <w:t xml:space="preserve">en cada grupo, marca</w:t>
+      </w:r>
+      <w:r>
+        <w:t xml:space="preserve"> </w:t>
+      </w:r>
+      <w:r>
+        <w:rPr>
+          <w:b/>
+          <w:bCs/>
+        </w:rPr>
+        <w:t xml:space="preserve">B</w:t>
+      </w:r>
+      <w:r>
+        <w:t xml:space="preserve"> </w:t>
+      </w:r>
+      <w:r>
+        <w:t xml:space="preserve">(empieza por Box) o</w:t>
+      </w:r>
+      <w:r>
+        <w:t xml:space="preserve"> </w:t>
+      </w:r>
+      <w:r>
+        <w:rPr>
+          <w:b/>
+          <w:bCs/>
+        </w:rPr>
+        <w:t xml:space="preserve">W</w:t>
+      </w:r>
+      <w:r>
+        <w:t xml:space="preserve"> </w:t>
+      </w:r>
+      <w:r>
+        <w:t xml:space="preserve">(vale el Wall):</w:t>
+      </w:r>
+    </w:p>
+    <w:tbl>
+      <w:tblPr>
+        <w:tblStyle w:val="Table"/>
+        <w:tblW w:type="auto" w:w="0"/>
+        <w:tblLook w:firstRow="1" w:lastRow="0" w:firstColumn="0" w:lastColumn="0" w:noHBand="0" w:noVBand="0" w:val="0020"/>
+      </w:tblPr>
+      <w:tblGrid>
+        <w:gridCol w:w="3960"/>
+        <w:gridCol w:w="3960"/>
+      </w:tblGrid>
+      <w:tr>
+        <w:trPr>
+          <w:tblHeader w:val="on"/>
+        </w:trPr>
+        <w:tc>
+          <w:tcPr/>
+          <w:p>
+            <w:pPr>
+              <w:pStyle w:val="Compact"/>
+            </w:pPr>
+            <w:r>
+              <w:t xml:space="preserve">Grupo</w:t>
+            </w:r>
+          </w:p>
+        </w:tc>
+        <w:tc>
+          <w:tcPr/>
+          <w:p>
+            <w:pPr>
+              <w:pStyle w:val="Compact"/>
+            </w:pPr>
+            <w:r>
+              <w:t xml:space="preserve">B/W</w:t>
+            </w:r>
+          </w:p>
+        </w:tc>
+      </w:tr>
+      <w:tr>
+        <w:tc>
+          <w:tcPr/>
+          <w:p>
+            <w:pPr>
+              <w:pStyle w:val="Compact"/>
+            </w:pPr>
+            <w:r>
+              <w:t xml:space="preserve">Hay bullying y</w:t>
+            </w:r>
+            <w:r>
+              <w:t xml:space="preserve"> </w:t>
+            </w:r>
+            <w:r>
+              <w:t xml:space="preserve">“uno contra el grupo”</w:t>
+            </w:r>
+          </w:p>
+        </w:tc>
+        <w:tc>
+          <w:tcPr/>
+          <w:p>
+            <w:pPr>
+              <w:pStyle w:val="Compact"/>
+            </w:pPr>
+          </w:p>
+        </w:tc>
+      </w:tr>
+      <w:tr>
+        <w:tc>
+          <w:tcPr/>
+          <w:p>
+            <w:pPr>
+              <w:pStyle w:val="Compact"/>
+            </w:pPr>
+            <w:r>
+              <w:t xml:space="preserve">El clima es bueno y falta hacer visible lo positivo</w:t>
+            </w:r>
+          </w:p>
+        </w:tc>
+        <w:tc>
+          <w:tcPr/>
+          <w:p>
+            <w:pPr>
+              <w:pStyle w:val="Compact"/>
+            </w:pPr>
+          </w:p>
+        </w:tc>
+      </w:tr>
+      <w:tr>
+        <w:tc>
+          <w:tcPr/>
+          <w:p>
+            <w:pPr>
+              <w:pStyle w:val="Compact"/>
+            </w:pPr>
+            <w:r>
+              <w:t xml:space="preserve">Toda la clase se ríe de quien se esfuerza</w:t>
+            </w:r>
+          </w:p>
+        </w:tc>
+        <w:tc>
+          <w:tcPr/>
+          <w:p>
+            <w:pPr>
+              <w:pStyle w:val="Compact"/>
+            </w:pPr>
+          </w:p>
+        </w:tc>
+      </w:tr>
+      <w:tr>
+        <w:tc>
+          <w:tcPr/>
+          <w:p>
+            <w:pPr>
+              <w:pStyle w:val="Compact"/>
+            </w:pPr>
+            <w:r>
+              <w:t xml:space="preserve">Se cumple la ronda entera y todos reciben kudos</w:t>
+            </w:r>
+          </w:p>
+        </w:tc>
+        <w:tc>
+          <w:tcPr/>
+          <w:p>
+            <w:pPr>
+              <w:pStyle w:val="Compact"/>
+            </w:pPr>
+          </w:p>
+        </w:tc>
+      </w:tr>
+    </w:tbl>
+    <w:p>
+      <w:pPr>
+        <w:pStyle w:val="BodyText"/>
+      </w:pPr>
+      <w:r>
+        <w:rPr>
+          <w:b/>
+          <w:bCs/>
+        </w:rPr>
+        <w:t xml:space="preserve">3. ⚠️ La caja muerta:</w:t>
+      </w:r>
+      <w:r>
+        <w:t xml:space="preserve"> </w:t>
+      </w:r>
+      <w:r>
+        <w:t xml:space="preserve">describe con tus palabras por qué</w:t>
+      </w:r>
+      <w:r>
+        <w:t xml:space="preserve"> </w:t>
+      </w:r>
+      <w:r>
+        <w:t xml:space="preserve">“abrirla cuando toque”</w:t>
+      </w:r>
+      <w:r>
+        <w:t xml:space="preserve"> </w:t>
+      </w:r>
+      <w:r>
+        <w:t xml:space="preserve">mata la Kudo Box, y pon</w:t>
+      </w:r>
+      <w:r>
+        <w:t xml:space="preserve"> </w:t>
+      </w:r>
+      <w:r>
+        <w:rPr>
+          <w:b/>
+          <w:bCs/>
+        </w:rPr>
+        <w:t xml:space="preserve">tu día exacto</w:t>
+      </w:r>
+      <w:r>
+        <w:t xml:space="preserve"> </w:t>
+      </w:r>
+      <w:r>
+        <w:t xml:space="preserve">de apertura semanal:</w:t>
+      </w:r>
+    </w:p>
+    <w:p>
+      <w:pPr>
+        <w:pStyle w:val="BlockText"/>
+      </w:pPr>
+      <w:r>
+        <w:t xml:space="preserve">Por qué muere:</w:t>
+      </w:r>
+      <w:r>
+        <w:t xml:space="preserve"> </w:t>
+      </w:r>
+      <w:r>
+        <w:t xml:space="preserve"> </w:t>
+      </w:r>
+      <w:r>
+        <w:t xml:space="preserve">Nuestro día de apertura: ______ a las ______</w:t>
+      </w:r>
+    </w:p>
+    <w:p>
+      <w:pPr>
+        <w:pStyle w:val="FirstParagraph"/>
+      </w:pPr>
+      <w:r>
+        <w:rPr>
+          <w:b/>
+          <w:bCs/>
+        </w:rPr>
+        <w:t xml:space="preserve">4. 🔄 Tu plan de rotación:</w:t>
+      </w:r>
+      <w:r>
+        <w:t xml:space="preserve"> </w:t>
+      </w:r>
+      <w:r>
+        <w:t xml:space="preserve">la clase tiene 24 personas. Escribe la regla que usarás para que</w:t>
+      </w:r>
+      <w:r>
+        <w:t xml:space="preserve"> </w:t>
+      </w:r>
+      <w:r>
+        <w:rPr>
+          <w:b/>
+          <w:bCs/>
+        </w:rPr>
+        <w:t xml:space="preserve">nadie reciba más de dos</w:t>
+      </w:r>
+      <w:r>
+        <w:t xml:space="preserve"> </w:t>
+      </w:r>
+      <w:r>
+        <w:t xml:space="preserve">ni</w:t>
+      </w:r>
+      <w:r>
+        <w:t xml:space="preserve"> </w:t>
+      </w:r>
+      <w:r>
+        <w:rPr>
+          <w:b/>
+          <w:bCs/>
+        </w:rPr>
+        <w:t xml:space="preserve">nadie se quede sin uno</w:t>
+      </w:r>
+      <w:r>
+        <w:t xml:space="preserve"> </w:t>
+      </w:r>
+      <w:r>
+        <w:t xml:space="preserve">por ronda:</w:t>
+      </w:r>
+    </w:p>
+    <w:p>
+      <w:pPr>
+        <w:pStyle w:val="BlockText"/>
+      </w:pPr>
+      <w:r>
+        <w:t xml:space="preserve"> </w:t>
+      </w:r>
+    </w:p>
+    <w:p>
+      <w:pPr>
+        <w:pStyle w:val="FirstParagraph"/>
+      </w:pPr>
+      <w:r>
+        <w:rPr>
+          <w:b/>
+          <w:bCs/>
+        </w:rPr>
+        <w:t xml:space="preserve">5. 🕵️ Anónimo o firmado:</w:t>
+      </w:r>
+      <w:r>
+        <w:t xml:space="preserve"> </w:t>
+      </w:r>
+      <w:r>
+        <w:t xml:space="preserve">en cada situación, marca</w:t>
+      </w:r>
+      <w:r>
+        <w:t xml:space="preserve"> </w:t>
+      </w:r>
+      <w:r>
+        <w:rPr>
+          <w:b/>
+          <w:bCs/>
+        </w:rPr>
+        <w:t xml:space="preserve">A</w:t>
+      </w:r>
+      <w:r>
+        <w:t xml:space="preserve"> </w:t>
+      </w:r>
+      <w:r>
+        <w:t xml:space="preserve">(anónimo) o</w:t>
+      </w:r>
+      <w:r>
+        <w:t xml:space="preserve"> </w:t>
+      </w:r>
+      <w:r>
+        <w:rPr>
+          <w:b/>
+          <w:bCs/>
+        </w:rPr>
+        <w:t xml:space="preserve">F</w:t>
+      </w:r>
+      <w:r>
+        <w:t xml:space="preserve"> </w:t>
+      </w:r>
+      <w:r>
+        <w:t xml:space="preserve">(firmado):</w:t>
+      </w:r>
+    </w:p>
+    <w:tbl>
+      <w:tblPr>
+        <w:tblStyle w:val="Table"/>
+        <w:tblW w:type="auto" w:w="0"/>
+        <w:tblLook w:firstRow="1" w:lastRow="0" w:firstColumn="0" w:lastColumn="0" w:noHBand="0" w:noVBand="0" w:val="0020"/>
+      </w:tblPr>
+      <w:tblGrid>
+        <w:gridCol w:w="3960"/>
+        <w:gridCol w:w="3960"/>
+      </w:tblGrid>
+      <w:tr>
+        <w:trPr>
+          <w:tblHeader w:val="on"/>
+        </w:trPr>
+        <w:tc>
+          <w:tcPr/>
+          <w:p>
+            <w:pPr>
+              <w:pStyle w:val="Compact"/>
+            </w:pPr>
+            <w:r>
+              <w:t xml:space="preserve">Situación</w:t>
+            </w:r>
+          </w:p>
+        </w:tc>
+        <w:tc>
+          <w:tcPr/>
+          <w:p>
+            <w:pPr>
+              <w:pStyle w:val="Compact"/>
+            </w:pPr>
+            <w:r>
+              <w:t xml:space="preserve">A/F</w:t>
+            </w:r>
+          </w:p>
+        </w:tc>
+      </w:tr>
+      <w:tr>
+        <w:tc>
+          <w:tcPr/>
+          <w:p>
+            <w:pPr>
+              <w:pStyle w:val="Compact"/>
+            </w:pPr>
+            <w:r>
+              <w:t xml:space="preserve">El grupo acaba de estrenar la caja y hay tensiones</w:t>
+            </w:r>
+          </w:p>
+        </w:tc>
+        <w:tc>
+          <w:tcPr/>
+          <w:p>
+            <w:pPr>
+              <w:pStyle w:val="Compact"/>
+            </w:pPr>
+          </w:p>
+        </w:tc>
+      </w:tr>
+      <w:tr>
+        <w:tc>
+          <w:tcPr/>
+          <w:p>
+            <w:pPr>
+              <w:pStyle w:val="Compact"/>
+            </w:pPr>
+            <w:r>
+              <w:t xml:space="preserve">Lleváis dos meses con la caja funcionando</w:t>
+            </w:r>
+          </w:p>
+        </w:tc>
+        <w:tc>
+          <w:tcPr/>
+          <w:p>
+            <w:pPr>
+              <w:pStyle w:val="Compact"/>
+            </w:pPr>
+          </w:p>
+        </w:tc>
+      </w:tr>
+      <w:tr>
+        <w:tc>
+          <w:tcPr/>
+          <w:p>
+            <w:pPr>
+              <w:pStyle w:val="Compact"/>
+            </w:pPr>
+            <w:r>
+              <w:t xml:space="preserve">Hay alguien que recibe burlas por esforzarse</w:t>
+            </w:r>
+          </w:p>
+        </w:tc>
+        <w:tc>
+          <w:tcPr/>
+          <w:p>
+            <w:pPr>
+              <w:pStyle w:val="Compact"/>
+            </w:pPr>
+          </w:p>
+        </w:tc>
+      </w:tr>
+    </w:tbl>
+    <w:p>
+      <w:pPr>
+        <w:pStyle w:val="BodyText"/>
+      </w:pPr>
+      <w:r>
+        <w:rPr>
+          <w:b/>
+          <w:bCs/>
+        </w:rPr>
+        <w:t xml:space="preserve">6. 🖨️ Monta tu box:</w:t>
+      </w:r>
+      <w:r>
+        <w:t xml:space="preserve"> </w:t>
+      </w:r>
+      <w:r>
+        <w:t xml:space="preserve">elige el objeto que será vuestra Kudo Box y el sitio exacto del aula donde vivirá (de paso, visible):</w:t>
+      </w:r>
+    </w:p>
+    <w:p>
+      <w:pPr>
+        <w:pStyle w:val="BlockText"/>
+      </w:pPr>
+      <w:r>
+        <w:t xml:space="preserve">Objeto:</w:t>
+      </w:r>
+      <w:r>
+        <w:t xml:space="preserve"> </w:t>
+      </w:r>
+      <w:r>
+        <w:t xml:space="preserve"> </w:t>
+      </w:r>
+      <w:r>
+        <w:t xml:space="preserve">Sitio:</w:t>
+      </w:r>
+      <w:r>
+        <w:t xml:space="preserve"> </w:t>
+      </w:r>
+    </w:p>
+    <w:p>
+      <w:r>
+        <w:pict>
+          <v:rect style="width:0;height:1.5pt" o:hralign="center" o:hrstd="t" o:hr="t"/>
+        </w:pict>
+      </w:r>
+    </w:p>
+    <w:bookmarkEnd w:id="51"/>
+    <w:bookmarkStart w:id="52" w:name="Xa66326e6c8fcb2368d6a1f9c0a91998c189ed0c"/>
+    <w:p>
+      <w:pPr>
+        <w:pStyle w:val="Heading2"/>
+      </w:pPr>
+      <w:r>
+        <w:t xml:space="preserve">🎭 Mini dinámica: El estreno de la caja 👥 10 min</w:t>
+      </w:r>
+    </w:p>
+    <w:p>
+      <w:pPr>
+        <w:pStyle w:val="FirstParagraph"/>
+      </w:pPr>
+      <w:r>
+        <w:t xml:space="preserve">Caja nueva (o improvisada) en el centro. Cada persona escribe</w:t>
+      </w:r>
+      <w:r>
+        <w:t xml:space="preserve"> </w:t>
+      </w:r>
+      <w:r>
+        <w:rPr>
+          <w:b/>
+          <w:bCs/>
+        </w:rPr>
+        <w:t xml:space="preserve">un kudo con fórmula</w:t>
+      </w:r>
+      <w:r>
+        <w:t xml:space="preserve"> </w:t>
+      </w:r>
+      <w:r>
+        <w:t xml:space="preserve">(punto 3) y lo deposita. Después, la docencia lee todos en voz alta y se cuelgan en el mural. Es el</w:t>
+      </w:r>
+      <w:r>
+        <w:t xml:space="preserve"> </w:t>
+      </w:r>
+      <w:r>
+        <w:t xml:space="preserve">“estreno colectivo”</w:t>
+      </w:r>
+      <w:r>
+        <w:t xml:space="preserve"> </w:t>
+      </w:r>
+      <w:r>
+        <w:t xml:space="preserve">— la única vez que se obliga a escribir uno, porque es el arranque.</w:t>
+      </w:r>
+    </w:p>
+    <w:p>
+      <w:pPr>
+        <w:pStyle w:val="BlockText"/>
+      </w:pPr>
+      <w:r>
+        <w:t xml:space="preserve">♿</w:t>
+      </w:r>
+      <w:r>
+        <w:t xml:space="preserve"> </w:t>
+      </w:r>
+      <w:r>
+        <w:rPr>
+          <w:b/>
+          <w:bCs/>
+        </w:rPr>
+        <w:t xml:space="preserve">Inclusión:</w:t>
+      </w:r>
+      <w:r>
+        <w:t xml:space="preserve"> </w:t>
+      </w:r>
+      <w:r>
+        <w:t xml:space="preserve">quien no sepa a quién escribirle, la docencia le asigna por sorteo un nombre —</w:t>
+      </w:r>
+      <w:r>
+        <w:t xml:space="preserve"> </w:t>
+      </w:r>
+      <w:r>
+        <w:rPr>
+          <w:b/>
+          <w:bCs/>
+        </w:rPr>
+        <w:t xml:space="preserve">nadie se queda sin kudo ni sin escribir</w:t>
+      </w:r>
+      <w:r>
+        <w:t xml:space="preserve">. Si el grupo es muy conflictivo, los kudos se reparten en mano en vez de leerse en público.</w:t>
+      </w:r>
+    </w:p>
+    <w:p>
+      <w:r>
+        <w:pict>
+          <v:rect style="width:0;height:1.5pt" o:hralign="center" o:hrstd="t" o:hr="t"/>
+        </w:pict>
+      </w:r>
+    </w:p>
+    <w:bookmarkEnd w:id="52"/>
+    <w:bookmarkStart w:id="53" w:name="soluciones-y-pistas-1"/>
+    <w:p>
+      <w:pPr>
+        <w:pStyle w:val="Heading2"/>
+      </w:pPr>
+      <w:r>
+        <w:t xml:space="preserve">🔑 Soluciones y pistas</w:t>
+      </w:r>
+    </w:p>
+    <w:p>
+      <w:pPr>
+        <w:pStyle w:val="FirstParagraph"/>
+      </w:pPr>
+      <w:r>
+        <w:t xml:space="preserve">🔄 Ver soluciones</w:t>
       </w:r>
     </w:p>
     <w:p>
@@ -3603,7 +5533,11 @@
         </w:numPr>
       </w:pPr>
       <w:r>
-        <w:t xml:space="preserve">La Kudo Box deposita kudos y se abre periódicamente; el Wall los cuelga visibles para todos; en grupos conflictivos se empieza por la Box.</w:t>
+        <w:rPr>
+          <w:b/>
+          <w:bCs/>
+        </w:rPr>
+        <w:t xml:space="preserve">caja, periódicamente, mural, vista.</w:t>
       </w:r>
     </w:p>
     <w:p>
@@ -3615,7 +5549,7 @@
         </w:numPr>
       </w:pPr>
       <w:r>
-        <w:t xml:space="preserve">Las 5 reglas del banco: rotación, anónimo solo con tensión, cero apariencias, cantidad libre y kudos que también salen de la caja.</w:t>
+        <w:t xml:space="preserve">B · W · B · W.</w:t>
       </w:r>
     </w:p>
     <w:p>
@@ -3627,16 +5561,85 @@
         </w:numPr>
       </w:pPr>
       <w:r>
-        <w:t xml:space="preserve">La constancia es el factor crítico: mejor apertura semanal corta que</w:t>
-      </w:r>
-      <w:r>
-        <w:t xml:space="preserve"> </w:t>
-      </w:r>
-      <w:r>
-        <w:t xml:space="preserve">“cuando toque”</w:t>
-      </w:r>
-      <w:r>
-        <w:t xml:space="preserve">.</w:t>
+        <w:t xml:space="preserve">Ejemplo:</w:t>
+      </w:r>
+      <w:r>
+        <w:t xml:space="preserve"> </w:t>
+      </w:r>
+      <w:r>
+        <w:t xml:space="preserve">“Si nunca hay un día fijo, se pasa de</w:t>
+      </w:r>
+      <w:r>
+        <w:t xml:space="preserve"> </w:t>
+      </w:r>
+      <w:r>
+        <w:t xml:space="preserve">‘esta semana no’</w:t>
+      </w:r>
+      <w:r>
+        <w:t xml:space="preserve"> </w:t>
+      </w:r>
+      <w:r>
+        <w:t xml:space="preserve">a</w:t>
+      </w:r>
+      <w:r>
+        <w:t xml:space="preserve"> </w:t>
+      </w:r>
+      <w:r>
+        <w:t xml:space="preserve">‘nunca’</w:t>
+      </w:r>
+      <w:r>
+        <w:t xml:space="preserve"> </w:t>
+      </w:r>
+      <w:r>
+        <w:t xml:space="preserve">y el grupo entiende que no era serio”</w:t>
+      </w:r>
+      <w:r>
+        <w:t xml:space="preserve">. Día: el que elijáis, pero fijo.</w:t>
+      </w:r>
+    </w:p>
+    <w:p>
+      <w:pPr>
+        <w:pStyle w:val="Compact"/>
+        <w:numPr>
+          <w:ilvl w:val="0"/>
+          <w:numId w:val="1010"/>
+        </w:numPr>
+      </w:pPr>
+      <w:r>
+        <w:t xml:space="preserve">Ejemplo:</w:t>
+      </w:r>
+      <w:r>
+        <w:t xml:space="preserve"> </w:t>
+      </w:r>
+      <w:r>
+        <w:t xml:space="preserve">“Antes de la ronda, la docencia reparte los nombres sin repetir; quien ya recibió dos veces pasa el turno”</w:t>
+      </w:r>
+      <w:r>
+        <w:t xml:space="preserve">. Pista: el sorteo es la forma más limpia.</w:t>
+      </w:r>
+    </w:p>
+    <w:p>
+      <w:pPr>
+        <w:pStyle w:val="Compact"/>
+        <w:numPr>
+          <w:ilvl w:val="0"/>
+          <w:numId w:val="1010"/>
+        </w:numPr>
+      </w:pPr>
+      <w:r>
+        <w:t xml:space="preserve">A · F · A.</w:t>
+      </w:r>
+    </w:p>
+    <w:p>
+      <w:pPr>
+        <w:pStyle w:val="Compact"/>
+        <w:numPr>
+          <w:ilvl w:val="0"/>
+          <w:numId w:val="1010"/>
+        </w:numPr>
+      </w:pPr>
+      <w:r>
+        <w:t xml:space="preserve">Cada cual suyo. Pista: la mejor caja no es la más bonita, es la que está en el pasillo de entrada.</w:t>
       </w:r>
     </w:p>
     <w:p>
@@ -3646,14 +5649,14 @@
         </w:pict>
       </w:r>
     </w:p>
-    <w:bookmarkEnd w:id="49"/>
-    <w:bookmarkStart w:id="50" w:name="vocabulario-rápido-1"/>
+    <w:bookmarkEnd w:id="53"/>
+    <w:bookmarkStart w:id="54" w:name="resumen-en-3-frases-1"/>
     <w:p>
       <w:pPr>
         <w:pStyle w:val="Heading2"/>
       </w:pPr>
       <w:r>
-        <w:t xml:space="preserve">🐛 Vocabulario rápido</w:t>
+        <w:t xml:space="preserve">✅ Resumen en 3 frases</w:t>
       </w:r>
     </w:p>
     <w:p>
@@ -3665,17 +5668,7 @@
         </w:numPr>
       </w:pPr>
       <w:r>
-        <w:rPr>
-          <w:b/>
-          <w:bCs/>
-        </w:rPr>
-        <w:t xml:space="preserve">Kudo Box:</w:t>
-      </w:r>
-      <w:r>
-        <w:t xml:space="preserve"> </w:t>
-      </w:r>
-      <w:r>
-        <w:t xml:space="preserve">caja donde se depositan las tarjetas de agradecimiento para abrirlas en un momento fijado.</w:t>
+        <w:t xml:space="preserve">La Kudo Box deposita kudos y se abre periódicamente; el Wall los cuelga visibles para todos; en grupos conflictivos se empieza por la Box.</w:t>
       </w:r>
     </w:p>
     <w:p>
@@ -3687,17 +5680,7 @@
         </w:numPr>
       </w:pPr>
       <w:r>
-        <w:rPr>
-          <w:b/>
-          <w:bCs/>
-        </w:rPr>
-        <w:t xml:space="preserve">Kudo Wall:</w:t>
-      </w:r>
-      <w:r>
-        <w:t xml:space="preserve"> </w:t>
-      </w:r>
-      <w:r>
-        <w:t xml:space="preserve">mural visible donde se cuelgan las tarjetas a la vista de todos.</w:t>
+        <w:t xml:space="preserve">Las 5 reglas del banco: rotación, anónimo solo con tensión, cero apariencias, cantidad libre y kudos que también salen de la caja.</w:t>
       </w:r>
     </w:p>
     <w:p>
@@ -3709,17 +5692,33 @@
         </w:numPr>
       </w:pPr>
       <w:r>
-        <w:rPr>
-          <w:b/>
-          <w:bCs/>
-        </w:rPr>
-        <w:t xml:space="preserve">Rotación:</w:t>
-      </w:r>
-      <w:r>
-        <w:t xml:space="preserve"> </w:t>
-      </w:r>
-      <w:r>
-        <w:t xml:space="preserve">alternar quién recibe kudos para no concentrarlos en los mismos.</w:t>
+        <w:t xml:space="preserve">La constancia es el factor crítico: mejor apertura semanal corta que</w:t>
+      </w:r>
+      <w:r>
+        <w:t xml:space="preserve"> </w:t>
+      </w:r>
+      <w:r>
+        <w:t xml:space="preserve">“cuando toque”</w:t>
+      </w:r>
+      <w:r>
+        <w:t xml:space="preserve">.</w:t>
+      </w:r>
+    </w:p>
+    <w:p>
+      <w:r>
+        <w:pict>
+          <v:rect style="width:0;height:1.5pt" o:hralign="center" o:hrstd="t" o:hr="t"/>
+        </w:pict>
+      </w:r>
+    </w:p>
+    <w:bookmarkEnd w:id="54"/>
+    <w:bookmarkStart w:id="55" w:name="vocabulario-rápido-1"/>
+    <w:p>
+      <w:pPr>
+        <w:pStyle w:val="Heading2"/>
+      </w:pPr>
+      <w:r>
+        <w:t xml:space="preserve">🐛 Vocabulario rápido</w:t>
       </w:r>
     </w:p>
     <w:p>
@@ -3727,7 +5726,73 @@
         <w:pStyle w:val="Compact"/>
         <w:numPr>
           <w:ilvl w:val="0"/>
-          <w:numId w:val="1011"/>
+          <w:numId w:val="1012"/>
+        </w:numPr>
+      </w:pPr>
+      <w:r>
+        <w:rPr>
+          <w:b/>
+          <w:bCs/>
+        </w:rPr>
+        <w:t xml:space="preserve">Kudo Box:</w:t>
+      </w:r>
+      <w:r>
+        <w:t xml:space="preserve"> </w:t>
+      </w:r>
+      <w:r>
+        <w:t xml:space="preserve">caja donde se depositan las tarjetas de agradecimiento para abrirlas en un momento fijado.</w:t>
+      </w:r>
+    </w:p>
+    <w:p>
+      <w:pPr>
+        <w:pStyle w:val="Compact"/>
+        <w:numPr>
+          <w:ilvl w:val="0"/>
+          <w:numId w:val="1012"/>
+        </w:numPr>
+      </w:pPr>
+      <w:r>
+        <w:rPr>
+          <w:b/>
+          <w:bCs/>
+        </w:rPr>
+        <w:t xml:space="preserve">Kudo Wall:</w:t>
+      </w:r>
+      <w:r>
+        <w:t xml:space="preserve"> </w:t>
+      </w:r>
+      <w:r>
+        <w:t xml:space="preserve">mural visible donde se cuelgan las tarjetas a la vista de todos.</w:t>
+      </w:r>
+    </w:p>
+    <w:p>
+      <w:pPr>
+        <w:pStyle w:val="Compact"/>
+        <w:numPr>
+          <w:ilvl w:val="0"/>
+          <w:numId w:val="1012"/>
+        </w:numPr>
+      </w:pPr>
+      <w:r>
+        <w:rPr>
+          <w:b/>
+          <w:bCs/>
+        </w:rPr>
+        <w:t xml:space="preserve">Rotación:</w:t>
+      </w:r>
+      <w:r>
+        <w:t xml:space="preserve"> </w:t>
+      </w:r>
+      <w:r>
+        <w:t xml:space="preserve">alternar quién recibe kudos para no concentrarlos en los mismos.</w:t>
+      </w:r>
+    </w:p>
+    <w:p>
+      <w:pPr>
+        <w:pStyle w:val="Compact"/>
+        <w:numPr>
+          <w:ilvl w:val="0"/>
+          <w:numId w:val="1012"/>
         </w:numPr>
       </w:pPr>
       <w:r>
@@ -3761,7 +5826,7 @@
       <w:r>
         <w:t xml:space="preserve"> </w:t>
       </w:r>
-      <w:hyperlink r:id="rId34">
+      <w:hyperlink r:id="rId36">
         <w:r>
           <w:rPr>
             <w:rStyle w:val="Hyperlink"/>
@@ -3824,9 +5889,9 @@
         </w:r>
       </w:hyperlink>
     </w:p>
-    <w:bookmarkEnd w:id="50"/>
-    <w:bookmarkEnd w:id="51"/>
-    <w:bookmarkStart w:id="68" w:name="cómo-escribir-un-kudo"/>
+    <w:bookmarkEnd w:id="55"/>
+    <w:bookmarkEnd w:id="56"/>
+    <w:bookmarkStart w:id="73" w:name="cómo-escribir-un-kudo"/>
     <w:p>
       <w:pPr>
         <w:pStyle w:val="Heading1"/>
@@ -3890,7 +5955,7 @@
         </w:pict>
       </w:r>
     </w:p>
-    <w:bookmarkStart w:id="52" w:name="en-corto-2"/>
+    <w:bookmarkStart w:id="57" w:name="en-corto-2"/>
     <w:p>
       <w:pPr>
         <w:pStyle w:val="Heading2"/>
@@ -3927,8 +5992,8 @@
         </w:pict>
       </w:r>
     </w:p>
-    <w:bookmarkEnd w:id="52"/>
-    <w:bookmarkStart w:id="53" w:name="la-fórmula-del-buen-kudo"/>
+    <w:bookmarkEnd w:id="57"/>
+    <w:bookmarkStart w:id="58" w:name="la-fórmula-del-buen-kudo"/>
     <w:p>
       <w:pPr>
         <w:pStyle w:val="Heading2"/>
@@ -3952,6 +6017,27 @@
     <w:p>
       <w:pPr>
         <w:pStyle w:val="FirstParagraph"/>
+      </w:pPr>
+      <w:r>
+        <w:t xml:space="preserve">De un vistazo — las tres piezas y el test que separa un kudo de un simple cumplido:</w:t>
+      </w:r>
+    </w:p>
+    <w:p>
+      <w:pPr>
+        <w:pStyle w:val="BodyText"/>
+      </w:pPr>
+    </w:p>
+    <w:p>
+      <w:pPr>
+        <w:pStyle w:val="BodyText"/>
+      </w:pPr>
+      <w:r>
+        <w:t xml:space="preserve">✍️ La fórmula — concreto + comportamiento + impacto</w:t>
+      </w:r>
+    </w:p>
+    <w:p>
+      <w:pPr>
+        <w:pStyle w:val="BodyText"/>
       </w:pPr>
       <w:r>
         <w:t xml:space="preserve">Ejemplos:</w:t>
@@ -4073,7 +6159,17 @@
         <w:pStyle w:val="BodyText"/>
       </w:pPr>
       <w:r>
-        <w:t xml:space="preserve">Fíjate: el flojo es un</w:t>
+        <w:rPr>
+          <w:b/>
+          <w:bCs/>
+        </w:rPr>
+        <w:t xml:space="preserve">Fíjate:</w:t>
+      </w:r>
+      <w:r>
+        <w:t xml:space="preserve"> </w:t>
+      </w:r>
+      <w:r>
+        <w:t xml:space="preserve">el flojo es un</w:t>
       </w:r>
       <w:r>
         <w:t xml:space="preserve"> </w:t>
@@ -4139,6 +6235,59 @@
       </w:r>
       <w:r>
         <w:t xml:space="preserve">, no es un kudo todavía: es un cumplido. Vuelve al hecho.”</w:t>
+      </w:r>
+    </w:p>
+    <w:p>
+      <w:pPr>
+        <w:pStyle w:val="FirstParagraph"/>
+      </w:pPr>
+      <w:r>
+        <w:t xml:space="preserve">📌</w:t>
+      </w:r>
+      <w:r>
+        <w:t xml:space="preserve"> </w:t>
+      </w:r>
+      <w:r>
+        <w:rPr>
+          <w:b/>
+          <w:bCs/>
+        </w:rPr>
+        <w:t xml:space="preserve">Test del espejo:</w:t>
+      </w:r>
+      <w:r>
+        <w:t xml:space="preserve"> </w:t>
+      </w:r>
+      <w:r>
+        <w:t xml:space="preserve">si tu kudo</w:t>
+      </w:r>
+      <w:r>
+        <w:t xml:space="preserve"> </w:t>
+      </w:r>
+      <w:r>
+        <w:rPr>
+          <w:b/>
+          <w:bCs/>
+        </w:rPr>
+        <w:t xml:space="preserve">no sirve para repetirlo mañana</w:t>
+      </w:r>
+      <w:r>
+        <w:t xml:space="preserve"> </w:t>
+      </w:r>
+      <w:r>
+        <w:t xml:space="preserve">(es decir, si nadie podría hacer ese mismo gesto tras leerte), no es un kudo: es un cumplido bonito. El kudo enseña al grupo</w:t>
+      </w:r>
+      <w:r>
+        <w:t xml:space="preserve"> </w:t>
+      </w:r>
+      <w:r>
+        <w:rPr>
+          <w:b/>
+          <w:bCs/>
+        </w:rPr>
+        <w:t xml:space="preserve">qué vale la pena hacer</w:t>
+      </w:r>
+      <w:r>
+        <w:t xml:space="preserve">.</w:t>
       </w:r>
     </w:p>
     <w:p>
@@ -4148,8 +6297,8 @@
         </w:pict>
       </w:r>
     </w:p>
-    <w:bookmarkEnd w:id="53"/>
-    <w:bookmarkStart w:id="54" w:name="el-fail-de-dani-el-kudo-genérico"/>
+    <w:bookmarkEnd w:id="58"/>
+    <w:bookmarkStart w:id="59" w:name="el-fail-de-dani-el-kudo-genérico"/>
     <w:p>
       <w:pPr>
         <w:pStyle w:val="Heading2"/>
@@ -4163,7 +6312,7 @@
         <w:pStyle w:val="FirstParagraph"/>
       </w:pPr>
       <w:r>
-        <w:t xml:space="preserve">DANI quiso estrenar la Kudo Box de la tienda. Metió cinco tarjetas de golpe. Rosa leyó la primera en voz alta:</w:t>
+        <w:t xml:space="preserve">DANI quiso estrenar la Kudo Box de la tienda. Metió cinco tarjetas de golpe. ROSA leyó la primera en voz alta:</w:t>
       </w:r>
     </w:p>
     <w:p>
@@ -4187,6 +6336,10 @@
         <w:t xml:space="preserve"> </w:t>
       </w:r>
       <w:r>
+        <w:rPr>
+          <w:i/>
+          <w:iCs/>
+        </w:rPr>
         <w:t xml:space="preserve">“Gracias por ser increíble. — DANI”</w:t>
       </w:r>
       <w:r>
@@ -4234,7 +6387,14 @@
         <w:t xml:space="preserve"> </w:t>
       </w:r>
       <w:r>
-        <w:t xml:space="preserve">A todos es a nadie, campeón. ¿Qué hizo</w:t>
+        <w:rPr>
+          <w:b/>
+          <w:bCs/>
+        </w:rPr>
+        <w:t xml:space="preserve">A todos es a nadie</w:t>
+      </w:r>
+      <w:r>
+        <w:t xml:space="preserve">, campeón. ¿Qué hizo</w:t>
       </w:r>
       <w:r>
         <w:t xml:space="preserve"> </w:t>
@@ -4274,6 +6434,10 @@
         <w:t xml:space="preserve"> </w:t>
       </w:r>
       <w:r>
+        <w:rPr>
+          <w:i/>
+          <w:iCs/>
+        </w:rPr>
         <w:t xml:space="preserve">“Gracias, Marta, por atender al cliente que hablaba solo de la promo mientras yo buscaba el ticket. Sin ti, ese tío se iba con la promo y sin pagar”</w:t>
       </w:r>
       <w:r>
@@ -4317,7 +6481,23 @@
         <w:t xml:space="preserve"> </w:t>
       </w:r>
       <w:r>
-        <w:t xml:space="preserve">cantidad ≠ calidad. Cinco tarjetas genéricas no valen una tarjeta con nombres, fechas e impacto.</w:t>
+        <w:t xml:space="preserve">cantidad ≠ calidad.</w:t>
+      </w:r>
+      <w:r>
+        <w:t xml:space="preserve"> </w:t>
+      </w:r>
+      <w:r>
+        <w:rPr>
+          <w:b/>
+          <w:bCs/>
+        </w:rPr>
+        <w:t xml:space="preserve">Cinco tarjetas genéricas no valen una</w:t>
+      </w:r>
+      <w:r>
+        <w:t xml:space="preserve"> </w:t>
+      </w:r>
+      <w:r>
+        <w:t xml:space="preserve">tarjeta con nombres, fechas e impacto.</w:t>
       </w:r>
     </w:p>
     <w:p>
@@ -4327,8 +6507,8 @@
         </w:pict>
       </w:r>
     </w:p>
-    <w:bookmarkEnd w:id="54"/>
-    <w:bookmarkStart w:id="59" w:name="plantillas-para-rellenar"/>
+    <w:bookmarkEnd w:id="59"/>
+    <w:bookmarkStart w:id="64" w:name="plantillas-para-rellenar"/>
     <w:p>
       <w:pPr>
         <w:pStyle w:val="Heading2"/>
@@ -4378,13 +6558,13 @@
         <w:t xml:space="preserve">con estas plantillas:</w:t>
       </w:r>
     </w:p>
-    <w:bookmarkStart w:id="55" w:name="la-plantilla-maestra"/>
+    <w:bookmarkStart w:id="60" w:name="la-plantilla-maestra"/>
     <w:p>
       <w:pPr>
         <w:pStyle w:val="Heading3"/>
       </w:pPr>
       <w:r>
-        <w:t xml:space="preserve">La plantilla maestra</w:t>
+        <w:t xml:space="preserve">⭐ La plantilla maestra</w:t>
       </w:r>
     </w:p>
     <w:p>
@@ -4475,49 +6655,57 @@
         <w:t xml:space="preserve"> </w:t>
       </w:r>
       <w:r>
-        <w:t xml:space="preserve">(comportamiento concreto: qué hizo, cuándo, dónde)</w:t>
-      </w:r>
-    </w:p>
-    <w:p>
-      <w:pPr>
-        <w:pStyle w:val="BlockText"/>
-      </w:pPr>
-      <w:r>
-        <w:t xml:space="preserve">Gracias a eso ______________________________</w:t>
-      </w:r>
-      <w:r>
-        <w:t xml:space="preserve"> </w:t>
-      </w:r>
-      <w:r>
-        <w:t xml:space="preserve">(impacto: qué cambió para ti, para el grupo o para el trabajo)</w:t>
-      </w:r>
-    </w:p>
-    <w:p>
-      <w:pPr>
-        <w:pStyle w:val="BlockText"/>
-      </w:pPr>
-      <w:r>
-        <w:t xml:space="preserve">______________________</w:t>
-      </w:r>
-      <w:r>
-        <w:t xml:space="preserve"> </w:t>
-      </w:r>
-      <w:r>
         <w:rPr>
           <w:i/>
           <w:iCs/>
         </w:rPr>
+        <w:t xml:space="preserve">(comportamiento concreto: qué hizo, cuándo, dónde)</w:t>
+      </w:r>
+    </w:p>
+    <w:p>
+      <w:pPr>
+        <w:pStyle w:val="BlockText"/>
+      </w:pPr>
+      <w:r>
+        <w:t xml:space="preserve">Gracias a eso ______________________________</w:t>
+      </w:r>
+      <w:r>
+        <w:t xml:space="preserve"> </w:t>
+      </w:r>
+      <w:r>
+        <w:rPr>
+          <w:i/>
+          <w:iCs/>
+        </w:rPr>
+        <w:t xml:space="preserve">(impacto: qué cambió para ti, para el grupo o para el trabajo)</w:t>
+      </w:r>
+    </w:p>
+    <w:p>
+      <w:pPr>
+        <w:pStyle w:val="BlockText"/>
+      </w:pPr>
+      <w:r>
+        <w:t xml:space="preserve">______________________</w:t>
+      </w:r>
+      <w:r>
+        <w:t xml:space="preserve"> </w:t>
+      </w:r>
+      <w:r>
+        <w:rPr>
+          <w:i/>
+          <w:iCs/>
+        </w:rPr>
         <w:t xml:space="preserve">(firma, si el grupo ya funciona)</w:t>
       </w:r>
     </w:p>
-    <w:bookmarkEnd w:id="55"/>
-    <w:bookmarkStart w:id="56" w:name="la-de-la-profe"/>
+    <w:bookmarkEnd w:id="60"/>
+    <w:bookmarkStart w:id="61" w:name="la-de-la-profe"/>
     <w:p>
       <w:pPr>
         <w:pStyle w:val="Heading3"/>
       </w:pPr>
       <w:r>
-        <w:t xml:space="preserve">La de la profe</w:t>
+        <w:t xml:space="preserve">🧑‍🏫 La de la profe</w:t>
       </w:r>
     </w:p>
     <w:p>
@@ -4584,14 +6772,14 @@
         <w:t xml:space="preserve">)</w:t>
       </w:r>
     </w:p>
-    <w:bookmarkEnd w:id="56"/>
-    <w:bookmarkStart w:id="57" w:name="la-de-una-frase-para-tarjetas-pequeñas"/>
+    <w:bookmarkEnd w:id="61"/>
+    <w:bookmarkStart w:id="62" w:name="la-de-una-frase-para-tarjetas-pequeñas"/>
     <w:p>
       <w:pPr>
         <w:pStyle w:val="Heading3"/>
       </w:pPr>
       <w:r>
-        <w:t xml:space="preserve">La de una frase (para tarjetas pequeñas)</w:t>
+        <w:t xml:space="preserve">📝 La de una frase (para tarjetas pequeñas)</w:t>
       </w:r>
     </w:p>
     <w:p>
@@ -4634,14 +6822,14 @@
         <w:t xml:space="preserve">Gracias por ____________________ porque ____________________.</w:t>
       </w:r>
     </w:p>
-    <w:bookmarkEnd w:id="57"/>
-    <w:bookmarkStart w:id="58" w:name="la-de-grupo-varias-firmas"/>
+    <w:bookmarkEnd w:id="62"/>
+    <w:bookmarkStart w:id="63" w:name="la-de-grupo-varias-firmas"/>
     <w:p>
       <w:pPr>
         <w:pStyle w:val="Heading3"/>
       </w:pPr>
       <w:r>
-        <w:t xml:space="preserve">La de grupo (varias firmas)</w:t>
+        <w:t xml:space="preserve">👥 La de grupo (varias firmas)</w:t>
       </w:r>
     </w:p>
     <w:p>
@@ -4665,7 +6853,17 @@
         <w:t xml:space="preserve"> </w:t>
       </w:r>
       <w:r>
-        <w:t xml:space="preserve">Gracias por ____________________ (cada firmante añade su línea).</w:t>
+        <w:t xml:space="preserve">Gracias por ____________________</w:t>
+      </w:r>
+      <w:r>
+        <w:t xml:space="preserve"> </w:t>
+      </w:r>
+      <w:r>
+        <w:rPr>
+          <w:i/>
+          <w:iCs/>
+        </w:rPr>
+        <w:t xml:space="preserve">(cada firmante añade su línea)</w:t>
       </w:r>
     </w:p>
     <w:p>
@@ -4706,9 +6904,9 @@
         </w:pict>
       </w:r>
     </w:p>
-    <w:bookmarkEnd w:id="58"/>
-    <w:bookmarkEnd w:id="59"/>
-    <w:bookmarkStart w:id="60" w:name="X6d3c3e09e446c22360d03deace60f74b011c511"/>
+    <w:bookmarkEnd w:id="63"/>
+    <w:bookmarkEnd w:id="64"/>
+    <w:bookmarkStart w:id="65" w:name="X6d3c3e09e446c22360d03deace60f74b011c511"/>
     <w:p>
       <w:pPr>
         <w:pStyle w:val="Heading2"/>
@@ -4789,11 +6987,11 @@
         <w:pStyle w:val="Compact"/>
         <w:numPr>
           <w:ilvl w:val="0"/>
-          <w:numId w:val="1012"/>
+          <w:numId w:val="1013"/>
         </w:numPr>
       </w:pPr>
       <w:r>
-        <w:t xml:space="preserve">Cada persona elige</w:t>
+        <w:t xml:space="preserve">📝 Cada persona elige</w:t>
       </w:r>
       <w:r>
         <w:t xml:space="preserve"> </w:t>
@@ -4826,147 +7024,6 @@
       </w:r>
       <w:r>
         <w:t xml:space="preserve">para un compañero, con nombre y hecho concreto.</w:t>
-      </w:r>
-    </w:p>
-    <w:p>
-      <w:pPr>
-        <w:pStyle w:val="Compact"/>
-        <w:numPr>
-          <w:ilvl w:val="0"/>
-          <w:numId w:val="1012"/>
-        </w:numPr>
-      </w:pPr>
-      <w:r>
-        <w:t xml:space="preserve">Doblada y sin firma (o firmando, si el grupo ya funciona), se deposita en la</w:t>
-      </w:r>
-      <w:r>
-        <w:t xml:space="preserve"> </w:t>
-      </w:r>
-      <w:r>
-        <w:rPr>
-          <w:b/>
-          <w:bCs/>
-        </w:rPr>
-        <w:t xml:space="preserve">Kudo Box</w:t>
-      </w:r>
-      <w:r>
-        <w:t xml:space="preserve">.</w:t>
-      </w:r>
-    </w:p>
-    <w:p>
-      <w:pPr>
-        <w:pStyle w:val="Compact"/>
-        <w:numPr>
-          <w:ilvl w:val="0"/>
-          <w:numId w:val="1012"/>
-        </w:numPr>
-      </w:pPr>
-      <w:r>
-        <w:t xml:space="preserve">Momento de apertura: se leen en voz alta las tarjetas y cada destinatario las recoge. Si el grupo es muy conflictivo: reparto discreto sin lectura pública (la variante del punto 2).</w:t>
-      </w:r>
-    </w:p>
-    <w:p>
-      <w:pPr>
-        <w:pStyle w:val="Compact"/>
-        <w:numPr>
-          <w:ilvl w:val="0"/>
-          <w:numId w:val="1012"/>
-        </w:numPr>
-      </w:pPr>
-      <w:r>
-        <w:t xml:space="preserve">Cierre: votación anónima de</w:t>
-      </w:r>
-      <w:r>
-        <w:t xml:space="preserve"> </w:t>
-      </w:r>
-      <w:r>
-        <w:t xml:space="preserve">“el kudo más específico”</w:t>
-      </w:r>
-      <w:r>
-        <w:t xml:space="preserve"> </w:t>
-      </w:r>
-      <w:r>
-        <w:t xml:space="preserve">(no</w:t>
-      </w:r>
-      <w:r>
-        <w:t xml:space="preserve"> </w:t>
-      </w:r>
-      <w:r>
-        <w:t xml:space="preserve">“el mejor”</w:t>
-      </w:r>
-      <w:r>
-        <w:t xml:space="preserve">): se premia la fórmula, no a la persona.</w:t>
-      </w:r>
-    </w:p>
-    <w:p>
-      <w:pPr>
-        <w:pStyle w:val="BlockText"/>
-      </w:pPr>
-      <w:r>
-        <w:t xml:space="preserve">♿</w:t>
-      </w:r>
-      <w:r>
-        <w:t xml:space="preserve"> </w:t>
-      </w:r>
-      <w:r>
-        <w:rPr>
-          <w:b/>
-          <w:bCs/>
-        </w:rPr>
-        <w:t xml:space="preserve">Inclusión:</w:t>
-      </w:r>
-      <w:r>
-        <w:t xml:space="preserve"> </w:t>
-      </w:r>
-      <w:r>
-        <w:t xml:space="preserve">la docencia vigila que</w:t>
-      </w:r>
-      <w:r>
-        <w:t xml:space="preserve"> </w:t>
-      </w:r>
-      <w:r>
-        <w:rPr>
-          <w:b/>
-          <w:bCs/>
-        </w:rPr>
-        <w:t xml:space="preserve">nadie se quede sin tarjeta recibida</w:t>
-      </w:r>
-      <w:r>
-        <w:t xml:space="preserve"> </w:t>
-      </w:r>
-      <w:r>
-        <w:t xml:space="preserve">(se completa el reparto si falta); se prohíben los kudos de apariencia (</w:t>
-      </w:r>
-      <w:r>
-        <w:t xml:space="preserve">“qué guapa estás”</w:t>
-      </w:r>
-      <w:r>
-        <w:t xml:space="preserve">) y se redirigen a comportamientos; y el que reciba muchas tarjetas debe escribir una también — aquí nadie acumula, todos reparten.</w:t>
-      </w:r>
-    </w:p>
-    <w:p>
-      <w:r>
-        <w:pict>
-          <v:rect style="width:0;height:1.5pt" o:hralign="center" o:hrstd="t" o:hr="t"/>
-        </w:pict>
-      </w:r>
-    </w:p>
-    <w:bookmarkEnd w:id="60"/>
-    <w:bookmarkStart w:id="61" w:name="reto-mental"/>
-    <w:p>
-      <w:pPr>
-        <w:pStyle w:val="Heading2"/>
-      </w:pPr>
-      <w:r>
-        <w:t xml:space="preserve">🧠 Reto mental</w:t>
-      </w:r>
-    </w:p>
-    <w:p>
-      <w:pPr>
-        <w:pStyle w:val="FirstParagraph"/>
-      </w:pPr>
-      <w:r>
-        <w:t xml:space="preserve">Piensa antes de ver las soluciones:</w:t>
       </w:r>
     </w:p>
     <w:p>
@@ -4978,13 +7035,17 @@
         </w:numPr>
       </w:pPr>
       <w:r>
-        <w:t xml:space="preserve">Reescribe con la fórmula:</w:t>
-      </w:r>
-      <w:r>
-        <w:t xml:space="preserve"> </w:t>
-      </w:r>
-      <w:r>
-        <w:t xml:space="preserve">“Gracias por ayudar”</w:t>
+        <w:t xml:space="preserve">📦 Doblada y sin firma (o firmando, si el grupo ya funciona), se deposita en la</w:t>
+      </w:r>
+      <w:r>
+        <w:t xml:space="preserve"> </w:t>
+      </w:r>
+      <w:r>
+        <w:rPr>
+          <w:b/>
+          <w:bCs/>
+        </w:rPr>
+        <w:t xml:space="preserve">Kudo Box</w:t>
       </w:r>
       <w:r>
         <w:t xml:space="preserve">.</w:t>
@@ -4999,7 +7060,23 @@
         </w:numPr>
       </w:pPr>
       <w:r>
-        <w:t xml:space="preserve">Tu profe de módulo te explicó dos veces un tema sin quejarse. Escribe el kudo para ella/él con la plantilla maestra.</w:t>
+        <w:t xml:space="preserve">📢 Momento de apertura: se leen en voz alta las tarjetas y cada destinatario las recoge. Si el grupo es muy conflictivo:</w:t>
+      </w:r>
+      <w:r>
+        <w:t xml:space="preserve"> </w:t>
+      </w:r>
+      <w:r>
+        <w:rPr>
+          <w:b/>
+          <w:bCs/>
+        </w:rPr>
+        <w:t xml:space="preserve">reparto discreto sin lectura pública</w:t>
+      </w:r>
+      <w:r>
+        <w:t xml:space="preserve"> </w:t>
+      </w:r>
+      <w:r>
+        <w:t xml:space="preserve">(la variante del punto 2).</w:t>
       </w:r>
     </w:p>
     <w:p>
@@ -5011,19 +7088,110 @@
         </w:numPr>
       </w:pPr>
       <w:r>
-        <w:t xml:space="preserve">¿Por qué</w:t>
-      </w:r>
-      <w:r>
-        <w:t xml:space="preserve"> </w:t>
-      </w:r>
-      <w:r>
-        <w:t xml:space="preserve">“gracias por sacar un 9”</w:t>
-      </w:r>
-      <w:r>
-        <w:t xml:space="preserve"> </w:t>
-      </w:r>
-      <w:r>
-        <w:t xml:space="preserve">es un kudo flojo?</w:t>
+        <w:t xml:space="preserve">🏁 Cierre: votación anónima de</w:t>
+      </w:r>
+      <w:r>
+        <w:t xml:space="preserve"> </w:t>
+      </w:r>
+      <w:r>
+        <w:t xml:space="preserve">“el kudo más</w:t>
+      </w:r>
+      <w:r>
+        <w:t xml:space="preserve"> </w:t>
+      </w:r>
+      <w:r>
+        <w:rPr>
+          <w:b/>
+          <w:bCs/>
+        </w:rPr>
+        <w:t xml:space="preserve">específico</w:t>
+      </w:r>
+      <w:r>
+        <w:t xml:space="preserve">”</w:t>
+      </w:r>
+      <w:r>
+        <w:t xml:space="preserve"> </w:t>
+      </w:r>
+      <w:r>
+        <w:t xml:space="preserve">(no</w:t>
+      </w:r>
+      <w:r>
+        <w:t xml:space="preserve"> </w:t>
+      </w:r>
+      <w:r>
+        <w:t xml:space="preserve">“el mejor”</w:t>
+      </w:r>
+      <w:r>
+        <w:t xml:space="preserve">): se premia la fórmula, no a la persona.</w:t>
+      </w:r>
+    </w:p>
+    <w:p>
+      <w:pPr>
+        <w:pStyle w:val="BlockText"/>
+      </w:pPr>
+      <w:r>
+        <w:t xml:space="preserve">♿</w:t>
+      </w:r>
+      <w:r>
+        <w:t xml:space="preserve"> </w:t>
+      </w:r>
+      <w:r>
+        <w:rPr>
+          <w:b/>
+          <w:bCs/>
+        </w:rPr>
+        <w:t xml:space="preserve">Inclusión:</w:t>
+      </w:r>
+      <w:r>
+        <w:t xml:space="preserve"> </w:t>
+      </w:r>
+      <w:r>
+        <w:t xml:space="preserve">la docencia vigila que</w:t>
+      </w:r>
+      <w:r>
+        <w:t xml:space="preserve"> </w:t>
+      </w:r>
+      <w:r>
+        <w:rPr>
+          <w:b/>
+          <w:bCs/>
+        </w:rPr>
+        <w:t xml:space="preserve">nadie se quede sin tarjeta recibida</w:t>
+      </w:r>
+      <w:r>
+        <w:t xml:space="preserve"> </w:t>
+      </w:r>
+      <w:r>
+        <w:t xml:space="preserve">(se completa el reparto si falta); se prohíben los kudos de apariencia (</w:t>
+      </w:r>
+      <w:r>
+        <w:t xml:space="preserve">“qué guapa estás”</w:t>
+      </w:r>
+      <w:r>
+        <w:t xml:space="preserve">) y se</w:t>
+      </w:r>
+      <w:r>
+        <w:t xml:space="preserve"> </w:t>
+      </w:r>
+      <w:r>
+        <w:rPr>
+          <w:b/>
+          <w:bCs/>
+        </w:rPr>
+        <w:t xml:space="preserve">redirigen</w:t>
+      </w:r>
+      <w:r>
+        <w:t xml:space="preserve"> </w:t>
+      </w:r>
+      <w:r>
+        <w:t xml:space="preserve">a comportamientos; y el que reciba muchas tarjetas debe escribir una también — aquí nadie acumula, todos reparten.</w:t>
+      </w:r>
+    </w:p>
+    <w:p>
+      <w:r>
+        <w:pict>
+          <v:rect style="width:0;height:1.5pt" o:hralign="center" o:hrstd="t" o:hr="t"/>
+        </w:pict>
       </w:r>
     </w:p>
     <w:p>
@@ -5031,7 +7199,466 @@
         <w:pStyle w:val="FirstParagraph"/>
       </w:pPr>
       <w:r>
-        <w:t xml:space="preserve">🔄 Respuestas</w:t>
+        <w:t xml:space="preserve">👤 Nombre:</w:t>
+      </w:r>
+      <w:r>
+        <w:t xml:space="preserve"> </w:t>
+      </w:r>
+      <w:r>
+        <w:t xml:space="preserve">📅 Fecha:</w:t>
+      </w:r>
+      <w:r>
+        <w:t xml:space="preserve"> </w:t>
+      </w:r>
+      <w:r>
+        <w:t xml:space="preserve">🏫 Grupo:</w:t>
+      </w:r>
+    </w:p>
+    <w:bookmarkEnd w:id="65"/>
+    <w:bookmarkStart w:id="66" w:name="a-por-ellos-2"/>
+    <w:p>
+      <w:pPr>
+        <w:pStyle w:val="Heading2"/>
+      </w:pPr>
+      <w:r>
+        <w:t xml:space="preserve">✍️ A por ellos</w:t>
+      </w:r>
+    </w:p>
+    <w:p>
+      <w:pPr>
+        <w:pStyle w:val="FirstParagraph"/>
+      </w:pPr>
+      <w:r>
+        <w:rPr>
+          <w:b/>
+          <w:bCs/>
+        </w:rPr>
+        <w:t xml:space="preserve">1. ✏️ Completa la fórmula:</w:t>
+      </w:r>
+    </w:p>
+    <w:p>
+      <w:pPr>
+        <w:pStyle w:val="BlockText"/>
+      </w:pPr>
+      <w:r>
+        <w:t xml:space="preserve">“Gracias por [____________ concreto]. Gracias a eso, [____________].”</w:t>
+      </w:r>
+      <w:r>
+        <w:t xml:space="preserve"> </w:t>
+      </w:r>
+      <w:r>
+        <w:t xml:space="preserve">Las tres piezas son: concreto + ____________ + ____________.</w:t>
+      </w:r>
+    </w:p>
+    <w:p>
+      <w:pPr>
+        <w:pStyle w:val="FirstParagraph"/>
+      </w:pPr>
+      <w:r>
+        <w:rPr>
+          <w:b/>
+          <w:bCs/>
+        </w:rPr>
+        <w:t xml:space="preserve">2. 🔧 De cumplido a kudo:</w:t>
+      </w:r>
+      <w:r>
+        <w:t xml:space="preserve"> </w:t>
+      </w:r>
+      <w:r>
+        <w:t xml:space="preserve">reescribe cada frase con la fórmula (inventa el hecho si hace falta):</w:t>
+      </w:r>
+    </w:p>
+    <w:tbl>
+      <w:tblPr>
+        <w:tblStyle w:val="Table"/>
+        <w:tblW w:type="auto" w:w="0"/>
+        <w:tblLook w:firstRow="1" w:lastRow="0" w:firstColumn="0" w:lastColumn="0" w:noHBand="0" w:noVBand="0" w:val="0020"/>
+      </w:tblPr>
+      <w:tblGrid>
+        <w:gridCol w:w="3960"/>
+        <w:gridCol w:w="3960"/>
+      </w:tblGrid>
+      <w:tr>
+        <w:trPr>
+          <w:tblHeader w:val="on"/>
+        </w:trPr>
+        <w:tc>
+          <w:tcPr/>
+          <w:p>
+            <w:pPr>
+              <w:pStyle w:val="Compact"/>
+            </w:pPr>
+            <w:r>
+              <w:t xml:space="preserve">❌ Cumplido</w:t>
+            </w:r>
+          </w:p>
+        </w:tc>
+        <w:tc>
+          <w:tcPr/>
+          <w:p>
+            <w:pPr>
+              <w:pStyle w:val="Compact"/>
+            </w:pPr>
+            <w:r>
+              <w:t xml:space="preserve">✅ Kudo con fórmula</w:t>
+            </w:r>
+          </w:p>
+        </w:tc>
+      </w:tr>
+      <w:tr>
+        <w:tc>
+          <w:tcPr/>
+          <w:p>
+            <w:pPr>
+              <w:pStyle w:val="Compact"/>
+            </w:pPr>
+            <w:r>
+              <w:t xml:space="preserve">“Gracias por ayudar”</w:t>
+            </w:r>
+          </w:p>
+        </w:tc>
+        <w:tc>
+          <w:tcPr/>
+          <w:p>
+            <w:pPr>
+              <w:pStyle w:val="Compact"/>
+            </w:pPr>
+          </w:p>
+        </w:tc>
+      </w:tr>
+      <w:tr>
+        <w:tc>
+          <w:tcPr/>
+          <w:p>
+            <w:pPr>
+              <w:pStyle w:val="Compact"/>
+            </w:pPr>
+            <w:r>
+              <w:t xml:space="preserve">“Buen trabajo”</w:t>
+            </w:r>
+          </w:p>
+        </w:tc>
+        <w:tc>
+          <w:tcPr/>
+          <w:p>
+            <w:pPr>
+              <w:pStyle w:val="Compact"/>
+            </w:pPr>
+          </w:p>
+        </w:tc>
+      </w:tr>
+      <w:tr>
+        <w:tc>
+          <w:tcPr/>
+          <w:p>
+            <w:pPr>
+              <w:pStyle w:val="Compact"/>
+            </w:pPr>
+            <w:r>
+              <w:t xml:space="preserve">“Eres un crack”</w:t>
+            </w:r>
+          </w:p>
+        </w:tc>
+        <w:tc>
+          <w:tcPr/>
+          <w:p>
+            <w:pPr>
+              <w:pStyle w:val="Compact"/>
+            </w:pPr>
+          </w:p>
+        </w:tc>
+      </w:tr>
+    </w:tbl>
+    <w:p>
+      <w:pPr>
+        <w:pStyle w:val="BodyText"/>
+      </w:pPr>
+      <w:r>
+        <w:rPr>
+          <w:b/>
+          <w:bCs/>
+        </w:rPr>
+        <w:t xml:space="preserve">3. 🧑‍🏫 Tu kudo a la profe:</w:t>
+      </w:r>
+      <w:r>
+        <w:t xml:space="preserve"> </w:t>
+      </w:r>
+      <w:r>
+        <w:t xml:space="preserve">tu profe de módulo te explicó dos veces un tema sin quejarse. Escribe el kudo con la plantilla maestra:</w:t>
+      </w:r>
+    </w:p>
+    <w:p>
+      <w:pPr>
+        <w:pStyle w:val="BlockText"/>
+      </w:pPr>
+      <w:r>
+        <w:t xml:space="preserve">Para:</w:t>
+      </w:r>
+      <w:r>
+        <w:t xml:space="preserve"> </w:t>
+      </w:r>
+      <w:r>
+        <w:t xml:space="preserve"> </w:t>
+      </w:r>
+      <w:r>
+        <w:t xml:space="preserve">Gracias por:</w:t>
+      </w:r>
+      <w:r>
+        <w:t xml:space="preserve"> </w:t>
+      </w:r>
+      <w:r>
+        <w:t xml:space="preserve"> </w:t>
+      </w:r>
+      <w:r>
+        <w:t xml:space="preserve">Gracias a eso:</w:t>
+      </w:r>
+      <w:r>
+        <w:t xml:space="preserve"> </w:t>
+      </w:r>
+    </w:p>
+    <w:p>
+      <w:pPr>
+        <w:pStyle w:val="FirstParagraph"/>
+      </w:pPr>
+      <w:r>
+        <w:rPr>
+          <w:b/>
+          <w:bCs/>
+        </w:rPr>
+        <w:t xml:space="preserve">4. 🧪 Test del espejo:</w:t>
+      </w:r>
+      <w:r>
+        <w:t xml:space="preserve"> </w:t>
+      </w:r>
+      <w:r>
+        <w:t xml:space="preserve">“Gracias por sacar un 9”</w:t>
+      </w:r>
+      <w:r>
+        <w:t xml:space="preserve">. ¿Pasa el test (¿sirve para repetirlo mañana)? ¿Qué comportamiento escondido hay detrás del 9? Escríbelo como kudo:</w:t>
+      </w:r>
+    </w:p>
+    <w:p>
+      <w:pPr>
+        <w:pStyle w:val="BlockText"/>
+      </w:pPr>
+      <w:r>
+        <w:t xml:space="preserve">Pasa el test: SÍ / NO</w:t>
+      </w:r>
+      <w:r>
+        <w:t xml:space="preserve"> </w:t>
+      </w:r>
+      <w:r>
+        <w:t xml:space="preserve">El kudo corregido:</w:t>
+      </w:r>
+      <w:r>
+        <w:t xml:space="preserve"> </w:t>
+      </w:r>
+      <w:r>
+        <w:t xml:space="preserve"> </w:t>
+      </w:r>
+    </w:p>
+    <w:p>
+      <w:pPr>
+        <w:pStyle w:val="FirstParagraph"/>
+      </w:pPr>
+      <w:r>
+        <w:rPr>
+          <w:b/>
+          <w:bCs/>
+        </w:rPr>
+        <w:t xml:space="preserve">5. 🎯 Detecta el asesino:</w:t>
+      </w:r>
+      <w:r>
+        <w:t xml:space="preserve"> </w:t>
+      </w:r>
+      <w:r>
+        <w:t xml:space="preserve">en</w:t>
+      </w:r>
+      <w:r>
+        <w:t xml:space="preserve"> </w:t>
+      </w:r>
+      <w:r>
+        <w:rPr>
+          <w:i/>
+          <w:iCs/>
+        </w:rPr>
+        <w:t xml:space="preserve">“Gracias por ser increíble — DANI”</w:t>
+      </w:r>
+      <w:r>
+        <w:t xml:space="preserve">, ¿qué falta de las tres piezas? Marca con X:</w:t>
+      </w:r>
+    </w:p>
+    <w:tbl>
+      <w:tblPr>
+        <w:tblStyle w:val="Table"/>
+        <w:tblW w:type="auto" w:w="0"/>
+        <w:tblLook w:firstRow="1" w:lastRow="0" w:firstColumn="0" w:lastColumn="0" w:noHBand="0" w:noVBand="0" w:val="0020"/>
+      </w:tblPr>
+      <w:tblGrid>
+        <w:gridCol w:w="3960"/>
+        <w:gridCol w:w="3960"/>
+      </w:tblGrid>
+      <w:tr>
+        <w:trPr>
+          <w:tblHeader w:val="on"/>
+        </w:trPr>
+        <w:tc>
+          <w:tcPr/>
+          <w:p>
+            <w:pPr>
+              <w:pStyle w:val="Compact"/>
+            </w:pPr>
+            <w:r>
+              <w:t xml:space="preserve">Pieza</w:t>
+            </w:r>
+          </w:p>
+        </w:tc>
+        <w:tc>
+          <w:tcPr/>
+          <w:p>
+            <w:pPr>
+              <w:pStyle w:val="Compact"/>
+            </w:pPr>
+            <w:r>
+              <w:t xml:space="preserve">Falta</w:t>
+            </w:r>
+          </w:p>
+        </w:tc>
+      </w:tr>
+      <w:tr>
+        <w:tc>
+          <w:tcPr/>
+          <w:p>
+            <w:pPr>
+              <w:pStyle w:val="Compact"/>
+            </w:pPr>
+            <w:r>
+              <w:t xml:space="preserve">Concreto (qué pasó, cuándo)</w:t>
+            </w:r>
+          </w:p>
+        </w:tc>
+        <w:tc>
+          <w:tcPr/>
+          <w:p>
+            <w:pPr>
+              <w:pStyle w:val="Compact"/>
+            </w:pPr>
+          </w:p>
+        </w:tc>
+      </w:tr>
+      <w:tr>
+        <w:tc>
+          <w:tcPr/>
+          <w:p>
+            <w:pPr>
+              <w:pStyle w:val="Compact"/>
+            </w:pPr>
+            <w:r>
+              <w:t xml:space="preserve">Comportamiento (qué hizo)</w:t>
+            </w:r>
+          </w:p>
+        </w:tc>
+        <w:tc>
+          <w:tcPr/>
+          <w:p>
+            <w:pPr>
+              <w:pStyle w:val="Compact"/>
+            </w:pPr>
+          </w:p>
+        </w:tc>
+      </w:tr>
+      <w:tr>
+        <w:tc>
+          <w:tcPr/>
+          <w:p>
+            <w:pPr>
+              <w:pStyle w:val="Compact"/>
+            </w:pPr>
+            <w:r>
+              <w:t xml:space="preserve">Impacto (qué cambió)</w:t>
+            </w:r>
+          </w:p>
+        </w:tc>
+        <w:tc>
+          <w:tcPr/>
+          <w:p>
+            <w:pPr>
+              <w:pStyle w:val="Compact"/>
+            </w:pPr>
+          </w:p>
+        </w:tc>
+      </w:tr>
+    </w:tbl>
+    <w:p>
+      <w:pPr>
+        <w:pStyle w:val="BodyText"/>
+      </w:pPr>
+      <w:r>
+        <w:rPr>
+          <w:b/>
+          <w:bCs/>
+        </w:rPr>
+        <w:t xml:space="preserve">6. 💌 Tu kudo real de hoy:</w:t>
+      </w:r>
+      <w:r>
+        <w:t xml:space="preserve"> </w:t>
+      </w:r>
+      <w:r>
+        <w:t xml:space="preserve">elige a alguien de esta clase (incluso con quien no te lleves bien) y escribe su kudo completo:</w:t>
+      </w:r>
+    </w:p>
+    <w:p>
+      <w:pPr>
+        <w:pStyle w:val="BlockText"/>
+      </w:pPr>
+      <w:r>
+        <w:t xml:space="preserve">Para:</w:t>
+      </w:r>
+      <w:r>
+        <w:t xml:space="preserve"> </w:t>
+      </w:r>
+      <w:r>
+        <w:t xml:space="preserve"> </w:t>
+      </w:r>
+      <w:r>
+        <w:t xml:space="preserve">Gracias por:</w:t>
+      </w:r>
+      <w:r>
+        <w:t xml:space="preserve"> </w:t>
+      </w:r>
+      <w:r>
+        <w:t xml:space="preserve"> </w:t>
+      </w:r>
+      <w:r>
+        <w:t xml:space="preserve">Gracias a eso:</w:t>
+      </w:r>
+      <w:r>
+        <w:t xml:space="preserve"> </w:t>
+      </w:r>
+    </w:p>
+    <w:p>
+      <w:r>
+        <w:pict>
+          <v:rect style="width:0;height:1.5pt" o:hralign="center" o:hrstd="t" o:hr="t"/>
+        </w:pict>
+      </w:r>
+    </w:p>
+    <w:bookmarkEnd w:id="66"/>
+    <w:bookmarkStart w:id="67" w:name="reto-mental"/>
+    <w:p>
+      <w:pPr>
+        <w:pStyle w:val="Heading2"/>
+      </w:pPr>
+      <w:r>
+        <w:t xml:space="preserve">🧠 Reto mental</w:t>
+      </w:r>
+    </w:p>
+    <w:p>
+      <w:pPr>
+        <w:pStyle w:val="FirstParagraph"/>
+      </w:pPr>
+      <w:r>
+        <w:t xml:space="preserve">Piensa antes de ver las soluciones:</w:t>
       </w:r>
     </w:p>
     <w:p>
@@ -5043,16 +7670,19 @@
         </w:numPr>
       </w:pPr>
       <w:r>
-        <w:t xml:space="preserve">Ejemplo:</w:t>
-      </w:r>
-      <w:r>
-        <w:t xml:space="preserve"> </w:t>
-      </w:r>
-      <w:r>
-        <w:t xml:space="preserve">“Gracias por quedarte conmigo a repasar la factura cuando te estabas yendo; gracias a eso la entrego mañana sin sustos”</w:t>
-      </w:r>
-      <w:r>
-        <w:t xml:space="preserve">. (Comportamiento + impacto + concreción)</w:t>
+        <w:t xml:space="preserve">¿Por qué</w:t>
+      </w:r>
+      <w:r>
+        <w:t xml:space="preserve"> </w:t>
+      </w:r>
+      <w:r>
+        <w:t xml:space="preserve">“gracias por sacar un 9”</w:t>
+      </w:r>
+      <w:r>
+        <w:t xml:space="preserve"> </w:t>
+      </w:r>
+      <w:r>
+        <w:t xml:space="preserve">es un kudo flojo?</w:t>
       </w:r>
     </w:p>
     <w:p>
@@ -5064,30 +7694,19 @@
         </w:numPr>
       </w:pPr>
       <w:r>
-        <w:t xml:space="preserve">Ejemplo:</w:t>
-      </w:r>
-      <w:r>
-        <w:t xml:space="preserve"> </w:t>
-      </w:r>
-      <w:r>
-        <w:t xml:space="preserve">“Gracias por explicarme dos veces la parte que no entendía, con un ejemplo real; la segunda vez me cuadró todo”</w:t>
-      </w:r>
-      <w:r>
-        <w:t xml:space="preserve">. El kudo para la profe se entrega igual: caja, mural o correo (ver la</w:t>
-      </w:r>
-      <w:r>
-        <w:t xml:space="preserve"> </w:t>
-      </w:r>
-      <w:hyperlink r:id="rId14">
-        <w:r>
-          <w:rPr>
-            <w:rStyle w:val="Hyperlink"/>
-          </w:rPr>
-          <w:t xml:space="preserve">herramienta digital</w:t>
-        </w:r>
-      </w:hyperlink>
-      <w:r>
-        <w:t xml:space="preserve">).</w:t>
+        <w:t xml:space="preserve">¿Cuándo conviene usar la plantilla</w:t>
+      </w:r>
+      <w:r>
+        <w:t xml:space="preserve"> </w:t>
+      </w:r>
+      <w:r>
+        <w:t xml:space="preserve">“de grupo”</w:t>
+      </w:r>
+      <w:r>
+        <w:t xml:space="preserve"> </w:t>
+      </w:r>
+      <w:r>
+        <w:t xml:space="preserve">(varias firmas)?</w:t>
       </w:r>
     </w:p>
     <w:p>
@@ -5099,7 +7718,108 @@
         </w:numPr>
       </w:pPr>
       <w:r>
-        <w:t xml:space="preserve">Porque es el resultado, no el comportamiento. El comportamiento que lo produjo (practicar, preguntar, repetir) es lo que conviene reconocer: eso sí se repite.</w:t>
+        <w:t xml:space="preserve">¿Qué diferencia hay entre un cumplido y un kudo según la fórmula?</w:t>
+      </w:r>
+    </w:p>
+    <w:p>
+      <w:pPr>
+        <w:pStyle w:val="FirstParagraph"/>
+      </w:pPr>
+      <w:r>
+        <w:t xml:space="preserve">🔄 Respuestas</w:t>
+      </w:r>
+    </w:p>
+    <w:p>
+      <w:pPr>
+        <w:pStyle w:val="Compact"/>
+        <w:numPr>
+          <w:ilvl w:val="0"/>
+          <w:numId w:val="1015"/>
+        </w:numPr>
+      </w:pPr>
+      <w:r>
+        <w:t xml:space="preserve">Porque es el</w:t>
+      </w:r>
+      <w:r>
+        <w:t xml:space="preserve"> </w:t>
+      </w:r>
+      <w:r>
+        <w:rPr>
+          <w:b/>
+          <w:bCs/>
+        </w:rPr>
+        <w:t xml:space="preserve">resultado</w:t>
+      </w:r>
+      <w:r>
+        <w:t xml:space="preserve">, no el comportamiento. El comportamiento que lo produjo (practicar, preguntar, repetir) es lo que conviene reconocer: eso sí se repite.</w:t>
+      </w:r>
+    </w:p>
+    <w:p>
+      <w:pPr>
+        <w:pStyle w:val="Compact"/>
+        <w:numPr>
+          <w:ilvl w:val="0"/>
+          <w:numId w:val="1015"/>
+        </w:numPr>
+      </w:pPr>
+      <w:r>
+        <w:t xml:space="preserve">Cuando el reconocimiento es para</w:t>
+      </w:r>
+      <w:r>
+        <w:t xml:space="preserve"> </w:t>
+      </w:r>
+      <w:r>
+        <w:rPr>
+          <w:b/>
+          <w:bCs/>
+        </w:rPr>
+        <w:t xml:space="preserve">un hecho del grupo entero</w:t>
+      </w:r>
+      <w:r>
+        <w:t xml:space="preserve"> </w:t>
+      </w:r>
+      <w:r>
+        <w:t xml:space="preserve">(un trabajo entre varios, un proyecto, aguantar una semana dura). Cada firmante añade su línea: multiplica la fuerza.</w:t>
+      </w:r>
+    </w:p>
+    <w:p>
+      <w:pPr>
+        <w:pStyle w:val="Compact"/>
+        <w:numPr>
+          <w:ilvl w:val="0"/>
+          <w:numId w:val="1015"/>
+        </w:numPr>
+      </w:pPr>
+      <w:r>
+        <w:t xml:space="preserve">El cumplido es un juicio bonito (</w:t>
+      </w:r>
+      <w:r>
+        <w:t xml:space="preserve">“eres majo”</w:t>
+      </w:r>
+      <w:r>
+        <w:t xml:space="preserve">); el kudo es un juicio</w:t>
+      </w:r>
+      <w:r>
+        <w:t xml:space="preserve"> </w:t>
+      </w:r>
+      <w:r>
+        <w:rPr>
+          <w:b/>
+          <w:bCs/>
+        </w:rPr>
+        <w:t xml:space="preserve">con hechos e impacto</w:t>
+      </w:r>
+      <w:r>
+        <w:t xml:space="preserve"> </w:t>
+      </w:r>
+      <w:r>
+        <w:t xml:space="preserve">(</w:t>
+      </w:r>
+      <w:r>
+        <w:t xml:space="preserve">“te quedaste a explicarme y gracias a eso aprobé”</w:t>
+      </w:r>
+      <w:r>
+        <w:t xml:space="preserve">). El primero se discute; el segundo no.</w:t>
       </w:r>
     </w:p>
     <w:p>
@@ -5109,8 +7829,8 @@
         </w:pict>
       </w:r>
     </w:p>
-    <w:bookmarkEnd w:id="61"/>
-    <w:bookmarkStart w:id="62" w:name="logros-de-la-unidad"/>
+    <w:bookmarkEnd w:id="67"/>
+    <w:bookmarkStart w:id="68" w:name="logros-de-la-unidad"/>
     <w:p>
       <w:pPr>
         <w:pStyle w:val="Heading2"/>
@@ -5141,7 +7861,7 @@
               <w:pStyle w:val="Compact"/>
             </w:pPr>
             <w:r>
-              <w:t xml:space="preserve">Logro</w:t>
+              <w:t xml:space="preserve">🏆 Logro</w:t>
             </w:r>
           </w:p>
         </w:tc>
@@ -5267,8 +7987,8 @@
         </w:pict>
       </w:r>
     </w:p>
-    <w:bookmarkEnd w:id="62"/>
-    <w:bookmarkStart w:id="63" w:name="dudas-de-10-segundos"/>
+    <w:bookmarkEnd w:id="68"/>
+    <w:bookmarkStart w:id="69" w:name="dudas-de-10-segundos"/>
     <w:p>
       <w:pPr>
         <w:pStyle w:val="Heading2"/>
@@ -5292,7 +8012,20 @@
         <w:t xml:space="preserve"> </w:t>
       </w:r>
       <w:r>
-        <w:t xml:space="preserve">Los tres primeros siempre. A partir del cuarto deja de ser raro. Es un músculo: empieza con el banco de tarjetas y la fórmula, y el resto fluye.</w:t>
+        <w:t xml:space="preserve">Los tres primeros</w:t>
+      </w:r>
+      <w:r>
+        <w:t xml:space="preserve"> </w:t>
+      </w:r>
+      <w:r>
+        <w:rPr>
+          <w:b/>
+          <w:bCs/>
+        </w:rPr>
+        <w:t xml:space="preserve">siempre</w:t>
+      </w:r>
+      <w:r>
+        <w:t xml:space="preserve">. A partir del cuarto deja de ser raro. Es un músculo: empieza con el banco de tarjetas y la fórmula, y el resto fluye.</w:t>
       </w:r>
     </w:p>
     <w:p>
@@ -5310,7 +8043,17 @@
         <w:t xml:space="preserve"> </w:t>
       </w:r>
       <w:r>
-        <w:t xml:space="preserve">Especialmente ahí. Un kudo es reconocimiento, no amistad ni declaración. Reconocer algo concreto a quien no eres su amigo es el kudo más potente que existe para el clima del grupo.</w:t>
+        <w:rPr>
+          <w:b/>
+          <w:bCs/>
+        </w:rPr>
+        <w:t xml:space="preserve">Especialmente ahí.</w:t>
+      </w:r>
+      <w:r>
+        <w:t xml:space="preserve"> </w:t>
+      </w:r>
+      <w:r>
+        <w:t xml:space="preserve">Un kudo es reconocimiento, no amistad ni declaración. Reconocer algo concreto a quien no eres su amigo es el kudo más potente que existe para el clima del grupo.</w:t>
       </w:r>
     </w:p>
     <w:p>
@@ -5320,8 +8063,8 @@
         </w:pict>
       </w:r>
     </w:p>
-    <w:bookmarkEnd w:id="63"/>
-    <w:bookmarkStart w:id="64" w:name="poscréditos"/>
+    <w:bookmarkEnd w:id="69"/>
+    <w:bookmarkStart w:id="70" w:name="poscréditos"/>
     <w:p>
       <w:pPr>
         <w:pStyle w:val="Heading2"/>
@@ -5335,7 +8078,7 @@
         <w:pStyle w:val="FirstParagraph"/>
       </w:pPr>
       <w:r>
-        <w:t xml:space="preserve">Rosa abre la Box un viernes. DANI escucha expectante.</w:t>
+        <w:t xml:space="preserve">ROSA abre la Box un viernes. DANI escucha expectante.</w:t>
       </w:r>
     </w:p>
     <w:p>
@@ -5359,6 +8102,10 @@
         <w:t xml:space="preserve"> </w:t>
       </w:r>
       <w:r>
+        <w:rPr>
+          <w:i/>
+          <w:iCs/>
+        </w:rPr>
         <w:t xml:space="preserve">“Gracias a quien dejó el café en la caja de herramientas sin que se lo pidiera. — Firma: todos”</w:t>
       </w:r>
       <w:r>
@@ -5406,7 +8153,7 @@
         <w:t xml:space="preserve"> </w:t>
       </w:r>
       <w:r>
-        <w:t xml:space="preserve">Caja equivocada. Pero el café era bueno. Feliz viernes, campeón.</w:t>
+        <w:t xml:space="preserve">Caja equivocada. Pero el café era bueno. Feliz viernes, campeón. ☕</w:t>
       </w:r>
     </w:p>
     <w:p>
@@ -5416,70 +8163,8 @@
         </w:pict>
       </w:r>
     </w:p>
-    <w:bookmarkEnd w:id="64"/>
-    <w:bookmarkStart w:id="65" w:name="mini-chequeo-2"/>
-    <w:p>
-      <w:pPr>
-        <w:pStyle w:val="Heading2"/>
-      </w:pPr>
-      <w:r>
-        <w:t xml:space="preserve">🧠 Mini-chequeo</w:t>
-      </w:r>
-    </w:p>
-    <w:p>
-      <w:pPr>
-        <w:pStyle w:val="Compact"/>
-        <w:numPr>
-          <w:ilvl w:val="0"/>
-          <w:numId w:val="1015"/>
-        </w:numPr>
-      </w:pPr>
-      <w:r>
-        <w:t xml:space="preserve">Rellena la plantilla maestra con un kudo real para alguien de tu clase.</w:t>
-      </w:r>
-    </w:p>
-    <w:p>
-      <w:pPr>
-        <w:pStyle w:val="Compact"/>
-        <w:numPr>
-          <w:ilvl w:val="0"/>
-          <w:numId w:val="1015"/>
-        </w:numPr>
-      </w:pPr>
-      <w:r>
-        <w:t xml:space="preserve">¿Qué diferencia hay entre cumplido y kudo según la plantilla?</w:t>
-      </w:r>
-    </w:p>
-    <w:p>
-      <w:pPr>
-        <w:pStyle w:val="Compact"/>
-        <w:numPr>
-          <w:ilvl w:val="0"/>
-          <w:numId w:val="1015"/>
-        </w:numPr>
-      </w:pPr>
-      <w:r>
-        <w:t xml:space="preserve">¿Cuándo eliges la plantilla</w:t>
-      </w:r>
-      <w:r>
-        <w:t xml:space="preserve"> </w:t>
-      </w:r>
-      <w:r>
-        <w:t xml:space="preserve">“de grupo”</w:t>
-      </w:r>
-      <w:r>
-        <w:t xml:space="preserve">?</w:t>
-      </w:r>
-    </w:p>
-    <w:p>
-      <w:r>
-        <w:pict>
-          <v:rect style="width:0;height:1.5pt" o:hralign="center" o:hrstd="t" o:hr="t"/>
-        </w:pict>
-      </w:r>
-    </w:p>
-    <w:bookmarkEnd w:id="65"/>
-    <w:bookmarkStart w:id="66" w:name="resumen-en-3-frases-2"/>
+    <w:bookmarkEnd w:id="70"/>
+    <w:bookmarkStart w:id="71" w:name="resumen-en-3-frases-2"/>
     <w:p>
       <w:pPr>
         <w:pStyle w:val="Heading2"/>
@@ -5543,8 +8228,8 @@
         </w:pict>
       </w:r>
     </w:p>
-    <w:bookmarkEnd w:id="66"/>
-    <w:bookmarkStart w:id="67" w:name="vocabulario-rápido-2"/>
+    <w:bookmarkEnd w:id="71"/>
+    <w:bookmarkStart w:id="72" w:name="vocabulario-rápido-2"/>
     <w:p>
       <w:pPr>
         <w:pStyle w:val="Heading2"/>
@@ -5651,7 +8336,7 @@
       <w:r>
         <w:t xml:space="preserve"> </w:t>
       </w:r>
-      <w:hyperlink r:id="rId34">
+      <w:hyperlink r:id="rId36">
         <w:r>
           <w:rPr>
             <w:rStyle w:val="Hyperlink"/>
@@ -5714,9 +8399,9 @@
         </w:r>
       </w:hyperlink>
     </w:p>
-    <w:bookmarkEnd w:id="67"/>
-    <w:bookmarkEnd w:id="68"/>
-    <w:bookmarkStart w:id="81" w:name="banco-de-tarjetas"/>
+    <w:bookmarkEnd w:id="72"/>
+    <w:bookmarkEnd w:id="73"/>
+    <w:bookmarkStart w:id="86" w:name="banco-de-tarjetas"/>
     <w:p>
       <w:pPr>
         <w:pStyle w:val="Heading1"/>
@@ -5780,7 +8465,7 @@
         </w:pict>
       </w:r>
     </w:p>
-    <w:bookmarkStart w:id="77" w:name="en-corto-3"/>
+    <w:bookmarkStart w:id="82" w:name="en-corto-3"/>
     <w:p>
       <w:pPr>
         <w:pStyle w:val="Heading2"/>
@@ -5874,7 +8559,7 @@
         </w:pict>
       </w:r>
     </w:p>
-    <w:bookmarkStart w:id="69" w:name="gracias-por-ayudar"/>
+    <w:bookmarkStart w:id="74" w:name="gracias-por-ayudar"/>
     <w:p>
       <w:pPr>
         <w:pStyle w:val="Heading3"/>
@@ -6018,8 +8703,8 @@
         </w:tc>
       </w:tr>
     </w:tbl>
-    <w:bookmarkEnd w:id="69"/>
-    <w:bookmarkStart w:id="70" w:name="esfuerzo"/>
+    <w:bookmarkEnd w:id="74"/>
+    <w:bookmarkStart w:id="75" w:name="esfuerzo"/>
     <w:p>
       <w:pPr>
         <w:pStyle w:val="Heading3"/>
@@ -6175,8 +8860,8 @@
         </w:tc>
       </w:tr>
     </w:tbl>
-    <w:bookmarkEnd w:id="70"/>
-    <w:bookmarkStart w:id="71" w:name="trabajo-bien-hecho"/>
+    <w:bookmarkEnd w:id="75"/>
+    <w:bookmarkStart w:id="76" w:name="trabajo-bien-hecho"/>
     <w:p>
       <w:pPr>
         <w:pStyle w:val="Heading3"/>
@@ -6320,8 +9005,8 @@
         </w:tc>
       </w:tr>
     </w:tbl>
-    <w:bookmarkEnd w:id="71"/>
-    <w:bookmarkStart w:id="72" w:name="gracias-por-darme-sitio"/>
+    <w:bookmarkEnd w:id="76"/>
+    <w:bookmarkStart w:id="77" w:name="gracias-por-darme-sitio"/>
     <w:p>
       <w:pPr>
         <w:pStyle w:val="Heading3"/>
@@ -6465,8 +9150,8 @@
         </w:tc>
       </w:tr>
     </w:tbl>
-    <w:bookmarkEnd w:id="72"/>
-    <w:bookmarkStart w:id="73" w:name="me-atreví-y-lo-apoyaste"/>
+    <w:bookmarkEnd w:id="77"/>
+    <w:bookmarkStart w:id="78" w:name="me-atreví-y-lo-apoyaste"/>
     <w:p>
       <w:pPr>
         <w:pStyle w:val="Heading3"/>
@@ -6598,8 +9283,8 @@
         </w:tc>
       </w:tr>
     </w:tbl>
-    <w:bookmarkEnd w:id="73"/>
-    <w:bookmarkStart w:id="74" w:name="defendiste-sin-insultar"/>
+    <w:bookmarkEnd w:id="78"/>
+    <w:bookmarkStart w:id="79" w:name="defendiste-sin-insultar"/>
     <w:p>
       <w:pPr>
         <w:pStyle w:val="Heading3"/>
@@ -6743,8 +9428,8 @@
         </w:tc>
       </w:tr>
     </w:tbl>
-    <w:bookmarkEnd w:id="74"/>
-    <w:bookmarkStart w:id="75" w:name="buen-rollo"/>
+    <w:bookmarkEnd w:id="79"/>
+    <w:bookmarkStart w:id="80" w:name="buen-rollo"/>
     <w:p>
       <w:pPr>
         <w:pStyle w:val="Heading3"/>
@@ -6876,8 +9561,8 @@
         </w:tc>
       </w:tr>
     </w:tbl>
-    <w:bookmarkEnd w:id="75"/>
-    <w:bookmarkStart w:id="76" w:name="disculpas-y-reparaciones"/>
+    <w:bookmarkEnd w:id="80"/>
+    <w:bookmarkStart w:id="81" w:name="disculpas-y-reparaciones"/>
     <w:p>
       <w:pPr>
         <w:pStyle w:val="Heading3"/>
@@ -6980,9 +9665,9 @@
         </w:pict>
       </w:r>
     </w:p>
-    <w:bookmarkEnd w:id="76"/>
-    <w:bookmarkEnd w:id="77"/>
-    <w:bookmarkStart w:id="78" w:name="mini-chequeo-3"/>
+    <w:bookmarkEnd w:id="81"/>
+    <w:bookmarkEnd w:id="82"/>
+    <w:bookmarkStart w:id="83" w:name="mini-chequeo"/>
     <w:p>
       <w:pPr>
         <w:pStyle w:val="Heading2"/>
@@ -7043,8 +9728,8 @@
         </w:pict>
       </w:r>
     </w:p>
-    <w:bookmarkEnd w:id="78"/>
-    <w:bookmarkStart w:id="79" w:name="resumen-en-3-frases-3"/>
+    <w:bookmarkEnd w:id="83"/>
+    <w:bookmarkStart w:id="84" w:name="resumen-en-3-frases-3"/>
     <w:p>
       <w:pPr>
         <w:pStyle w:val="Heading2"/>
@@ -7096,8 +9781,8 @@
         </w:pict>
       </w:r>
     </w:p>
-    <w:bookmarkEnd w:id="79"/>
-    <w:bookmarkStart w:id="80" w:name="vocabulario-rápido-3"/>
+    <w:bookmarkEnd w:id="84"/>
+    <w:bookmarkStart w:id="85" w:name="vocabulario-rápido-3"/>
     <w:p>
       <w:pPr>
         <w:pStyle w:val="Heading2"/>
@@ -7182,7 +9867,7 @@
       <w:r>
         <w:t xml:space="preserve"> </w:t>
       </w:r>
-      <w:hyperlink r:id="rId34">
+      <w:hyperlink r:id="rId36">
         <w:r>
           <w:rPr>
             <w:rStyle w:val="Hyperlink"/>
@@ -7245,9 +9930,9 @@
         </w:r>
       </w:hyperlink>
     </w:p>
-    <w:bookmarkEnd w:id="80"/>
-    <w:bookmarkEnd w:id="81"/>
-    <w:bookmarkStart w:id="89" w:name="tu-kudo-en-digital"/>
+    <w:bookmarkEnd w:id="85"/>
+    <w:bookmarkEnd w:id="86"/>
+    <w:bookmarkStart w:id="94" w:name="tu-kudo-en-digital"/>
     <w:p>
       <w:pPr>
         <w:pStyle w:val="Heading1"/>
@@ -7311,7 +9996,7 @@
         </w:pict>
       </w:r>
     </w:p>
-    <w:bookmarkStart w:id="82" w:name="en-corto-4"/>
+    <w:bookmarkStart w:id="87" w:name="en-corto-4"/>
     <w:p>
       <w:pPr>
         <w:pStyle w:val="Heading2"/>
@@ -7345,8 +10030,8 @@
         </w:pict>
       </w:r>
     </w:p>
-    <w:bookmarkEnd w:id="82"/>
-    <w:bookmarkStart w:id="84" w:name="herramienta-crea-y-envía-tu-kudo"/>
+    <w:bookmarkEnd w:id="87"/>
+    <w:bookmarkStart w:id="89" w:name="herramienta-crea-y-envía-tu-kudo"/>
     <w:p>
       <w:pPr>
         <w:pStyle w:val="Heading2"/>
@@ -7509,7 +10194,7 @@
         <w:t xml:space="preserve">🖨️ Imprimir tarjeta</w:t>
       </w:r>
     </w:p>
-    <w:bookmarkStart w:id="83" w:name="k-preview"/>
+    <w:bookmarkStart w:id="88" w:name="k-preview"/>
     <w:p>
       <w:pPr>
         <w:pStyle w:val="BodyText"/>
@@ -7518,7 +10203,7 @@
         <w:t xml:space="preserve">Vista previa del kudo…</w:t>
       </w:r>
     </w:p>
-    <w:bookmarkEnd w:id="83"/>
+    <w:bookmarkEnd w:id="88"/>
     <w:p>
       <w:pPr>
         <w:pStyle w:val="BlockText"/>
@@ -7566,8 +10251,8 @@
         </w:pict>
       </w:r>
     </w:p>
-    <w:bookmarkEnd w:id="84"/>
-    <w:bookmarkStart w:id="85" w:name="kudos-a-distancia-otras-vías"/>
+    <w:bookmarkEnd w:id="89"/>
+    <w:bookmarkStart w:id="90" w:name="kudos-a-distancia-otras-vías"/>
     <w:p>
       <w:pPr>
         <w:pStyle w:val="Heading2"/>
@@ -7682,8 +10367,8 @@
         </w:pict>
       </w:r>
     </w:p>
-    <w:bookmarkEnd w:id="85"/>
-    <w:bookmarkStart w:id="86" w:name="mini-chequeo-4"/>
+    <w:bookmarkEnd w:id="90"/>
+    <w:bookmarkStart w:id="91" w:name="mini-chequeo-1"/>
     <w:p>
       <w:pPr>
         <w:pStyle w:val="Heading2"/>
@@ -7744,8 +10429,8 @@
         </w:pict>
       </w:r>
     </w:p>
-    <w:bookmarkEnd w:id="86"/>
-    <w:bookmarkStart w:id="87" w:name="resumen-en-3-frases-4"/>
+    <w:bookmarkEnd w:id="91"/>
+    <w:bookmarkStart w:id="92" w:name="resumen-en-3-frases-4"/>
     <w:p>
       <w:pPr>
         <w:pStyle w:val="Heading2"/>
@@ -7797,8 +10482,8 @@
         </w:pict>
       </w:r>
     </w:p>
-    <w:bookmarkEnd w:id="87"/>
-    <w:bookmarkStart w:id="88" w:name="vocabulario-rápido-4"/>
+    <w:bookmarkEnd w:id="92"/>
+    <w:bookmarkStart w:id="93" w:name="vocabulario-rápido-4"/>
     <w:p>
       <w:pPr>
         <w:pStyle w:val="Heading2"/>
@@ -7868,7 +10553,7 @@
       <w:r>
         <w:t xml:space="preserve"> </w:t>
       </w:r>
-      <w:hyperlink r:id="rId34">
+      <w:hyperlink r:id="rId36">
         <w:r>
           <w:rPr>
             <w:rStyle w:val="Hyperlink"/>
@@ -7926,8 +10611,8 @@
         <w:t xml:space="preserve">Tu sesión en 50 minutos (próximamente)</w:t>
       </w:r>
     </w:p>
-    <w:bookmarkEnd w:id="88"/>
-    <w:bookmarkEnd w:id="89"/>
+    <w:bookmarkEnd w:id="93"/>
+    <w:bookmarkEnd w:id="94"/>
     <w:sectPr>
       <w:footnotePr>
         <w:numRestart w:val="eachSect"/>
@@ -8302,34 +10987,7 @@
     <w:abstractNumId w:val="991"/>
   </w:num>
   <w:num w:numId="1007">
-    <w:abstractNumId w:val="99411"/>
-    <w:lvlOverride w:ilvl="0">
-      <w:startOverride w:val="1"/>
-    </w:lvlOverride>
-    <w:lvlOverride w:ilvl="1">
-      <w:startOverride w:val="1"/>
-    </w:lvlOverride>
-    <w:lvlOverride w:ilvl="2">
-      <w:startOverride w:val="1"/>
-    </w:lvlOverride>
-    <w:lvlOverride w:ilvl="3">
-      <w:startOverride w:val="1"/>
-    </w:lvlOverride>
-    <w:lvlOverride w:ilvl="4">
-      <w:startOverride w:val="1"/>
-    </w:lvlOverride>
-    <w:lvlOverride w:ilvl="5">
-      <w:startOverride w:val="1"/>
-    </w:lvlOverride>
-    <w:lvlOverride w:ilvl="6">
-      <w:startOverride w:val="1"/>
-    </w:lvlOverride>
-    <w:lvlOverride w:ilvl="7">
-      <w:startOverride w:val="1"/>
-    </w:lvlOverride>
-    <w:lvlOverride w:ilvl="8">
-      <w:startOverride w:val="1"/>
-    </w:lvlOverride>
+    <w:abstractNumId w:val="991"/>
   </w:num>
   <w:num w:numId="1008">
     <w:abstractNumId w:val="99411"/>
@@ -8422,9 +11080,6 @@
     </w:lvlOverride>
   </w:num>
   <w:num w:numId="1011">
-    <w:abstractNumId w:val="991"/>
-  </w:num>
-  <w:num w:numId="1012">
     <w:abstractNumId w:val="99411"/>
     <w:lvlOverride w:ilvl="0">
       <w:startOverride w:val="1"/>
@@ -8453,6 +11108,9 @@
     <w:lvlOverride w:ilvl="8">
       <w:startOverride w:val="1"/>
     </w:lvlOverride>
+  </w:num>
+  <w:num w:numId="1012">
+    <w:abstractNumId w:val="991"/>
   </w:num>
   <w:num w:numId="1013">
     <w:abstractNumId w:val="99411"/>

--- a/docx/09-kudo-cards/09-kudo-cards.docx
+++ b/docx/09-kudo-cards/09-kudo-cards.docx
@@ -28,7 +28,7 @@
         </w:p>
       </w:sdtContent>
     </w:sdt>
-    <w:bookmarkStart w:id="19" w:name="kudo-cards-guía-y-banco"/>
+    <w:bookmarkStart w:id="20" w:name="kudo-cards-guía-y-banco"/>
     <w:p>
       <w:pPr>
         <w:pStyle w:val="Heading1"/>
@@ -95,6 +95,41 @@
       </w:r>
       <w:r>
         <w:t xml:space="preserve">→ …</w:t>
+      </w:r>
+    </w:p>
+    <w:p>
+      <w:pPr>
+        <w:pStyle w:val="BlockText"/>
+      </w:pPr>
+      <w:r>
+        <w:t xml:space="preserve">🖨️</w:t>
+      </w:r>
+      <w:r>
+        <w:t xml:space="preserve"> </w:t>
+      </w:r>
+      <w:r>
+        <w:rPr>
+          <w:b/>
+          <w:bCs/>
+        </w:rPr>
+        <w:t xml:space="preserve">¿En papel?</w:t>
+      </w:r>
+      <w:r>
+        <w:t xml:space="preserve"> </w:t>
+      </w:r>
+      <w:hyperlink r:id="rId9">
+        <w:r>
+          <w:rPr>
+            <w:rStyle w:val="Hyperlink"/>
+          </w:rPr>
+          <w:t xml:space="preserve">Imprimir unidad completa</w:t>
+        </w:r>
+      </w:hyperlink>
+      <w:r>
+        <w:t xml:space="preserve"> </w:t>
+      </w:r>
+      <w:r>
+        <w:t xml:space="preserve">— índice + todas las fichas, con salto de página.</w:t>
       </w:r>
     </w:p>
     <w:p>
@@ -164,7 +199,7 @@
         </w:pict>
       </w:r>
     </w:p>
-    <w:bookmarkStart w:id="9" w:name="objetivo-de-la-unidad"/>
+    <w:bookmarkStart w:id="10" w:name="objetivo-de-la-unidad"/>
     <w:p>
       <w:pPr>
         <w:pStyle w:val="Heading2"/>
@@ -268,8 +303,8 @@
         </w:pict>
       </w:r>
     </w:p>
-    <w:bookmarkEnd w:id="9"/>
-    <w:bookmarkStart w:id="15" w:name="mapa-de-la-unidad"/>
+    <w:bookmarkEnd w:id="10"/>
+    <w:bookmarkStart w:id="16" w:name="mapa-de-la-unidad"/>
     <w:p>
       <w:pPr>
         <w:pStyle w:val="Heading2"/>
@@ -335,7 +370,7 @@
             <w:pPr>
               <w:pStyle w:val="Compact"/>
             </w:pPr>
-            <w:hyperlink r:id="rId10">
+            <w:hyperlink r:id="rId11">
               <w:r>
                 <w:rPr>
                   <w:rStyle w:val="Hyperlink"/>
@@ -387,7 +422,7 @@
             <w:pPr>
               <w:pStyle w:val="Compact"/>
             </w:pPr>
-            <w:hyperlink r:id="rId11">
+            <w:hyperlink r:id="rId12">
               <w:r>
                 <w:rPr>
                   <w:rStyle w:val="Hyperlink"/>
@@ -427,7 +462,7 @@
             <w:pPr>
               <w:pStyle w:val="Compact"/>
             </w:pPr>
-            <w:hyperlink r:id="rId12">
+            <w:hyperlink r:id="rId13">
               <w:r>
                 <w:rPr>
                   <w:rStyle w:val="Hyperlink"/>
@@ -467,7 +502,7 @@
             <w:pPr>
               <w:pStyle w:val="Compact"/>
             </w:pPr>
-            <w:hyperlink r:id="rId13">
+            <w:hyperlink r:id="rId14">
               <w:r>
                 <w:rPr>
                   <w:rStyle w:val="Hyperlink"/>
@@ -507,7 +542,7 @@
             <w:pPr>
               <w:pStyle w:val="Compact"/>
             </w:pPr>
-            <w:hyperlink r:id="rId14">
+            <w:hyperlink r:id="rId15">
               <w:r>
                 <w:rPr>
                   <w:rStyle w:val="Hyperlink"/>
@@ -548,8 +583,8 @@
         </w:pict>
       </w:r>
     </w:p>
-    <w:bookmarkEnd w:id="15"/>
-    <w:bookmarkStart w:id="16" w:name="actividades-y-juegos-de-la-unidad"/>
+    <w:bookmarkEnd w:id="16"/>
+    <w:bookmarkStart w:id="17" w:name="actividades-y-juegos-de-la-unidad"/>
     <w:p>
       <w:pPr>
         <w:pStyle w:val="Heading2"/>
@@ -603,8 +638,8 @@
         </w:pict>
       </w:r>
     </w:p>
-    <w:bookmarkEnd w:id="16"/>
-    <w:bookmarkStart w:id="18" w:name="por-dónde-empiezo"/>
+    <w:bookmarkEnd w:id="17"/>
+    <w:bookmarkStart w:id="19" w:name="por-dónde-empiezo"/>
     <w:p>
       <w:pPr>
         <w:pStyle w:val="Heading2"/>
@@ -627,7 +662,7 @@
       <w:r>
         <w:t xml:space="preserve"> </w:t>
       </w:r>
-      <w:hyperlink r:id="rId10">
+      <w:hyperlink r:id="rId11">
         <w:r>
           <w:rPr>
             <w:rStyle w:val="Hyperlink"/>
@@ -653,7 +688,7 @@
       <w:r>
         <w:t xml:space="preserve"> </w:t>
       </w:r>
-      <w:hyperlink r:id="rId11">
+      <w:hyperlink r:id="rId12">
         <w:r>
           <w:rPr>
             <w:rStyle w:val="Hyperlink"/>
@@ -679,7 +714,7 @@
       <w:r>
         <w:t xml:space="preserve"> </w:t>
       </w:r>
-      <w:hyperlink r:id="rId13">
+      <w:hyperlink r:id="rId14">
         <w:r>
           <w:rPr>
             <w:rStyle w:val="Hyperlink"/>
@@ -705,7 +740,7 @@
       <w:r>
         <w:t xml:space="preserve"> </w:t>
       </w:r>
-      <w:hyperlink r:id="rId14">
+      <w:hyperlink r:id="rId15">
         <w:r>
           <w:rPr>
             <w:rStyle w:val="Hyperlink"/>
@@ -731,7 +766,7 @@
       <w:r>
         <w:t xml:space="preserve"> </w:t>
       </w:r>
-      <w:hyperlink r:id="rId10">
+      <w:hyperlink r:id="rId11">
         <w:r>
           <w:rPr>
             <w:rStyle w:val="Hyperlink"/>
@@ -758,7 +793,7 @@
         </w:rPr>
         <w:t xml:space="preserve"> </w:t>
       </w:r>
-      <w:hyperlink r:id="rId17">
+      <w:hyperlink r:id="rId18">
         <w:r>
           <w:rPr>
             <w:rStyle w:val="Hyperlink"/>
@@ -773,19 +808,12 @@
           <w:b/>
           <w:bCs/>
         </w:rPr>
-        <w:t xml:space="preserve"> </w:t>
-      </w:r>
-      <w:r>
-        <w:rPr>
-          <w:b/>
-          <w:bCs/>
-        </w:rPr>
-        <w:t xml:space="preserve">(próximamente).</w:t>
-      </w:r>
-    </w:p>
-    <w:bookmarkEnd w:id="18"/>
+        <w:t xml:space="preserve">.</w:t>
+      </w:r>
+    </w:p>
     <w:bookmarkEnd w:id="19"/>
-    <w:bookmarkStart w:id="38" w:name="qué-son-y-las-6-reglas-de-oro"/>
+    <w:bookmarkEnd w:id="20"/>
+    <w:bookmarkStart w:id="39" w:name="qué-son-y-las-6-reglas-de-oro"/>
     <w:p>
       <w:pPr>
         <w:pStyle w:val="Heading1"/>
@@ -861,7 +889,7 @@
         </w:pict>
       </w:r>
     </w:p>
-    <w:bookmarkStart w:id="20" w:name="en-corto"/>
+    <w:bookmarkStart w:id="21" w:name="en-corto"/>
     <w:p>
       <w:pPr>
         <w:pStyle w:val="Heading2"/>
@@ -914,8 +942,8 @@
         </w:pict>
       </w:r>
     </w:p>
-    <w:bookmarkEnd w:id="20"/>
-    <w:bookmarkStart w:id="21" w:name="qué-es-un-kudo-y-de-dónde-sale"/>
+    <w:bookmarkEnd w:id="21"/>
+    <w:bookmarkStart w:id="22" w:name="qué-es-un-kudo-y-de-dónde-sale"/>
     <w:p>
       <w:pPr>
         <w:pStyle w:val="Heading2"/>
@@ -1063,7 +1091,7 @@
       <w:r>
         <w:t xml:space="preserve"> </w:t>
       </w:r>
-      <w:hyperlink r:id="rId11">
+      <w:hyperlink r:id="rId12">
         <w:r>
           <w:rPr>
             <w:rStyle w:val="Hyperlink"/>
@@ -1169,8 +1197,8 @@
         </w:pict>
       </w:r>
     </w:p>
-    <w:bookmarkEnd w:id="21"/>
-    <w:bookmarkStart w:id="22" w:name="X09afbf753141d1c77d65d38a5012f377c55831b"/>
+    <w:bookmarkEnd w:id="22"/>
+    <w:bookmarkStart w:id="23" w:name="X09afbf753141d1c77d65d38a5012f377c55831b"/>
     <w:p>
       <w:pPr>
         <w:pStyle w:val="Heading2"/>
@@ -1528,8 +1556,8 @@
         </w:pict>
       </w:r>
     </w:p>
-    <w:bookmarkEnd w:id="22"/>
-    <w:bookmarkStart w:id="23" w:name="kudo-reconocimiento-no-premio"/>
+    <w:bookmarkEnd w:id="23"/>
+    <w:bookmarkStart w:id="24" w:name="kudo-reconocimiento-no-premio"/>
     <w:p>
       <w:pPr>
         <w:pStyle w:val="Heading2"/>
@@ -1635,7 +1663,7 @@
       <w:r>
         <w:t xml:space="preserve"> </w:t>
       </w:r>
-      <w:hyperlink r:id="rId12">
+      <w:hyperlink r:id="rId13">
         <w:r>
           <w:rPr>
             <w:rStyle w:val="Hyperlink"/>
@@ -1682,8 +1710,8 @@
         </w:pict>
       </w:r>
     </w:p>
-    <w:bookmarkEnd w:id="23"/>
-    <w:bookmarkStart w:id="30" w:name="las-6-reglas-de-oro"/>
+    <w:bookmarkEnd w:id="24"/>
+    <w:bookmarkStart w:id="31" w:name="las-6-reglas-de-oro"/>
     <w:p>
       <w:pPr>
         <w:pStyle w:val="Heading2"/>
@@ -1713,7 +1741,7 @@
         <w:t xml:space="preserve">🥇 Las 6 reglas de oro — y los 3 asesinos del kudo</w:t>
       </w:r>
     </w:p>
-    <w:bookmarkStart w:id="24" w:name="nada-de-kudos-prometidos-por-adelantado"/>
+    <w:bookmarkStart w:id="25" w:name="nada-de-kudos-prometidos-por-adelantado"/>
     <w:p>
       <w:pPr>
         <w:pStyle w:val="Heading3"/>
@@ -1770,8 +1798,8 @@
         <w:t xml:space="preserve">.</w:t>
       </w:r>
     </w:p>
-    <w:bookmarkEnd w:id="24"/>
-    <w:bookmarkStart w:id="25" w:name="lo-pequeño-funciona-mejor"/>
+    <w:bookmarkEnd w:id="25"/>
+    <w:bookmarkStart w:id="26" w:name="lo-pequeño-funciona-mejor"/>
     <w:p>
       <w:pPr>
         <w:pStyle w:val="Heading3"/>
@@ -1801,8 +1829,8 @@
         <w:t xml:space="preserve">, y esa expectativa nadie la sostiene.</w:t>
       </w:r>
     </w:p>
-    <w:bookmarkEnd w:id="25"/>
-    <w:bookmarkStart w:id="26" w:name="continuamente-no-una-vez"/>
+    <w:bookmarkEnd w:id="26"/>
+    <w:bookmarkStart w:id="27" w:name="continuamente-no-una-vez"/>
     <w:p>
       <w:pPr>
         <w:pStyle w:val="Heading3"/>
@@ -1837,7 +1865,7 @@
       <w:r>
         <w:t xml:space="preserve"> </w:t>
       </w:r>
-      <w:hyperlink r:id="rId13">
+      <w:hyperlink r:id="rId14">
         <w:r>
           <w:rPr>
             <w:rStyle w:val="Hyperlink"/>
@@ -1852,8 +1880,8 @@
         <w:t xml:space="preserve">está lleno: para que nunca falte munición.</w:t>
       </w:r>
     </w:p>
-    <w:bookmarkEnd w:id="26"/>
-    <w:bookmarkStart w:id="27" w:name="público-no-solo-en-privado"/>
+    <w:bookmarkEnd w:id="27"/>
+    <w:bookmarkStart w:id="28" w:name="público-no-solo-en-privado"/>
     <w:p>
       <w:pPr>
         <w:pStyle w:val="Heading3"/>
@@ -1907,8 +1935,8 @@
         <w:t xml:space="preserve">colgado en el mural cambia lo que el grupo considera valioso. En grupos con vergüenza alta se puede empezar más discreto, pero el destino final es lo público.</w:t>
       </w:r>
     </w:p>
-    <w:bookmarkEnd w:id="27"/>
-    <w:bookmarkStart w:id="28" w:name="Xbd7ec8539650d6dd2557d0ac536376de573fc26"/>
+    <w:bookmarkEnd w:id="28"/>
+    <w:bookmarkStart w:id="29" w:name="Xbd7ec8539650d6dd2557d0ac536376de573fc26"/>
     <w:p>
       <w:pPr>
         <w:pStyle w:val="Heading3"/>
@@ -1956,8 +1984,8 @@
         <w:t xml:space="preserve">, y el comportamiento es lo que se puede repetir. Los kudos por resultado se agotan; los de comportamiento se multiplican.</w:t>
       </w:r>
     </w:p>
-    <w:bookmarkEnd w:id="28"/>
-    <w:bookmarkStart w:id="29" w:name="X684cdd511fbdfcda94b49c90ea4475a29ec2e1b"/>
+    <w:bookmarkEnd w:id="29"/>
+    <w:bookmarkStart w:id="30" w:name="X684cdd511fbdfcda94b49c90ea4475a29ec2e1b"/>
     <w:p>
       <w:pPr>
         <w:pStyle w:val="Heading3"/>
@@ -1997,9 +2025,9 @@
         </w:pict>
       </w:r>
     </w:p>
-    <w:bookmarkEnd w:id="29"/>
     <w:bookmarkEnd w:id="30"/>
-    <w:bookmarkStart w:id="31" w:name="los-tres-errores-que-lo-matan"/>
+    <w:bookmarkEnd w:id="31"/>
+    <w:bookmarkStart w:id="32" w:name="los-tres-errores-que-lo-matan"/>
     <w:p>
       <w:pPr>
         <w:pStyle w:val="Heading2"/>
@@ -2197,8 +2225,8 @@
         <w:t xml:space="preserve">🏫 Grupo:</w:t>
       </w:r>
     </w:p>
-    <w:bookmarkEnd w:id="31"/>
-    <w:bookmarkStart w:id="32" w:name="a-por-ellos"/>
+    <w:bookmarkEnd w:id="32"/>
+    <w:bookmarkStart w:id="33" w:name="a-por-ellos"/>
     <w:p>
       <w:pPr>
         <w:pStyle w:val="Heading2"/>
@@ -2781,8 +2809,8 @@
         </w:pict>
       </w:r>
     </w:p>
-    <w:bookmarkEnd w:id="32"/>
-    <w:bookmarkStart w:id="33" w:name="mini-dinámica-el-kudo-relámpago-5-min"/>
+    <w:bookmarkEnd w:id="33"/>
+    <w:bookmarkStart w:id="34" w:name="mini-dinámica-el-kudo-relámpago-5-min"/>
     <w:p>
       <w:pPr>
         <w:pStyle w:val="Heading2"/>
@@ -2862,8 +2890,8 @@
         </w:pict>
       </w:r>
     </w:p>
-    <w:bookmarkEnd w:id="33"/>
-    <w:bookmarkStart w:id="34" w:name="soluciones-y-pistas"/>
+    <w:bookmarkEnd w:id="34"/>
+    <w:bookmarkStart w:id="35" w:name="soluciones-y-pistas"/>
     <w:p>
       <w:pPr>
         <w:pStyle w:val="Heading2"/>
@@ -3011,8 +3039,8 @@
         </w:pict>
       </w:r>
     </w:p>
-    <w:bookmarkEnd w:id="34"/>
-    <w:bookmarkStart w:id="35" w:name="resumen-en-3-frases"/>
+    <w:bookmarkEnd w:id="35"/>
+    <w:bookmarkStart w:id="36" w:name="resumen-en-3-frases"/>
     <w:p>
       <w:pPr>
         <w:pStyle w:val="Heading2"/>
@@ -3064,8 +3092,8 @@
         </w:pict>
       </w:r>
     </w:p>
-    <w:bookmarkEnd w:id="35"/>
-    <w:bookmarkStart w:id="37" w:name="vocabulario-rápido"/>
+    <w:bookmarkEnd w:id="36"/>
+    <w:bookmarkStart w:id="38" w:name="vocabulario-rápido"/>
     <w:p>
       <w:pPr>
         <w:pStyle w:val="Heading2"/>
@@ -3210,7 +3238,7 @@
       <w:r>
         <w:t xml:space="preserve"> </w:t>
       </w:r>
-      <w:hyperlink r:id="rId36">
+      <w:hyperlink r:id="rId37">
         <w:r>
           <w:rPr>
             <w:rStyle w:val="Hyperlink"/>
@@ -3237,7 +3265,7 @@
       <w:r>
         <w:t xml:space="preserve"> </w:t>
       </w:r>
-      <w:hyperlink r:id="rId36">
+      <w:hyperlink r:id="rId37">
         <w:r>
           <w:rPr>
             <w:rStyle w:val="Hyperlink"/>
@@ -3264,7 +3292,7 @@
       <w:r>
         <w:t xml:space="preserve"> </w:t>
       </w:r>
-      <w:hyperlink r:id="rId11">
+      <w:hyperlink r:id="rId12">
         <w:r>
           <w:rPr>
             <w:rStyle w:val="Hyperlink"/>
@@ -3273,9 +3301,9 @@
         </w:r>
       </w:hyperlink>
     </w:p>
-    <w:bookmarkEnd w:id="37"/>
     <w:bookmarkEnd w:id="38"/>
-    <w:bookmarkStart w:id="56" w:name="la-caja-o-el-mural"/>
+    <w:bookmarkEnd w:id="39"/>
+    <w:bookmarkStart w:id="57" w:name="la-caja-o-el-mural"/>
     <w:p>
       <w:pPr>
         <w:pStyle w:val="Heading1"/>
@@ -3339,7 +3367,7 @@
         </w:pict>
       </w:r>
     </w:p>
-    <w:bookmarkStart w:id="39" w:name="en-corto-1"/>
+    <w:bookmarkStart w:id="40" w:name="en-corto-1"/>
     <w:p>
       <w:pPr>
         <w:pStyle w:val="Heading2"/>
@@ -3408,8 +3436,8 @@
         </w:pict>
       </w:r>
     </w:p>
-    <w:bookmarkEnd w:id="39"/>
-    <w:bookmarkStart w:id="40" w:name="X2aef17c5022f589f65eb5072f1953a86e0e8564"/>
+    <w:bookmarkEnd w:id="40"/>
+    <w:bookmarkStart w:id="41" w:name="X2aef17c5022f589f65eb5072f1953a86e0e8564"/>
     <w:p>
       <w:pPr>
         <w:pStyle w:val="Heading2"/>
@@ -3509,8 +3537,8 @@
         </w:pict>
       </w:r>
     </w:p>
-    <w:bookmarkEnd w:id="40"/>
-    <w:bookmarkStart w:id="41" w:name="la-kudo-box-la-caja-de-los-gracias"/>
+    <w:bookmarkEnd w:id="41"/>
+    <w:bookmarkStart w:id="42" w:name="la-kudo-box-la-caja-de-los-gracias"/>
     <w:p>
       <w:pPr>
         <w:pStyle w:val="Heading2"/>
@@ -3859,8 +3887,8 @@
         </w:pict>
       </w:r>
     </w:p>
-    <w:bookmarkEnd w:id="41"/>
-    <w:bookmarkStart w:id="42" w:name="el-kudo-wall-el-mural-visible"/>
+    <w:bookmarkEnd w:id="42"/>
+    <w:bookmarkStart w:id="43" w:name="el-kudo-wall-el-mural-visible"/>
     <w:p>
       <w:pPr>
         <w:pStyle w:val="Heading2"/>
@@ -4031,8 +4059,8 @@
         </w:pict>
       </w:r>
     </w:p>
-    <w:bookmarkEnd w:id="42"/>
-    <w:bookmarkStart w:id="43" w:name="box-wall-o-las-dos"/>
+    <w:bookmarkEnd w:id="43"/>
+    <w:bookmarkStart w:id="44" w:name="box-wall-o-las-dos"/>
     <w:p>
       <w:pPr>
         <w:pStyle w:val="Heading2"/>
@@ -4294,7 +4322,7 @@
       <w:r>
         <w:t xml:space="preserve"> </w:t>
       </w:r>
-      <w:hyperlink r:id="rId13">
+      <w:hyperlink r:id="rId14">
         <w:r>
           <w:rPr>
             <w:rStyle w:val="Hyperlink"/>
@@ -4332,8 +4360,8 @@
         </w:pict>
       </w:r>
     </w:p>
-    <w:bookmarkEnd w:id="43"/>
-    <w:bookmarkStart w:id="49" w:name="las-5-reglas-del-banco"/>
+    <w:bookmarkEnd w:id="44"/>
+    <w:bookmarkStart w:id="50" w:name="las-5-reglas-del-banco"/>
     <w:p>
       <w:pPr>
         <w:pStyle w:val="Heading2"/>
@@ -4359,7 +4387,7 @@
         <w:t xml:space="preserve">:</w:t>
       </w:r>
     </w:p>
-    <w:bookmarkStart w:id="44" w:name="rotación-que-no-siempre-reciba-el-mismo"/>
+    <w:bookmarkStart w:id="45" w:name="rotación-que-no-siempre-reciba-el-mismo"/>
     <w:p>
       <w:pPr>
         <w:pStyle w:val="Heading3"/>
@@ -4402,8 +4430,8 @@
         <w:t xml:space="preserve">: una regla práctica es que, al terminar la ronda, todo el mundo haya recibido al menos una y nadie más de dos.</w:t>
       </w:r>
     </w:p>
-    <w:bookmarkEnd w:id="44"/>
-    <w:bookmarkStart w:id="45" w:name="el-anónimo-solo-cuando-hay-tensión"/>
+    <w:bookmarkEnd w:id="45"/>
+    <w:bookmarkStart w:id="46" w:name="el-anónimo-solo-cuando-hay-tensión"/>
     <w:p>
       <w:pPr>
         <w:pStyle w:val="Heading3"/>
@@ -4554,8 +4582,8 @@
         <w:t xml:space="preserve">: es el modo de arranque. Si el grupo funciona, la firma vuelve sola.</w:t>
       </w:r>
     </w:p>
-    <w:bookmarkEnd w:id="45"/>
-    <w:bookmarkStart w:id="46" w:name="nunca-de-apariencia-ni-de-nota"/>
+    <w:bookmarkEnd w:id="46"/>
+    <w:bookmarkStart w:id="47" w:name="nunca-de-apariencia-ni-de-nota"/>
     <w:p>
       <w:pPr>
         <w:pStyle w:val="Heading3"/>
@@ -4638,8 +4666,8 @@
         <w:t xml:space="preserve">).</w:t>
       </w:r>
     </w:p>
-    <w:bookmarkEnd w:id="46"/>
-    <w:bookmarkStart w:id="47" w:name="cantidad-libre-no-por-turno"/>
+    <w:bookmarkEnd w:id="47"/>
+    <w:bookmarkStart w:id="48" w:name="cantidad-libre-no-por-turno"/>
     <w:p>
       <w:pPr>
         <w:pStyle w:val="Heading3"/>
@@ -4658,7 +4686,7 @@
       <w:r>
         <w:t xml:space="preserve"> </w:t>
       </w:r>
-      <w:hyperlink r:id="rId10">
+      <w:hyperlink r:id="rId11">
         <w:r>
           <w:rPr>
             <w:rStyle w:val="Hyperlink"/>
@@ -4688,7 +4716,7 @@
       <w:r>
         <w:t xml:space="preserve"> </w:t>
       </w:r>
-      <w:hyperlink r:id="rId12">
+      <w:hyperlink r:id="rId13">
         <w:r>
           <w:rPr>
             <w:rStyle w:val="Hyperlink"/>
@@ -4700,8 +4728,8 @@
         <w:t xml:space="preserve">).</w:t>
       </w:r>
     </w:p>
-    <w:bookmarkEnd w:id="47"/>
-    <w:bookmarkStart w:id="48" w:name="el-kudo-también-sale-de-la-caja"/>
+    <w:bookmarkEnd w:id="48"/>
+    <w:bookmarkStart w:id="49" w:name="el-kudo-también-sale-de-la-caja"/>
     <w:p>
       <w:pPr>
         <w:pStyle w:val="Heading3"/>
@@ -4733,7 +4761,7 @@
       <w:r>
         <w:t xml:space="preserve"> </w:t>
       </w:r>
-      <w:hyperlink r:id="rId14">
+      <w:hyperlink r:id="rId15">
         <w:r>
           <w:rPr>
             <w:rStyle w:val="Hyperlink"/>
@@ -4755,9 +4783,9 @@
         </w:pict>
       </w:r>
     </w:p>
-    <w:bookmarkEnd w:id="48"/>
     <w:bookmarkEnd w:id="49"/>
-    <w:bookmarkStart w:id="50" w:name="cómo-imprimir-las-tarjetas"/>
+    <w:bookmarkEnd w:id="50"/>
+    <w:bookmarkStart w:id="51" w:name="cómo-imprimir-las-tarjetas"/>
     <w:p>
       <w:pPr>
         <w:pStyle w:val="Heading2"/>
@@ -4776,7 +4804,7 @@
       <w:r>
         <w:t xml:space="preserve"> </w:t>
       </w:r>
-      <w:hyperlink r:id="rId13">
+      <w:hyperlink r:id="rId14">
         <w:r>
           <w:rPr>
             <w:rStyle w:val="Hyperlink"/>
@@ -4891,8 +4919,8 @@
         <w:t xml:space="preserve">🏫 Grupo:</w:t>
       </w:r>
     </w:p>
-    <w:bookmarkEnd w:id="50"/>
-    <w:bookmarkStart w:id="51" w:name="a-por-ellos-1"/>
+    <w:bookmarkEnd w:id="51"/>
+    <w:bookmarkStart w:id="52" w:name="a-por-ellos-1"/>
     <w:p>
       <w:pPr>
         <w:pStyle w:val="Heading2"/>
@@ -5416,8 +5444,8 @@
         </w:pict>
       </w:r>
     </w:p>
-    <w:bookmarkEnd w:id="51"/>
-    <w:bookmarkStart w:id="52" w:name="Xa66326e6c8fcb2368d6a1f9c0a91998c189ed0c"/>
+    <w:bookmarkEnd w:id="52"/>
+    <w:bookmarkStart w:id="53" w:name="Xa66326e6c8fcb2368d6a1f9c0a91998c189ed0c"/>
     <w:p>
       <w:pPr>
         <w:pStyle w:val="Heading2"/>
@@ -5506,8 +5534,8 @@
         </w:pict>
       </w:r>
     </w:p>
-    <w:bookmarkEnd w:id="52"/>
-    <w:bookmarkStart w:id="53" w:name="soluciones-y-pistas-1"/>
+    <w:bookmarkEnd w:id="53"/>
+    <w:bookmarkStart w:id="54" w:name="soluciones-y-pistas-1"/>
     <w:p>
       <w:pPr>
         <w:pStyle w:val="Heading2"/>
@@ -5649,8 +5677,8 @@
         </w:pict>
       </w:r>
     </w:p>
-    <w:bookmarkEnd w:id="53"/>
-    <w:bookmarkStart w:id="54" w:name="resumen-en-3-frases-1"/>
+    <w:bookmarkEnd w:id="54"/>
+    <w:bookmarkStart w:id="55" w:name="resumen-en-3-frases-1"/>
     <w:p>
       <w:pPr>
         <w:pStyle w:val="Heading2"/>
@@ -5711,8 +5739,8 @@
         </w:pict>
       </w:r>
     </w:p>
-    <w:bookmarkEnd w:id="54"/>
-    <w:bookmarkStart w:id="55" w:name="vocabulario-rápido-1"/>
+    <w:bookmarkEnd w:id="55"/>
+    <w:bookmarkStart w:id="56" w:name="vocabulario-rápido-1"/>
     <w:p>
       <w:pPr>
         <w:pStyle w:val="Heading2"/>
@@ -5826,7 +5854,7 @@
       <w:r>
         <w:t xml:space="preserve"> </w:t>
       </w:r>
-      <w:hyperlink r:id="rId36">
+      <w:hyperlink r:id="rId37">
         <w:r>
           <w:rPr>
             <w:rStyle w:val="Hyperlink"/>
@@ -5853,7 +5881,7 @@
       <w:r>
         <w:t xml:space="preserve"> </w:t>
       </w:r>
-      <w:hyperlink r:id="rId10">
+      <w:hyperlink r:id="rId11">
         <w:r>
           <w:rPr>
             <w:rStyle w:val="Hyperlink"/>
@@ -5880,7 +5908,7 @@
       <w:r>
         <w:t xml:space="preserve"> </w:t>
       </w:r>
-      <w:hyperlink r:id="rId12">
+      <w:hyperlink r:id="rId13">
         <w:r>
           <w:rPr>
             <w:rStyle w:val="Hyperlink"/>
@@ -5889,9 +5917,9 @@
         </w:r>
       </w:hyperlink>
     </w:p>
-    <w:bookmarkEnd w:id="55"/>
     <w:bookmarkEnd w:id="56"/>
-    <w:bookmarkStart w:id="73" w:name="cómo-escribir-un-kudo"/>
+    <w:bookmarkEnd w:id="57"/>
+    <w:bookmarkStart w:id="74" w:name="cómo-escribir-un-kudo"/>
     <w:p>
       <w:pPr>
         <w:pStyle w:val="Heading1"/>
@@ -5955,7 +5983,7 @@
         </w:pict>
       </w:r>
     </w:p>
-    <w:bookmarkStart w:id="57" w:name="en-corto-2"/>
+    <w:bookmarkStart w:id="58" w:name="en-corto-2"/>
     <w:p>
       <w:pPr>
         <w:pStyle w:val="Heading2"/>
@@ -5992,8 +6020,8 @@
         </w:pict>
       </w:r>
     </w:p>
-    <w:bookmarkEnd w:id="57"/>
-    <w:bookmarkStart w:id="58" w:name="la-fórmula-del-buen-kudo"/>
+    <w:bookmarkEnd w:id="58"/>
+    <w:bookmarkStart w:id="59" w:name="la-fórmula-del-buen-kudo"/>
     <w:p>
       <w:pPr>
         <w:pStyle w:val="Heading2"/>
@@ -6297,8 +6325,8 @@
         </w:pict>
       </w:r>
     </w:p>
-    <w:bookmarkEnd w:id="58"/>
-    <w:bookmarkStart w:id="59" w:name="el-fail-de-dani-el-kudo-genérico"/>
+    <w:bookmarkEnd w:id="59"/>
+    <w:bookmarkStart w:id="60" w:name="el-fail-de-dani-el-kudo-genérico"/>
     <w:p>
       <w:pPr>
         <w:pStyle w:val="Heading2"/>
@@ -6507,8 +6535,8 @@
         </w:pict>
       </w:r>
     </w:p>
-    <w:bookmarkEnd w:id="59"/>
-    <w:bookmarkStart w:id="64" w:name="plantillas-para-rellenar"/>
+    <w:bookmarkEnd w:id="60"/>
+    <w:bookmarkStart w:id="65" w:name="plantillas-para-rellenar"/>
     <w:p>
       <w:pPr>
         <w:pStyle w:val="Heading2"/>
@@ -6527,7 +6555,7 @@
       <w:r>
         <w:t xml:space="preserve"> </w:t>
       </w:r>
-      <w:hyperlink r:id="rId13">
+      <w:hyperlink r:id="rId14">
         <w:r>
           <w:rPr>
             <w:rStyle w:val="Hyperlink"/>
@@ -6558,7 +6586,7 @@
         <w:t xml:space="preserve">con estas plantillas:</w:t>
       </w:r>
     </w:p>
-    <w:bookmarkStart w:id="60" w:name="la-plantilla-maestra"/>
+    <w:bookmarkStart w:id="61" w:name="la-plantilla-maestra"/>
     <w:p>
       <w:pPr>
         <w:pStyle w:val="Heading3"/>
@@ -6698,8 +6726,8 @@
         <w:t xml:space="preserve">(firma, si el grupo ya funciona)</w:t>
       </w:r>
     </w:p>
-    <w:bookmarkEnd w:id="60"/>
-    <w:bookmarkStart w:id="61" w:name="la-de-la-profe"/>
+    <w:bookmarkEnd w:id="61"/>
+    <w:bookmarkStart w:id="62" w:name="la-de-la-profe"/>
     <w:p>
       <w:pPr>
         <w:pStyle w:val="Heading3"/>
@@ -6754,7 +6782,7 @@
         </w:rPr>
         <w:t xml:space="preserve"> </w:t>
       </w:r>
-      <w:hyperlink r:id="rId14">
+      <w:hyperlink r:id="rId15">
         <w:r>
           <w:rPr>
             <w:rStyle w:val="Hyperlink"/>
@@ -6772,8 +6800,8 @@
         <w:t xml:space="preserve">)</w:t>
       </w:r>
     </w:p>
-    <w:bookmarkEnd w:id="61"/>
-    <w:bookmarkStart w:id="62" w:name="la-de-una-frase-para-tarjetas-pequeñas"/>
+    <w:bookmarkEnd w:id="62"/>
+    <w:bookmarkStart w:id="63" w:name="la-de-una-frase-para-tarjetas-pequeñas"/>
     <w:p>
       <w:pPr>
         <w:pStyle w:val="Heading3"/>
@@ -6822,8 +6850,8 @@
         <w:t xml:space="preserve">Gracias por ____________________ porque ____________________.</w:t>
       </w:r>
     </w:p>
-    <w:bookmarkEnd w:id="62"/>
-    <w:bookmarkStart w:id="63" w:name="la-de-grupo-varias-firmas"/>
+    <w:bookmarkEnd w:id="63"/>
+    <w:bookmarkStart w:id="64" w:name="la-de-grupo-varias-firmas"/>
     <w:p>
       <w:pPr>
         <w:pStyle w:val="Heading3"/>
@@ -6904,9 +6932,9 @@
         </w:pict>
       </w:r>
     </w:p>
-    <w:bookmarkEnd w:id="63"/>
     <w:bookmarkEnd w:id="64"/>
-    <w:bookmarkStart w:id="65" w:name="X6d3c3e09e446c22360d03deace60f74b011c511"/>
+    <w:bookmarkEnd w:id="65"/>
+    <w:bookmarkStart w:id="66" w:name="X6d3c3e09e446c22360d03deace60f74b011c511"/>
     <w:p>
       <w:pPr>
         <w:pStyle w:val="Heading2"/>
@@ -6967,7 +6995,7 @@
       <w:r>
         <w:t xml:space="preserve"> </w:t>
       </w:r>
-      <w:hyperlink r:id="rId13">
+      <w:hyperlink r:id="rId14">
         <w:r>
           <w:rPr>
             <w:rStyle w:val="Hyperlink"/>
@@ -7214,8 +7242,8 @@
         <w:t xml:space="preserve">🏫 Grupo:</w:t>
       </w:r>
     </w:p>
-    <w:bookmarkEnd w:id="65"/>
-    <w:bookmarkStart w:id="66" w:name="a-por-ellos-2"/>
+    <w:bookmarkEnd w:id="66"/>
+    <w:bookmarkStart w:id="67" w:name="a-por-ellos-2"/>
     <w:p>
       <w:pPr>
         <w:pStyle w:val="Heading2"/>
@@ -7643,8 +7671,8 @@
         </w:pict>
       </w:r>
     </w:p>
-    <w:bookmarkEnd w:id="66"/>
-    <w:bookmarkStart w:id="67" w:name="reto-mental"/>
+    <w:bookmarkEnd w:id="67"/>
+    <w:bookmarkStart w:id="68" w:name="reto-mental"/>
     <w:p>
       <w:pPr>
         <w:pStyle w:val="Heading2"/>
@@ -7829,8 +7857,8 @@
         </w:pict>
       </w:r>
     </w:p>
-    <w:bookmarkEnd w:id="67"/>
-    <w:bookmarkStart w:id="68" w:name="logros-de-la-unidad"/>
+    <w:bookmarkEnd w:id="68"/>
+    <w:bookmarkStart w:id="69" w:name="logros-de-la-unidad"/>
     <w:p>
       <w:pPr>
         <w:pStyle w:val="Heading2"/>
@@ -7987,8 +8015,8 @@
         </w:pict>
       </w:r>
     </w:p>
-    <w:bookmarkEnd w:id="68"/>
-    <w:bookmarkStart w:id="69" w:name="dudas-de-10-segundos"/>
+    <w:bookmarkEnd w:id="69"/>
+    <w:bookmarkStart w:id="70" w:name="dudas-de-10-segundos"/>
     <w:p>
       <w:pPr>
         <w:pStyle w:val="Heading2"/>
@@ -8063,8 +8091,8 @@
         </w:pict>
       </w:r>
     </w:p>
-    <w:bookmarkEnd w:id="69"/>
-    <w:bookmarkStart w:id="70" w:name="poscréditos"/>
+    <w:bookmarkEnd w:id="70"/>
+    <w:bookmarkStart w:id="71" w:name="poscréditos"/>
     <w:p>
       <w:pPr>
         <w:pStyle w:val="Heading2"/>
@@ -8163,8 +8191,8 @@
         </w:pict>
       </w:r>
     </w:p>
-    <w:bookmarkEnd w:id="70"/>
-    <w:bookmarkStart w:id="71" w:name="resumen-en-3-frases-2"/>
+    <w:bookmarkEnd w:id="71"/>
+    <w:bookmarkStart w:id="72" w:name="resumen-en-3-frases-2"/>
     <w:p>
       <w:pPr>
         <w:pStyle w:val="Heading2"/>
@@ -8228,8 +8256,8 @@
         </w:pict>
       </w:r>
     </w:p>
-    <w:bookmarkEnd w:id="71"/>
-    <w:bookmarkStart w:id="72" w:name="vocabulario-rápido-2"/>
+    <w:bookmarkEnd w:id="72"/>
+    <w:bookmarkStart w:id="73" w:name="vocabulario-rápido-2"/>
     <w:p>
       <w:pPr>
         <w:pStyle w:val="Heading2"/>
@@ -8336,7 +8364,7 @@
       <w:r>
         <w:t xml:space="preserve"> </w:t>
       </w:r>
-      <w:hyperlink r:id="rId36">
+      <w:hyperlink r:id="rId37">
         <w:r>
           <w:rPr>
             <w:rStyle w:val="Hyperlink"/>
@@ -8363,7 +8391,7 @@
       <w:r>
         <w:t xml:space="preserve"> </w:t>
       </w:r>
-      <w:hyperlink r:id="rId11">
+      <w:hyperlink r:id="rId12">
         <w:r>
           <w:rPr>
             <w:rStyle w:val="Hyperlink"/>
@@ -8390,7 +8418,7 @@
       <w:r>
         <w:t xml:space="preserve"> </w:t>
       </w:r>
-      <w:hyperlink r:id="rId13">
+      <w:hyperlink r:id="rId14">
         <w:r>
           <w:rPr>
             <w:rStyle w:val="Hyperlink"/>
@@ -8399,9 +8427,9 @@
         </w:r>
       </w:hyperlink>
     </w:p>
-    <w:bookmarkEnd w:id="72"/>
     <w:bookmarkEnd w:id="73"/>
-    <w:bookmarkStart w:id="86" w:name="banco-de-tarjetas"/>
+    <w:bookmarkEnd w:id="74"/>
+    <w:bookmarkStart w:id="87" w:name="banco-de-tarjetas"/>
     <w:p>
       <w:pPr>
         <w:pStyle w:val="Heading1"/>
@@ -8465,7 +8493,7 @@
         </w:pict>
       </w:r>
     </w:p>
-    <w:bookmarkStart w:id="82" w:name="en-corto-3"/>
+    <w:bookmarkStart w:id="83" w:name="en-corto-3"/>
     <w:p>
       <w:pPr>
         <w:pStyle w:val="Heading2"/>
@@ -8559,7 +8587,7 @@
         </w:pict>
       </w:r>
     </w:p>
-    <w:bookmarkStart w:id="74" w:name="gracias-por-ayudar"/>
+    <w:bookmarkStart w:id="75" w:name="gracias-por-ayudar"/>
     <w:p>
       <w:pPr>
         <w:pStyle w:val="Heading3"/>
@@ -8703,8 +8731,8 @@
         </w:tc>
       </w:tr>
     </w:tbl>
-    <w:bookmarkEnd w:id="74"/>
-    <w:bookmarkStart w:id="75" w:name="esfuerzo"/>
+    <w:bookmarkEnd w:id="75"/>
+    <w:bookmarkStart w:id="76" w:name="esfuerzo"/>
     <w:p>
       <w:pPr>
         <w:pStyle w:val="Heading3"/>
@@ -8860,8 +8888,8 @@
         </w:tc>
       </w:tr>
     </w:tbl>
-    <w:bookmarkEnd w:id="75"/>
-    <w:bookmarkStart w:id="76" w:name="trabajo-bien-hecho"/>
+    <w:bookmarkEnd w:id="76"/>
+    <w:bookmarkStart w:id="77" w:name="trabajo-bien-hecho"/>
     <w:p>
       <w:pPr>
         <w:pStyle w:val="Heading3"/>
@@ -9005,8 +9033,8 @@
         </w:tc>
       </w:tr>
     </w:tbl>
-    <w:bookmarkEnd w:id="76"/>
-    <w:bookmarkStart w:id="77" w:name="gracias-por-darme-sitio"/>
+    <w:bookmarkEnd w:id="77"/>
+    <w:bookmarkStart w:id="78" w:name="gracias-por-darme-sitio"/>
     <w:p>
       <w:pPr>
         <w:pStyle w:val="Heading3"/>
@@ -9150,8 +9178,8 @@
         </w:tc>
       </w:tr>
     </w:tbl>
-    <w:bookmarkEnd w:id="77"/>
-    <w:bookmarkStart w:id="78" w:name="me-atreví-y-lo-apoyaste"/>
+    <w:bookmarkEnd w:id="78"/>
+    <w:bookmarkStart w:id="79" w:name="me-atreví-y-lo-apoyaste"/>
     <w:p>
       <w:pPr>
         <w:pStyle w:val="Heading3"/>
@@ -9283,8 +9311,8 @@
         </w:tc>
       </w:tr>
     </w:tbl>
-    <w:bookmarkEnd w:id="78"/>
-    <w:bookmarkStart w:id="79" w:name="defendiste-sin-insultar"/>
+    <w:bookmarkEnd w:id="79"/>
+    <w:bookmarkStart w:id="80" w:name="defendiste-sin-insultar"/>
     <w:p>
       <w:pPr>
         <w:pStyle w:val="Heading3"/>
@@ -9428,8 +9456,8 @@
         </w:tc>
       </w:tr>
     </w:tbl>
-    <w:bookmarkEnd w:id="79"/>
-    <w:bookmarkStart w:id="80" w:name="buen-rollo"/>
+    <w:bookmarkEnd w:id="80"/>
+    <w:bookmarkStart w:id="81" w:name="buen-rollo"/>
     <w:p>
       <w:pPr>
         <w:pStyle w:val="Heading3"/>
@@ -9561,8 +9589,8 @@
         </w:tc>
       </w:tr>
     </w:tbl>
-    <w:bookmarkEnd w:id="80"/>
-    <w:bookmarkStart w:id="81" w:name="disculpas-y-reparaciones"/>
+    <w:bookmarkEnd w:id="81"/>
+    <w:bookmarkStart w:id="82" w:name="disculpas-y-reparaciones"/>
     <w:p>
       <w:pPr>
         <w:pStyle w:val="Heading3"/>
@@ -9665,9 +9693,9 @@
         </w:pict>
       </w:r>
     </w:p>
-    <w:bookmarkEnd w:id="81"/>
     <w:bookmarkEnd w:id="82"/>
-    <w:bookmarkStart w:id="83" w:name="mini-chequeo"/>
+    <w:bookmarkEnd w:id="83"/>
+    <w:bookmarkStart w:id="84" w:name="mini-chequeo"/>
     <w:p>
       <w:pPr>
         <w:pStyle w:val="Heading2"/>
@@ -9728,8 +9756,8 @@
         </w:pict>
       </w:r>
     </w:p>
-    <w:bookmarkEnd w:id="83"/>
-    <w:bookmarkStart w:id="84" w:name="resumen-en-3-frases-3"/>
+    <w:bookmarkEnd w:id="84"/>
+    <w:bookmarkStart w:id="85" w:name="resumen-en-3-frases-3"/>
     <w:p>
       <w:pPr>
         <w:pStyle w:val="Heading2"/>
@@ -9781,8 +9809,8 @@
         </w:pict>
       </w:r>
     </w:p>
-    <w:bookmarkEnd w:id="84"/>
-    <w:bookmarkStart w:id="85" w:name="vocabulario-rápido-3"/>
+    <w:bookmarkEnd w:id="85"/>
+    <w:bookmarkStart w:id="86" w:name="vocabulario-rápido-3"/>
     <w:p>
       <w:pPr>
         <w:pStyle w:val="Heading2"/>
@@ -9867,7 +9895,7 @@
       <w:r>
         <w:t xml:space="preserve"> </w:t>
       </w:r>
-      <w:hyperlink r:id="rId36">
+      <w:hyperlink r:id="rId37">
         <w:r>
           <w:rPr>
             <w:rStyle w:val="Hyperlink"/>
@@ -9894,7 +9922,7 @@
       <w:r>
         <w:t xml:space="preserve"> </w:t>
       </w:r>
-      <w:hyperlink r:id="rId12">
+      <w:hyperlink r:id="rId13">
         <w:r>
           <w:rPr>
             <w:rStyle w:val="Hyperlink"/>
@@ -9921,7 +9949,7 @@
       <w:r>
         <w:t xml:space="preserve"> </w:t>
       </w:r>
-      <w:hyperlink r:id="rId14">
+      <w:hyperlink r:id="rId15">
         <w:r>
           <w:rPr>
             <w:rStyle w:val="Hyperlink"/>
@@ -9930,9 +9958,9 @@
         </w:r>
       </w:hyperlink>
     </w:p>
-    <w:bookmarkEnd w:id="85"/>
     <w:bookmarkEnd w:id="86"/>
-    <w:bookmarkStart w:id="94" w:name="tu-kudo-en-digital"/>
+    <w:bookmarkEnd w:id="87"/>
+    <w:bookmarkStart w:id="95" w:name="tu-kudo-en-digital"/>
     <w:p>
       <w:pPr>
         <w:pStyle w:val="Heading1"/>
@@ -9996,7 +10024,7 @@
         </w:pict>
       </w:r>
     </w:p>
-    <w:bookmarkStart w:id="87" w:name="en-corto-4"/>
+    <w:bookmarkStart w:id="88" w:name="en-corto-4"/>
     <w:p>
       <w:pPr>
         <w:pStyle w:val="Heading2"/>
@@ -10030,8 +10058,8 @@
         </w:pict>
       </w:r>
     </w:p>
-    <w:bookmarkEnd w:id="87"/>
-    <w:bookmarkStart w:id="89" w:name="herramienta-crea-y-envía-tu-kudo"/>
+    <w:bookmarkEnd w:id="88"/>
+    <w:bookmarkStart w:id="90" w:name="herramienta-crea-y-envía-tu-kudo"/>
     <w:p>
       <w:pPr>
         <w:pStyle w:val="Heading2"/>
@@ -10194,7 +10222,7 @@
         <w:t xml:space="preserve">🖨️ Imprimir tarjeta</w:t>
       </w:r>
     </w:p>
-    <w:bookmarkStart w:id="88" w:name="k-preview"/>
+    <w:bookmarkStart w:id="89" w:name="k-preview"/>
     <w:p>
       <w:pPr>
         <w:pStyle w:val="BodyText"/>
@@ -10203,7 +10231,7 @@
         <w:t xml:space="preserve">Vista previa del kudo…</w:t>
       </w:r>
     </w:p>
-    <w:bookmarkEnd w:id="88"/>
+    <w:bookmarkEnd w:id="89"/>
     <w:p>
       <w:pPr>
         <w:pStyle w:val="BlockText"/>
@@ -10251,8 +10279,8 @@
         </w:pict>
       </w:r>
     </w:p>
-    <w:bookmarkEnd w:id="89"/>
-    <w:bookmarkStart w:id="90" w:name="kudos-a-distancia-otras-vías"/>
+    <w:bookmarkEnd w:id="90"/>
+    <w:bookmarkStart w:id="91" w:name="kudos-a-distancia-otras-vías"/>
     <w:p>
       <w:pPr>
         <w:pStyle w:val="Heading2"/>
@@ -10367,8 +10395,8 @@
         </w:pict>
       </w:r>
     </w:p>
-    <w:bookmarkEnd w:id="90"/>
-    <w:bookmarkStart w:id="91" w:name="mini-chequeo-1"/>
+    <w:bookmarkEnd w:id="91"/>
+    <w:bookmarkStart w:id="92" w:name="mini-chequeo-1"/>
     <w:p>
       <w:pPr>
         <w:pStyle w:val="Heading2"/>
@@ -10429,8 +10457,8 @@
         </w:pict>
       </w:r>
     </w:p>
-    <w:bookmarkEnd w:id="91"/>
-    <w:bookmarkStart w:id="92" w:name="resumen-en-3-frases-4"/>
+    <w:bookmarkEnd w:id="92"/>
+    <w:bookmarkStart w:id="93" w:name="resumen-en-3-frases-4"/>
     <w:p>
       <w:pPr>
         <w:pStyle w:val="Heading2"/>
@@ -10482,8 +10510,8 @@
         </w:pict>
       </w:r>
     </w:p>
-    <w:bookmarkEnd w:id="92"/>
-    <w:bookmarkStart w:id="93" w:name="vocabulario-rápido-4"/>
+    <w:bookmarkEnd w:id="93"/>
+    <w:bookmarkStart w:id="94" w:name="vocabulario-rápido-4"/>
     <w:p>
       <w:pPr>
         <w:pStyle w:val="Heading2"/>
@@ -10553,7 +10581,7 @@
       <w:r>
         <w:t xml:space="preserve"> </w:t>
       </w:r>
-      <w:hyperlink r:id="rId36">
+      <w:hyperlink r:id="rId37">
         <w:r>
           <w:rPr>
             <w:rStyle w:val="Hyperlink"/>
@@ -10580,7 +10608,7 @@
       <w:r>
         <w:t xml:space="preserve"> </w:t>
       </w:r>
-      <w:hyperlink r:id="rId13">
+      <w:hyperlink r:id="rId14">
         <w:r>
           <w:rPr>
             <w:rStyle w:val="Hyperlink"/>
@@ -10611,8 +10639,8 @@
         <w:t xml:space="preserve">Tu sesión en 50 minutos (próximamente)</w:t>
       </w:r>
     </w:p>
-    <w:bookmarkEnd w:id="93"/>
     <w:bookmarkEnd w:id="94"/>
+    <w:bookmarkEnd w:id="95"/>
     <w:sectPr>
       <w:footnotePr>
         <w:numRestart w:val="eachSect"/>

--- a/docx/09-kudo-cards/09-kudo-cards.docx
+++ b/docx/09-kudo-cards/09-kudo-cards.docx
@@ -813,7 +813,7 @@
     </w:p>
     <w:bookmarkEnd w:id="19"/>
     <w:bookmarkEnd w:id="20"/>
-    <w:bookmarkStart w:id="39" w:name="qué-son-y-las-6-reglas-de-oro"/>
+    <w:bookmarkStart w:id="42" w:name="qué-son-y-las-6-reglas-de-oro"/>
     <w:p>
       <w:pPr>
         <w:pStyle w:val="Heading1"/>
@@ -1711,7 +1711,7 @@
       </w:r>
     </w:p>
     <w:bookmarkEnd w:id="24"/>
-    <w:bookmarkStart w:id="31" w:name="las-6-reglas-de-oro"/>
+    <w:bookmarkStart w:id="34" w:name="las-6-reglas-de-oro"/>
     <w:p>
       <w:pPr>
         <w:pStyle w:val="Heading2"/>
@@ -1730,18 +1730,60 @@
     </w:p>
     <w:p>
       <w:pPr>
-        <w:pStyle w:val="BodyText"/>
-      </w:pPr>
-    </w:p>
-    <w:p>
-      <w:pPr>
-        <w:pStyle w:val="BodyText"/>
+        <w:pStyle w:val="CaptionedFigure"/>
+      </w:pPr>
+      <w:r>
+        <w:drawing>
+          <wp:inline>
+            <wp:extent cx="5334000" cy="2489200"/>
+            <wp:effectExtent b="0" l="0" r="0" t="0"/>
+            <wp:docPr descr="🥇 Las 6 reglas de oro — y los 3 asesinos del kudo" title="" id="26" name="Picture"/>
+            <a:graphic>
+              <a:graphicData uri="http://schemas.openxmlformats.org/drawingml/2006/picture">
+                <pic:pic>
+                  <pic:nvPicPr>
+                    <pic:cNvPr descr="public/img/09-kudo-cards/01-seis-reglas.png" id="27" name="Picture"/>
+                    <pic:cNvPicPr>
+                      <a:picLocks noChangeArrowheads="1" noChangeAspect="1"/>
+                    </pic:cNvPicPr>
+                  </pic:nvPicPr>
+                  <pic:blipFill>
+                    <a:blip r:embed="rId25"/>
+                    <a:stretch>
+                      <a:fillRect/>
+                    </a:stretch>
+                  </pic:blipFill>
+                  <pic:spPr bwMode="auto">
+                    <a:xfrm>
+                      <a:off x="0" y="0"/>
+                      <a:ext cx="5334000" cy="2489200"/>
+                    </a:xfrm>
+                    <a:prstGeom prst="rect">
+                      <a:avLst/>
+                    </a:prstGeom>
+                    <a:noFill/>
+                    <a:ln w="9525">
+                      <a:noFill/>
+                      <a:headEnd/>
+                      <a:tailEnd/>
+                    </a:ln>
+                  </pic:spPr>
+                </pic:pic>
+              </a:graphicData>
+            </a:graphic>
+          </wp:inline>
+        </w:drawing>
+      </w:r>
+    </w:p>
+    <w:p>
+      <w:pPr>
+        <w:pStyle w:val="ImageCaption"/>
       </w:pPr>
       <w:r>
         <w:t xml:space="preserve">🥇 Las 6 reglas de oro — y los 3 asesinos del kudo</w:t>
       </w:r>
     </w:p>
-    <w:bookmarkStart w:id="25" w:name="nada-de-kudos-prometidos-por-adelantado"/>
+    <w:bookmarkStart w:id="28" w:name="nada-de-kudos-prometidos-por-adelantado"/>
     <w:p>
       <w:pPr>
         <w:pStyle w:val="Heading3"/>
@@ -1798,8 +1840,8 @@
         <w:t xml:space="preserve">.</w:t>
       </w:r>
     </w:p>
-    <w:bookmarkEnd w:id="25"/>
-    <w:bookmarkStart w:id="26" w:name="lo-pequeño-funciona-mejor"/>
+    <w:bookmarkEnd w:id="28"/>
+    <w:bookmarkStart w:id="29" w:name="lo-pequeño-funciona-mejor"/>
     <w:p>
       <w:pPr>
         <w:pStyle w:val="Heading3"/>
@@ -1829,8 +1871,8 @@
         <w:t xml:space="preserve">, y esa expectativa nadie la sostiene.</w:t>
       </w:r>
     </w:p>
-    <w:bookmarkEnd w:id="26"/>
-    <w:bookmarkStart w:id="27" w:name="continuamente-no-una-vez"/>
+    <w:bookmarkEnd w:id="29"/>
+    <w:bookmarkStart w:id="30" w:name="continuamente-no-una-vez"/>
     <w:p>
       <w:pPr>
         <w:pStyle w:val="Heading3"/>
@@ -1880,8 +1922,8 @@
         <w:t xml:space="preserve">está lleno: para que nunca falte munición.</w:t>
       </w:r>
     </w:p>
-    <w:bookmarkEnd w:id="27"/>
-    <w:bookmarkStart w:id="28" w:name="público-no-solo-en-privado"/>
+    <w:bookmarkEnd w:id="30"/>
+    <w:bookmarkStart w:id="31" w:name="público-no-solo-en-privado"/>
     <w:p>
       <w:pPr>
         <w:pStyle w:val="Heading3"/>
@@ -1935,8 +1977,8 @@
         <w:t xml:space="preserve">colgado en el mural cambia lo que el grupo considera valioso. En grupos con vergüenza alta se puede empezar más discreto, pero el destino final es lo público.</w:t>
       </w:r>
     </w:p>
-    <w:bookmarkEnd w:id="28"/>
-    <w:bookmarkStart w:id="29" w:name="Xbd7ec8539650d6dd2557d0ac536376de573fc26"/>
+    <w:bookmarkEnd w:id="31"/>
+    <w:bookmarkStart w:id="32" w:name="Xbd7ec8539650d6dd2557d0ac536376de573fc26"/>
     <w:p>
       <w:pPr>
         <w:pStyle w:val="Heading3"/>
@@ -1984,8 +2026,8 @@
         <w:t xml:space="preserve">, y el comportamiento es lo que se puede repetir. Los kudos por resultado se agotan; los de comportamiento se multiplican.</w:t>
       </w:r>
     </w:p>
-    <w:bookmarkEnd w:id="29"/>
-    <w:bookmarkStart w:id="30" w:name="X684cdd511fbdfcda94b49c90ea4475a29ec2e1b"/>
+    <w:bookmarkEnd w:id="32"/>
+    <w:bookmarkStart w:id="33" w:name="X684cdd511fbdfcda94b49c90ea4475a29ec2e1b"/>
     <w:p>
       <w:pPr>
         <w:pStyle w:val="Heading3"/>
@@ -2025,9 +2067,9 @@
         </w:pict>
       </w:r>
     </w:p>
-    <w:bookmarkEnd w:id="30"/>
-    <w:bookmarkEnd w:id="31"/>
-    <w:bookmarkStart w:id="32" w:name="los-tres-errores-que-lo-matan"/>
+    <w:bookmarkEnd w:id="33"/>
+    <w:bookmarkEnd w:id="34"/>
+    <w:bookmarkStart w:id="35" w:name="los-tres-errores-que-lo-matan"/>
     <w:p>
       <w:pPr>
         <w:pStyle w:val="Heading2"/>
@@ -2225,8 +2267,8 @@
         <w:t xml:space="preserve">🏫 Grupo:</w:t>
       </w:r>
     </w:p>
-    <w:bookmarkEnd w:id="32"/>
-    <w:bookmarkStart w:id="33" w:name="a-por-ellos"/>
+    <w:bookmarkEnd w:id="35"/>
+    <w:bookmarkStart w:id="36" w:name="a-por-ellos"/>
     <w:p>
       <w:pPr>
         <w:pStyle w:val="Heading2"/>
@@ -2809,8 +2851,8 @@
         </w:pict>
       </w:r>
     </w:p>
-    <w:bookmarkEnd w:id="33"/>
-    <w:bookmarkStart w:id="34" w:name="mini-dinámica-el-kudo-relámpago-5-min"/>
+    <w:bookmarkEnd w:id="36"/>
+    <w:bookmarkStart w:id="37" w:name="mini-dinámica-el-kudo-relámpago-5-min"/>
     <w:p>
       <w:pPr>
         <w:pStyle w:val="Heading2"/>
@@ -2890,8 +2932,8 @@
         </w:pict>
       </w:r>
     </w:p>
-    <w:bookmarkEnd w:id="34"/>
-    <w:bookmarkStart w:id="35" w:name="soluciones-y-pistas"/>
+    <w:bookmarkEnd w:id="37"/>
+    <w:bookmarkStart w:id="38" w:name="soluciones-y-pistas"/>
     <w:p>
       <w:pPr>
         <w:pStyle w:val="Heading2"/>
@@ -3039,8 +3081,8 @@
         </w:pict>
       </w:r>
     </w:p>
-    <w:bookmarkEnd w:id="35"/>
-    <w:bookmarkStart w:id="36" w:name="resumen-en-3-frases"/>
+    <w:bookmarkEnd w:id="38"/>
+    <w:bookmarkStart w:id="39" w:name="resumen-en-3-frases"/>
     <w:p>
       <w:pPr>
         <w:pStyle w:val="Heading2"/>
@@ -3092,8 +3134,8 @@
         </w:pict>
       </w:r>
     </w:p>
-    <w:bookmarkEnd w:id="36"/>
-    <w:bookmarkStart w:id="38" w:name="vocabulario-rápido"/>
+    <w:bookmarkEnd w:id="39"/>
+    <w:bookmarkStart w:id="41" w:name="vocabulario-rápido"/>
     <w:p>
       <w:pPr>
         <w:pStyle w:val="Heading2"/>
@@ -3238,7 +3280,7 @@
       <w:r>
         <w:t xml:space="preserve"> </w:t>
       </w:r>
-      <w:hyperlink r:id="rId37">
+      <w:hyperlink r:id="rId40">
         <w:r>
           <w:rPr>
             <w:rStyle w:val="Hyperlink"/>
@@ -3265,7 +3307,7 @@
       <w:r>
         <w:t xml:space="preserve"> </w:t>
       </w:r>
-      <w:hyperlink r:id="rId37">
+      <w:hyperlink r:id="rId40">
         <w:r>
           <w:rPr>
             <w:rStyle w:val="Hyperlink"/>
@@ -3301,9 +3343,9 @@
         </w:r>
       </w:hyperlink>
     </w:p>
-    <w:bookmarkEnd w:id="38"/>
-    <w:bookmarkEnd w:id="39"/>
-    <w:bookmarkStart w:id="57" w:name="la-caja-o-el-mural"/>
+    <w:bookmarkEnd w:id="41"/>
+    <w:bookmarkEnd w:id="42"/>
+    <w:bookmarkStart w:id="63" w:name="la-caja-o-el-mural"/>
     <w:p>
       <w:pPr>
         <w:pStyle w:val="Heading1"/>
@@ -3367,7 +3409,7 @@
         </w:pict>
       </w:r>
     </w:p>
-    <w:bookmarkStart w:id="40" w:name="en-corto-1"/>
+    <w:bookmarkStart w:id="43" w:name="en-corto-1"/>
     <w:p>
       <w:pPr>
         <w:pStyle w:val="Heading2"/>
@@ -3436,8 +3478,8 @@
         </w:pict>
       </w:r>
     </w:p>
-    <w:bookmarkEnd w:id="40"/>
-    <w:bookmarkStart w:id="41" w:name="X2aef17c5022f589f65eb5072f1953a86e0e8564"/>
+    <w:bookmarkEnd w:id="43"/>
+    <w:bookmarkStart w:id="47" w:name="X2aef17c5022f589f65eb5072f1953a86e0e8564"/>
     <w:p>
       <w:pPr>
         <w:pStyle w:val="Heading2"/>
@@ -3469,12 +3511,54 @@
     </w:p>
     <w:p>
       <w:pPr>
-        <w:pStyle w:val="BodyText"/>
-      </w:pPr>
-    </w:p>
-    <w:p>
-      <w:pPr>
-        <w:pStyle w:val="BodyText"/>
+        <w:pStyle w:val="CaptionedFigure"/>
+      </w:pPr>
+      <w:r>
+        <w:drawing>
+          <wp:inline>
+            <wp:extent cx="5334000" cy="3449320"/>
+            <wp:effectExtent b="0" l="0" r="0" t="0"/>
+            <wp:docPr descr="📦🧱 Los dos destinos — y por dónde empezar según tu grupo" title="" id="45" name="Picture"/>
+            <a:graphic>
+              <a:graphicData uri="http://schemas.openxmlformats.org/drawingml/2006/picture">
+                <pic:pic>
+                  <pic:nvPicPr>
+                    <pic:cNvPr descr="public/img/09-kudo-cards/02-box-vs-wall.png" id="46" name="Picture"/>
+                    <pic:cNvPicPr>
+                      <a:picLocks noChangeArrowheads="1" noChangeAspect="1"/>
+                    </pic:cNvPicPr>
+                  </pic:nvPicPr>
+                  <pic:blipFill>
+                    <a:blip r:embed="rId44"/>
+                    <a:stretch>
+                      <a:fillRect/>
+                    </a:stretch>
+                  </pic:blipFill>
+                  <pic:spPr bwMode="auto">
+                    <a:xfrm>
+                      <a:off x="0" y="0"/>
+                      <a:ext cx="5334000" cy="3449320"/>
+                    </a:xfrm>
+                    <a:prstGeom prst="rect">
+                      <a:avLst/>
+                    </a:prstGeom>
+                    <a:noFill/>
+                    <a:ln w="9525">
+                      <a:noFill/>
+                      <a:headEnd/>
+                      <a:tailEnd/>
+                    </a:ln>
+                  </pic:spPr>
+                </pic:pic>
+              </a:graphicData>
+            </a:graphic>
+          </wp:inline>
+        </w:drawing>
+      </w:r>
+    </w:p>
+    <w:p>
+      <w:pPr>
+        <w:pStyle w:val="ImageCaption"/>
       </w:pPr>
       <w:r>
         <w:t xml:space="preserve">📦🧱 Los dos destinos — y por dónde empezar según tu grupo</w:t>
@@ -3537,8 +3621,8 @@
         </w:pict>
       </w:r>
     </w:p>
-    <w:bookmarkEnd w:id="41"/>
-    <w:bookmarkStart w:id="42" w:name="la-kudo-box-la-caja-de-los-gracias"/>
+    <w:bookmarkEnd w:id="47"/>
+    <w:bookmarkStart w:id="48" w:name="la-kudo-box-la-caja-de-los-gracias"/>
     <w:p>
       <w:pPr>
         <w:pStyle w:val="Heading2"/>
@@ -3887,8 +3971,8 @@
         </w:pict>
       </w:r>
     </w:p>
-    <w:bookmarkEnd w:id="42"/>
-    <w:bookmarkStart w:id="43" w:name="el-kudo-wall-el-mural-visible"/>
+    <w:bookmarkEnd w:id="48"/>
+    <w:bookmarkStart w:id="49" w:name="el-kudo-wall-el-mural-visible"/>
     <w:p>
       <w:pPr>
         <w:pStyle w:val="Heading2"/>
@@ -4059,8 +4143,8 @@
         </w:pict>
       </w:r>
     </w:p>
-    <w:bookmarkEnd w:id="43"/>
-    <w:bookmarkStart w:id="44" w:name="box-wall-o-las-dos"/>
+    <w:bookmarkEnd w:id="49"/>
+    <w:bookmarkStart w:id="50" w:name="box-wall-o-las-dos"/>
     <w:p>
       <w:pPr>
         <w:pStyle w:val="Heading2"/>
@@ -4360,8 +4444,8 @@
         </w:pict>
       </w:r>
     </w:p>
-    <w:bookmarkEnd w:id="44"/>
-    <w:bookmarkStart w:id="50" w:name="las-5-reglas-del-banco"/>
+    <w:bookmarkEnd w:id="50"/>
+    <w:bookmarkStart w:id="56" w:name="las-5-reglas-del-banco"/>
     <w:p>
       <w:pPr>
         <w:pStyle w:val="Heading2"/>
@@ -4387,7 +4471,7 @@
         <w:t xml:space="preserve">:</w:t>
       </w:r>
     </w:p>
-    <w:bookmarkStart w:id="45" w:name="rotación-que-no-siempre-reciba-el-mismo"/>
+    <w:bookmarkStart w:id="51" w:name="rotación-que-no-siempre-reciba-el-mismo"/>
     <w:p>
       <w:pPr>
         <w:pStyle w:val="Heading3"/>
@@ -4430,8 +4514,8 @@
         <w:t xml:space="preserve">: una regla práctica es que, al terminar la ronda, todo el mundo haya recibido al menos una y nadie más de dos.</w:t>
       </w:r>
     </w:p>
-    <w:bookmarkEnd w:id="45"/>
-    <w:bookmarkStart w:id="46" w:name="el-anónimo-solo-cuando-hay-tensión"/>
+    <w:bookmarkEnd w:id="51"/>
+    <w:bookmarkStart w:id="52" w:name="el-anónimo-solo-cuando-hay-tensión"/>
     <w:p>
       <w:pPr>
         <w:pStyle w:val="Heading3"/>
@@ -4582,8 +4666,8 @@
         <w:t xml:space="preserve">: es el modo de arranque. Si el grupo funciona, la firma vuelve sola.</w:t>
       </w:r>
     </w:p>
-    <w:bookmarkEnd w:id="46"/>
-    <w:bookmarkStart w:id="47" w:name="nunca-de-apariencia-ni-de-nota"/>
+    <w:bookmarkEnd w:id="52"/>
+    <w:bookmarkStart w:id="53" w:name="nunca-de-apariencia-ni-de-nota"/>
     <w:p>
       <w:pPr>
         <w:pStyle w:val="Heading3"/>
@@ -4666,8 +4750,8 @@
         <w:t xml:space="preserve">).</w:t>
       </w:r>
     </w:p>
-    <w:bookmarkEnd w:id="47"/>
-    <w:bookmarkStart w:id="48" w:name="cantidad-libre-no-por-turno"/>
+    <w:bookmarkEnd w:id="53"/>
+    <w:bookmarkStart w:id="54" w:name="cantidad-libre-no-por-turno"/>
     <w:p>
       <w:pPr>
         <w:pStyle w:val="Heading3"/>
@@ -4728,8 +4812,8 @@
         <w:t xml:space="preserve">).</w:t>
       </w:r>
     </w:p>
-    <w:bookmarkEnd w:id="48"/>
-    <w:bookmarkStart w:id="49" w:name="el-kudo-también-sale-de-la-caja"/>
+    <w:bookmarkEnd w:id="54"/>
+    <w:bookmarkStart w:id="55" w:name="el-kudo-también-sale-de-la-caja"/>
     <w:p>
       <w:pPr>
         <w:pStyle w:val="Heading3"/>
@@ -4783,9 +4867,9 @@
         </w:pict>
       </w:r>
     </w:p>
-    <w:bookmarkEnd w:id="49"/>
-    <w:bookmarkEnd w:id="50"/>
-    <w:bookmarkStart w:id="51" w:name="cómo-imprimir-las-tarjetas"/>
+    <w:bookmarkEnd w:id="55"/>
+    <w:bookmarkEnd w:id="56"/>
+    <w:bookmarkStart w:id="57" w:name="cómo-imprimir-las-tarjetas"/>
     <w:p>
       <w:pPr>
         <w:pStyle w:val="Heading2"/>
@@ -4919,8 +5003,8 @@
         <w:t xml:space="preserve">🏫 Grupo:</w:t>
       </w:r>
     </w:p>
-    <w:bookmarkEnd w:id="51"/>
-    <w:bookmarkStart w:id="52" w:name="a-por-ellos-1"/>
+    <w:bookmarkEnd w:id="57"/>
+    <w:bookmarkStart w:id="58" w:name="a-por-ellos-1"/>
     <w:p>
       <w:pPr>
         <w:pStyle w:val="Heading2"/>
@@ -5444,8 +5528,8 @@
         </w:pict>
       </w:r>
     </w:p>
-    <w:bookmarkEnd w:id="52"/>
-    <w:bookmarkStart w:id="53" w:name="Xa66326e6c8fcb2368d6a1f9c0a91998c189ed0c"/>
+    <w:bookmarkEnd w:id="58"/>
+    <w:bookmarkStart w:id="59" w:name="Xa66326e6c8fcb2368d6a1f9c0a91998c189ed0c"/>
     <w:p>
       <w:pPr>
         <w:pStyle w:val="Heading2"/>
@@ -5534,8 +5618,8 @@
         </w:pict>
       </w:r>
     </w:p>
-    <w:bookmarkEnd w:id="53"/>
-    <w:bookmarkStart w:id="54" w:name="soluciones-y-pistas-1"/>
+    <w:bookmarkEnd w:id="59"/>
+    <w:bookmarkStart w:id="60" w:name="soluciones-y-pistas-1"/>
     <w:p>
       <w:pPr>
         <w:pStyle w:val="Heading2"/>
@@ -5677,8 +5761,8 @@
         </w:pict>
       </w:r>
     </w:p>
-    <w:bookmarkEnd w:id="54"/>
-    <w:bookmarkStart w:id="55" w:name="resumen-en-3-frases-1"/>
+    <w:bookmarkEnd w:id="60"/>
+    <w:bookmarkStart w:id="61" w:name="resumen-en-3-frases-1"/>
     <w:p>
       <w:pPr>
         <w:pStyle w:val="Heading2"/>
@@ -5739,8 +5823,8 @@
         </w:pict>
       </w:r>
     </w:p>
-    <w:bookmarkEnd w:id="55"/>
-    <w:bookmarkStart w:id="56" w:name="vocabulario-rápido-1"/>
+    <w:bookmarkEnd w:id="61"/>
+    <w:bookmarkStart w:id="62" w:name="vocabulario-rápido-1"/>
     <w:p>
       <w:pPr>
         <w:pStyle w:val="Heading2"/>
@@ -5854,7 +5938,7 @@
       <w:r>
         <w:t xml:space="preserve"> </w:t>
       </w:r>
-      <w:hyperlink r:id="rId37">
+      <w:hyperlink r:id="rId40">
         <w:r>
           <w:rPr>
             <w:rStyle w:val="Hyperlink"/>
@@ -5917,9 +6001,9 @@
         </w:r>
       </w:hyperlink>
     </w:p>
-    <w:bookmarkEnd w:id="56"/>
-    <w:bookmarkEnd w:id="57"/>
-    <w:bookmarkStart w:id="74" w:name="cómo-escribir-un-kudo"/>
+    <w:bookmarkEnd w:id="62"/>
+    <w:bookmarkEnd w:id="63"/>
+    <w:bookmarkStart w:id="83" w:name="cómo-escribir-un-kudo"/>
     <w:p>
       <w:pPr>
         <w:pStyle w:val="Heading1"/>
@@ -5983,7 +6067,7 @@
         </w:pict>
       </w:r>
     </w:p>
-    <w:bookmarkStart w:id="58" w:name="en-corto-2"/>
+    <w:bookmarkStart w:id="64" w:name="en-corto-2"/>
     <w:p>
       <w:pPr>
         <w:pStyle w:val="Heading2"/>
@@ -6020,8 +6104,8 @@
         </w:pict>
       </w:r>
     </w:p>
-    <w:bookmarkEnd w:id="58"/>
-    <w:bookmarkStart w:id="59" w:name="la-fórmula-del-buen-kudo"/>
+    <w:bookmarkEnd w:id="64"/>
+    <w:bookmarkStart w:id="68" w:name="la-fórmula-del-buen-kudo"/>
     <w:p>
       <w:pPr>
         <w:pStyle w:val="Heading2"/>
@@ -6052,12 +6136,54 @@
     </w:p>
     <w:p>
       <w:pPr>
-        <w:pStyle w:val="BodyText"/>
-      </w:pPr>
-    </w:p>
-    <w:p>
-      <w:pPr>
-        <w:pStyle w:val="BodyText"/>
+        <w:pStyle w:val="CaptionedFigure"/>
+      </w:pPr>
+      <w:r>
+        <w:drawing>
+          <wp:inline>
+            <wp:extent cx="5334000" cy="3235960"/>
+            <wp:effectExtent b="0" l="0" r="0" t="0"/>
+            <wp:docPr descr="✍️ La fórmula — concreto + comportamiento + impacto" title="" id="66" name="Picture"/>
+            <a:graphic>
+              <a:graphicData uri="http://schemas.openxmlformats.org/drawingml/2006/picture">
+                <pic:pic>
+                  <pic:nvPicPr>
+                    <pic:cNvPr descr="public/img/09-kudo-cards/03-formula-kudo.png" id="67" name="Picture"/>
+                    <pic:cNvPicPr>
+                      <a:picLocks noChangeArrowheads="1" noChangeAspect="1"/>
+                    </pic:cNvPicPr>
+                  </pic:nvPicPr>
+                  <pic:blipFill>
+                    <a:blip r:embed="rId65"/>
+                    <a:stretch>
+                      <a:fillRect/>
+                    </a:stretch>
+                  </pic:blipFill>
+                  <pic:spPr bwMode="auto">
+                    <a:xfrm>
+                      <a:off x="0" y="0"/>
+                      <a:ext cx="5334000" cy="3235960"/>
+                    </a:xfrm>
+                    <a:prstGeom prst="rect">
+                      <a:avLst/>
+                    </a:prstGeom>
+                    <a:noFill/>
+                    <a:ln w="9525">
+                      <a:noFill/>
+                      <a:headEnd/>
+                      <a:tailEnd/>
+                    </a:ln>
+                  </pic:spPr>
+                </pic:pic>
+              </a:graphicData>
+            </a:graphic>
+          </wp:inline>
+        </w:drawing>
+      </w:r>
+    </w:p>
+    <w:p>
+      <w:pPr>
+        <w:pStyle w:val="ImageCaption"/>
       </w:pPr>
       <w:r>
         <w:t xml:space="preserve">✍️ La fórmula — concreto + comportamiento + impacto</w:t>
@@ -6325,8 +6451,8 @@
         </w:pict>
       </w:r>
     </w:p>
-    <w:bookmarkEnd w:id="59"/>
-    <w:bookmarkStart w:id="60" w:name="el-fail-de-dani-el-kudo-genérico"/>
+    <w:bookmarkEnd w:id="68"/>
+    <w:bookmarkStart w:id="69" w:name="el-fail-de-dani-el-kudo-genérico"/>
     <w:p>
       <w:pPr>
         <w:pStyle w:val="Heading2"/>
@@ -6535,8 +6661,8 @@
         </w:pict>
       </w:r>
     </w:p>
-    <w:bookmarkEnd w:id="60"/>
-    <w:bookmarkStart w:id="65" w:name="plantillas-para-rellenar"/>
+    <w:bookmarkEnd w:id="69"/>
+    <w:bookmarkStart w:id="74" w:name="plantillas-para-rellenar"/>
     <w:p>
       <w:pPr>
         <w:pStyle w:val="Heading2"/>
@@ -6586,7 +6712,7 @@
         <w:t xml:space="preserve">con estas plantillas:</w:t>
       </w:r>
     </w:p>
-    <w:bookmarkStart w:id="61" w:name="la-plantilla-maestra"/>
+    <w:bookmarkStart w:id="70" w:name="la-plantilla-maestra"/>
     <w:p>
       <w:pPr>
         <w:pStyle w:val="Heading3"/>
@@ -6726,8 +6852,8 @@
         <w:t xml:space="preserve">(firma, si el grupo ya funciona)</w:t>
       </w:r>
     </w:p>
-    <w:bookmarkEnd w:id="61"/>
-    <w:bookmarkStart w:id="62" w:name="la-de-la-profe"/>
+    <w:bookmarkEnd w:id="70"/>
+    <w:bookmarkStart w:id="71" w:name="la-de-la-profe"/>
     <w:p>
       <w:pPr>
         <w:pStyle w:val="Heading3"/>
@@ -6800,8 +6926,8 @@
         <w:t xml:space="preserve">)</w:t>
       </w:r>
     </w:p>
-    <w:bookmarkEnd w:id="62"/>
-    <w:bookmarkStart w:id="63" w:name="la-de-una-frase-para-tarjetas-pequeñas"/>
+    <w:bookmarkEnd w:id="71"/>
+    <w:bookmarkStart w:id="72" w:name="la-de-una-frase-para-tarjetas-pequeñas"/>
     <w:p>
       <w:pPr>
         <w:pStyle w:val="Heading3"/>
@@ -6850,8 +6976,8 @@
         <w:t xml:space="preserve">Gracias por ____________________ porque ____________________.</w:t>
       </w:r>
     </w:p>
-    <w:bookmarkEnd w:id="63"/>
-    <w:bookmarkStart w:id="64" w:name="la-de-grupo-varias-firmas"/>
+    <w:bookmarkEnd w:id="72"/>
+    <w:bookmarkStart w:id="73" w:name="la-de-grupo-varias-firmas"/>
     <w:p>
       <w:pPr>
         <w:pStyle w:val="Heading3"/>
@@ -6932,9 +7058,9 @@
         </w:pict>
       </w:r>
     </w:p>
-    <w:bookmarkEnd w:id="64"/>
-    <w:bookmarkEnd w:id="65"/>
-    <w:bookmarkStart w:id="66" w:name="X6d3c3e09e446c22360d03deace60f74b011c511"/>
+    <w:bookmarkEnd w:id="73"/>
+    <w:bookmarkEnd w:id="74"/>
+    <w:bookmarkStart w:id="75" w:name="X6d3c3e09e446c22360d03deace60f74b011c511"/>
     <w:p>
       <w:pPr>
         <w:pStyle w:val="Heading2"/>
@@ -7242,8 +7368,8 @@
         <w:t xml:space="preserve">🏫 Grupo:</w:t>
       </w:r>
     </w:p>
-    <w:bookmarkEnd w:id="66"/>
-    <w:bookmarkStart w:id="67" w:name="a-por-ellos-2"/>
+    <w:bookmarkEnd w:id="75"/>
+    <w:bookmarkStart w:id="76" w:name="a-por-ellos-2"/>
     <w:p>
       <w:pPr>
         <w:pStyle w:val="Heading2"/>
@@ -7671,8 +7797,8 @@
         </w:pict>
       </w:r>
     </w:p>
-    <w:bookmarkEnd w:id="67"/>
-    <w:bookmarkStart w:id="68" w:name="reto-mental"/>
+    <w:bookmarkEnd w:id="76"/>
+    <w:bookmarkStart w:id="77" w:name="reto-mental"/>
     <w:p>
       <w:pPr>
         <w:pStyle w:val="Heading2"/>
@@ -7857,8 +7983,8 @@
         </w:pict>
       </w:r>
     </w:p>
-    <w:bookmarkEnd w:id="68"/>
-    <w:bookmarkStart w:id="69" w:name="logros-de-la-unidad"/>
+    <w:bookmarkEnd w:id="77"/>
+    <w:bookmarkStart w:id="78" w:name="logros-de-la-unidad"/>
     <w:p>
       <w:pPr>
         <w:pStyle w:val="Heading2"/>
@@ -8015,8 +8141,8 @@
         </w:pict>
       </w:r>
     </w:p>
-    <w:bookmarkEnd w:id="69"/>
-    <w:bookmarkStart w:id="70" w:name="dudas-de-10-segundos"/>
+    <w:bookmarkEnd w:id="78"/>
+    <w:bookmarkStart w:id="79" w:name="dudas-de-10-segundos"/>
     <w:p>
       <w:pPr>
         <w:pStyle w:val="Heading2"/>
@@ -8091,8 +8217,8 @@
         </w:pict>
       </w:r>
     </w:p>
-    <w:bookmarkEnd w:id="70"/>
-    <w:bookmarkStart w:id="71" w:name="poscréditos"/>
+    <w:bookmarkEnd w:id="79"/>
+    <w:bookmarkStart w:id="80" w:name="poscréditos"/>
     <w:p>
       <w:pPr>
         <w:pStyle w:val="Heading2"/>
@@ -8191,8 +8317,8 @@
         </w:pict>
       </w:r>
     </w:p>
-    <w:bookmarkEnd w:id="71"/>
-    <w:bookmarkStart w:id="72" w:name="resumen-en-3-frases-2"/>
+    <w:bookmarkEnd w:id="80"/>
+    <w:bookmarkStart w:id="81" w:name="resumen-en-3-frases-2"/>
     <w:p>
       <w:pPr>
         <w:pStyle w:val="Heading2"/>
@@ -8256,8 +8382,8 @@
         </w:pict>
       </w:r>
     </w:p>
-    <w:bookmarkEnd w:id="72"/>
-    <w:bookmarkStart w:id="73" w:name="vocabulario-rápido-2"/>
+    <w:bookmarkEnd w:id="81"/>
+    <w:bookmarkStart w:id="82" w:name="vocabulario-rápido-2"/>
     <w:p>
       <w:pPr>
         <w:pStyle w:val="Heading2"/>
@@ -8364,7 +8490,7 @@
       <w:r>
         <w:t xml:space="preserve"> </w:t>
       </w:r>
-      <w:hyperlink r:id="rId37">
+      <w:hyperlink r:id="rId40">
         <w:r>
           <w:rPr>
             <w:rStyle w:val="Hyperlink"/>
@@ -8427,9 +8553,9 @@
         </w:r>
       </w:hyperlink>
     </w:p>
-    <w:bookmarkEnd w:id="73"/>
-    <w:bookmarkEnd w:id="74"/>
-    <w:bookmarkStart w:id="87" w:name="banco-de-tarjetas"/>
+    <w:bookmarkEnd w:id="82"/>
+    <w:bookmarkEnd w:id="83"/>
+    <w:bookmarkStart w:id="96" w:name="banco-de-tarjetas"/>
     <w:p>
       <w:pPr>
         <w:pStyle w:val="Heading1"/>
@@ -8493,7 +8619,7 @@
         </w:pict>
       </w:r>
     </w:p>
-    <w:bookmarkStart w:id="83" w:name="en-corto-3"/>
+    <w:bookmarkStart w:id="92" w:name="en-corto-3"/>
     <w:p>
       <w:pPr>
         <w:pStyle w:val="Heading2"/>
@@ -8587,7 +8713,7 @@
         </w:pict>
       </w:r>
     </w:p>
-    <w:bookmarkStart w:id="75" w:name="gracias-por-ayudar"/>
+    <w:bookmarkStart w:id="84" w:name="gracias-por-ayudar"/>
     <w:p>
       <w:pPr>
         <w:pStyle w:val="Heading3"/>
@@ -8731,8 +8857,8 @@
         </w:tc>
       </w:tr>
     </w:tbl>
-    <w:bookmarkEnd w:id="75"/>
-    <w:bookmarkStart w:id="76" w:name="esfuerzo"/>
+    <w:bookmarkEnd w:id="84"/>
+    <w:bookmarkStart w:id="85" w:name="esfuerzo"/>
     <w:p>
       <w:pPr>
         <w:pStyle w:val="Heading3"/>
@@ -8888,8 +9014,8 @@
         </w:tc>
       </w:tr>
     </w:tbl>
-    <w:bookmarkEnd w:id="76"/>
-    <w:bookmarkStart w:id="77" w:name="trabajo-bien-hecho"/>
+    <w:bookmarkEnd w:id="85"/>
+    <w:bookmarkStart w:id="86" w:name="trabajo-bien-hecho"/>
     <w:p>
       <w:pPr>
         <w:pStyle w:val="Heading3"/>
@@ -9033,8 +9159,8 @@
         </w:tc>
       </w:tr>
     </w:tbl>
-    <w:bookmarkEnd w:id="77"/>
-    <w:bookmarkStart w:id="78" w:name="gracias-por-darme-sitio"/>
+    <w:bookmarkEnd w:id="86"/>
+    <w:bookmarkStart w:id="87" w:name="gracias-por-darme-sitio"/>
     <w:p>
       <w:pPr>
         <w:pStyle w:val="Heading3"/>
@@ -9178,8 +9304,8 @@
         </w:tc>
       </w:tr>
     </w:tbl>
-    <w:bookmarkEnd w:id="78"/>
-    <w:bookmarkStart w:id="79" w:name="me-atreví-y-lo-apoyaste"/>
+    <w:bookmarkEnd w:id="87"/>
+    <w:bookmarkStart w:id="88" w:name="me-atreví-y-lo-apoyaste"/>
     <w:p>
       <w:pPr>
         <w:pStyle w:val="Heading3"/>
@@ -9311,8 +9437,8 @@
         </w:tc>
       </w:tr>
     </w:tbl>
-    <w:bookmarkEnd w:id="79"/>
-    <w:bookmarkStart w:id="80" w:name="defendiste-sin-insultar"/>
+    <w:bookmarkEnd w:id="88"/>
+    <w:bookmarkStart w:id="89" w:name="defendiste-sin-insultar"/>
     <w:p>
       <w:pPr>
         <w:pStyle w:val="Heading3"/>
@@ -9456,8 +9582,8 @@
         </w:tc>
       </w:tr>
     </w:tbl>
-    <w:bookmarkEnd w:id="80"/>
-    <w:bookmarkStart w:id="81" w:name="buen-rollo"/>
+    <w:bookmarkEnd w:id="89"/>
+    <w:bookmarkStart w:id="90" w:name="buen-rollo"/>
     <w:p>
       <w:pPr>
         <w:pStyle w:val="Heading3"/>
@@ -9589,8 +9715,8 @@
         </w:tc>
       </w:tr>
     </w:tbl>
-    <w:bookmarkEnd w:id="81"/>
-    <w:bookmarkStart w:id="82" w:name="disculpas-y-reparaciones"/>
+    <w:bookmarkEnd w:id="90"/>
+    <w:bookmarkStart w:id="91" w:name="disculpas-y-reparaciones"/>
     <w:p>
       <w:pPr>
         <w:pStyle w:val="Heading3"/>
@@ -9693,9 +9819,9 @@
         </w:pict>
       </w:r>
     </w:p>
-    <w:bookmarkEnd w:id="82"/>
-    <w:bookmarkEnd w:id="83"/>
-    <w:bookmarkStart w:id="84" w:name="mini-chequeo"/>
+    <w:bookmarkEnd w:id="91"/>
+    <w:bookmarkEnd w:id="92"/>
+    <w:bookmarkStart w:id="93" w:name="mini-chequeo"/>
     <w:p>
       <w:pPr>
         <w:pStyle w:val="Heading2"/>
@@ -9756,8 +9882,8 @@
         </w:pict>
       </w:r>
     </w:p>
-    <w:bookmarkEnd w:id="84"/>
-    <w:bookmarkStart w:id="85" w:name="resumen-en-3-frases-3"/>
+    <w:bookmarkEnd w:id="93"/>
+    <w:bookmarkStart w:id="94" w:name="resumen-en-3-frases-3"/>
     <w:p>
       <w:pPr>
         <w:pStyle w:val="Heading2"/>
@@ -9809,8 +9935,8 @@
         </w:pict>
       </w:r>
     </w:p>
-    <w:bookmarkEnd w:id="85"/>
-    <w:bookmarkStart w:id="86" w:name="vocabulario-rápido-3"/>
+    <w:bookmarkEnd w:id="94"/>
+    <w:bookmarkStart w:id="95" w:name="vocabulario-rápido-3"/>
     <w:p>
       <w:pPr>
         <w:pStyle w:val="Heading2"/>
@@ -9895,7 +10021,7 @@
       <w:r>
         <w:t xml:space="preserve"> </w:t>
       </w:r>
-      <w:hyperlink r:id="rId37">
+      <w:hyperlink r:id="rId40">
         <w:r>
           <w:rPr>
             <w:rStyle w:val="Hyperlink"/>
@@ -9958,9 +10084,9 @@
         </w:r>
       </w:hyperlink>
     </w:p>
-    <w:bookmarkEnd w:id="86"/>
-    <w:bookmarkEnd w:id="87"/>
-    <w:bookmarkStart w:id="95" w:name="tu-kudo-en-digital"/>
+    <w:bookmarkEnd w:id="95"/>
+    <w:bookmarkEnd w:id="96"/>
+    <w:bookmarkStart w:id="104" w:name="tu-kudo-en-digital"/>
     <w:p>
       <w:pPr>
         <w:pStyle w:val="Heading1"/>
@@ -10024,7 +10150,7 @@
         </w:pict>
       </w:r>
     </w:p>
-    <w:bookmarkStart w:id="88" w:name="en-corto-4"/>
+    <w:bookmarkStart w:id="97" w:name="en-corto-4"/>
     <w:p>
       <w:pPr>
         <w:pStyle w:val="Heading2"/>
@@ -10058,8 +10184,8 @@
         </w:pict>
       </w:r>
     </w:p>
-    <w:bookmarkEnd w:id="88"/>
-    <w:bookmarkStart w:id="90" w:name="herramienta-crea-y-envía-tu-kudo"/>
+    <w:bookmarkEnd w:id="97"/>
+    <w:bookmarkStart w:id="99" w:name="herramienta-crea-y-envía-tu-kudo"/>
     <w:p>
       <w:pPr>
         <w:pStyle w:val="Heading2"/>
@@ -10222,7 +10348,7 @@
         <w:t xml:space="preserve">🖨️ Imprimir tarjeta</w:t>
       </w:r>
     </w:p>
-    <w:bookmarkStart w:id="89" w:name="k-preview"/>
+    <w:bookmarkStart w:id="98" w:name="k-preview"/>
     <w:p>
       <w:pPr>
         <w:pStyle w:val="BodyText"/>
@@ -10231,7 +10357,7 @@
         <w:t xml:space="preserve">Vista previa del kudo…</w:t>
       </w:r>
     </w:p>
-    <w:bookmarkEnd w:id="89"/>
+    <w:bookmarkEnd w:id="98"/>
     <w:p>
       <w:pPr>
         <w:pStyle w:val="BlockText"/>
@@ -10279,8 +10405,8 @@
         </w:pict>
       </w:r>
     </w:p>
-    <w:bookmarkEnd w:id="90"/>
-    <w:bookmarkStart w:id="91" w:name="kudos-a-distancia-otras-vías"/>
+    <w:bookmarkEnd w:id="99"/>
+    <w:bookmarkStart w:id="100" w:name="kudos-a-distancia-otras-vías"/>
     <w:p>
       <w:pPr>
         <w:pStyle w:val="Heading2"/>
@@ -10395,8 +10521,8 @@
         </w:pict>
       </w:r>
     </w:p>
-    <w:bookmarkEnd w:id="91"/>
-    <w:bookmarkStart w:id="92" w:name="mini-chequeo-1"/>
+    <w:bookmarkEnd w:id="100"/>
+    <w:bookmarkStart w:id="101" w:name="mini-chequeo-1"/>
     <w:p>
       <w:pPr>
         <w:pStyle w:val="Heading2"/>
@@ -10457,8 +10583,8 @@
         </w:pict>
       </w:r>
     </w:p>
-    <w:bookmarkEnd w:id="92"/>
-    <w:bookmarkStart w:id="93" w:name="resumen-en-3-frases-4"/>
+    <w:bookmarkEnd w:id="101"/>
+    <w:bookmarkStart w:id="102" w:name="resumen-en-3-frases-4"/>
     <w:p>
       <w:pPr>
         <w:pStyle w:val="Heading2"/>
@@ -10510,8 +10636,8 @@
         </w:pict>
       </w:r>
     </w:p>
-    <w:bookmarkEnd w:id="93"/>
-    <w:bookmarkStart w:id="94" w:name="vocabulario-rápido-4"/>
+    <w:bookmarkEnd w:id="102"/>
+    <w:bookmarkStart w:id="103" w:name="vocabulario-rápido-4"/>
     <w:p>
       <w:pPr>
         <w:pStyle w:val="Heading2"/>
@@ -10581,7 +10707,7 @@
       <w:r>
         <w:t xml:space="preserve"> </w:t>
       </w:r>
-      <w:hyperlink r:id="rId37">
+      <w:hyperlink r:id="rId40">
         <w:r>
           <w:rPr>
             <w:rStyle w:val="Hyperlink"/>
@@ -10639,8 +10765,8 @@
         <w:t xml:space="preserve">Tu sesión en 50 minutos (próximamente)</w:t>
       </w:r>
     </w:p>
-    <w:bookmarkEnd w:id="94"/>
-    <w:bookmarkEnd w:id="95"/>
+    <w:bookmarkEnd w:id="103"/>
+    <w:bookmarkEnd w:id="104"/>
     <w:sectPr>
       <w:footnotePr>
         <w:numRestart w:val="eachSect"/>
